--- a/FSD MERN - Designing and Managing Databases with MongoDB/FSD - Designing and Managing Databases with MongoDB - Day 6 - 28-04-206.docx
+++ b/FSD MERN - Designing and Managing Databases with MongoDB/FSD - Designing and Managing Databases with MongoDB - Day 6 - 28-04-206.docx
@@ -2488,13 +2488,2820 @@
           <w:lang w:val="en-US"/>
         </w:rPr>
       </w:pPr>
-    </w:p>
-    <w:p>
-      <w:pPr>
-        <w:rPr>
-          <w:lang w:val="en-US"/>
-        </w:rPr>
-      </w:pPr>
+      <w:r>
+        <w:rPr>
+          <w:lang w:val="en-US"/>
+        </w:rPr>
+        <w:t xml:space="preserve">Mongo </w:t>
+      </w:r>
+      <w:proofErr w:type="spellStart"/>
+      <w:r>
+        <w:rPr>
+          <w:lang w:val="en-US"/>
+        </w:rPr>
+        <w:t>db</w:t>
+      </w:r>
+      <w:proofErr w:type="spellEnd"/>
+      <w:r>
+        <w:rPr>
+          <w:lang w:val="en-US"/>
+        </w:rPr>
+        <w:t xml:space="preserve"> provided another function </w:t>
+      </w:r>
+      <w:proofErr w:type="spellStart"/>
+      <w:r>
+        <w:rPr>
+          <w:lang w:val="en-US"/>
+        </w:rPr>
+        <w:t>insertMany</w:t>
+      </w:r>
+      <w:proofErr w:type="spellEnd"/>
+      <w:r>
+        <w:rPr>
+          <w:lang w:val="en-US"/>
+        </w:rPr>
+        <w:t xml:space="preserve"> which </w:t>
+      </w:r>
+      <w:proofErr w:type="gramStart"/>
+      <w:r>
+        <w:rPr>
+          <w:lang w:val="en-US"/>
+        </w:rPr>
+        <w:t>help</w:t>
+      </w:r>
+      <w:proofErr w:type="gramEnd"/>
+      <w:r>
+        <w:rPr>
+          <w:lang w:val="en-US"/>
+        </w:rPr>
+        <w:t xml:space="preserve"> to insert more than one document at time. If collection </w:t>
+      </w:r>
+      <w:proofErr w:type="gramStart"/>
+      <w:r>
+        <w:rPr>
+          <w:lang w:val="en-US"/>
+        </w:rPr>
+        <w:t>present in</w:t>
+      </w:r>
+      <w:proofErr w:type="gramEnd"/>
+      <w:r>
+        <w:rPr>
+          <w:lang w:val="en-US"/>
+        </w:rPr>
+        <w:t xml:space="preserve"> insert to existing collection </w:t>
+      </w:r>
+      <w:proofErr w:type="gramStart"/>
+      <w:r>
+        <w:rPr>
+          <w:lang w:val="en-US"/>
+        </w:rPr>
+        <w:t>else</w:t>
+      </w:r>
+      <w:proofErr w:type="gramEnd"/>
+      <w:r>
+        <w:rPr>
+          <w:lang w:val="en-US"/>
+        </w:rPr>
+        <w:t xml:space="preserve"> it will create and insert. </w:t>
+      </w:r>
+    </w:p>
+    <w:p>
+      <w:pPr>
+        <w:rPr>
+          <w:lang w:val="en-US"/>
+        </w:rPr>
+      </w:pPr>
+      <w:r>
+        <w:rPr>
+          <w:lang w:val="en-US"/>
+        </w:rPr>
+        <w:t xml:space="preserve">Syntax </w:t>
+      </w:r>
+    </w:p>
+    <w:p>
+      <w:pPr>
+        <w:rPr>
+          <w:lang w:val="en-US"/>
+        </w:rPr>
+      </w:pPr>
+      <w:proofErr w:type="spellStart"/>
+      <w:proofErr w:type="gramStart"/>
+      <w:r>
+        <w:rPr>
+          <w:lang w:val="en-US"/>
+        </w:rPr>
+        <w:t>db.collectionName.insertMany</w:t>
+      </w:r>
+      <w:proofErr w:type="spellEnd"/>
+      <w:proofErr w:type="gramEnd"/>
+      <w:r>
+        <w:rPr>
+          <w:lang w:val="en-US"/>
+        </w:rPr>
+        <w:t>(</w:t>
+      </w:r>
+    </w:p>
+    <w:p>
+      <w:pPr>
+        <w:rPr>
+          <w:lang w:val="en-US"/>
+        </w:rPr>
+      </w:pPr>
+      <w:r>
+        <w:rPr>
+          <w:lang w:val="en-US"/>
+        </w:rPr>
+        <w:t>[</w:t>
+      </w:r>
+    </w:p>
+    <w:p>
+      <w:pPr>
+        <w:rPr>
+          <w:lang w:val="en-US"/>
+        </w:rPr>
+      </w:pPr>
+      <w:r>
+        <w:rPr>
+          <w:lang w:val="en-US"/>
+        </w:rPr>
+        <w:tab/>
+      </w:r>
+      <w:proofErr w:type="gramStart"/>
+      <w:r>
+        <w:rPr>
+          <w:lang w:val="en-US"/>
+        </w:rPr>
+        <w:t>{doc1},</w:t>
+      </w:r>
+      <w:proofErr w:type="gramEnd"/>
+    </w:p>
+    <w:p>
+      <w:pPr>
+        <w:rPr>
+          <w:lang w:val="en-US"/>
+        </w:rPr>
+      </w:pPr>
+      <w:r>
+        <w:rPr>
+          <w:lang w:val="en-US"/>
+        </w:rPr>
+        <w:tab/>
+      </w:r>
+      <w:proofErr w:type="gramStart"/>
+      <w:r>
+        <w:rPr>
+          <w:lang w:val="en-US"/>
+        </w:rPr>
+        <w:t>{doc2},</w:t>
+      </w:r>
+      <w:proofErr w:type="gramEnd"/>
+    </w:p>
+    <w:p>
+      <w:pPr>
+        <w:rPr>
+          <w:lang w:val="en-US"/>
+        </w:rPr>
+      </w:pPr>
+      <w:r>
+        <w:rPr>
+          <w:lang w:val="en-US"/>
+        </w:rPr>
+        <w:tab/>
+        <w:t>{doc3}</w:t>
+      </w:r>
+    </w:p>
+    <w:p>
+      <w:pPr>
+        <w:rPr>
+          <w:lang w:val="en-US"/>
+        </w:rPr>
+      </w:pPr>
+      <w:r>
+        <w:rPr>
+          <w:lang w:val="en-US"/>
+        </w:rPr>
+        <w:t>]);</w:t>
+      </w:r>
+    </w:p>
+    <w:p>
+      <w:pPr>
+        <w:rPr>
+          <w:lang w:val="en-US"/>
+        </w:rPr>
+      </w:pPr>
+    </w:p>
+    <w:p>
+      <w:pPr>
+        <w:rPr>
+          <w:lang w:val="en-US"/>
+        </w:rPr>
+      </w:pPr>
+      <w:proofErr w:type="spellStart"/>
+      <w:proofErr w:type="gramStart"/>
+      <w:r>
+        <w:rPr>
+          <w:highlight w:val="yellow"/>
+          <w:lang w:val="en-US"/>
+        </w:rPr>
+        <w:t>db.</w:t>
+      </w:r>
+      <w:r>
+        <w:rPr>
+          <w:highlight w:val="yellow"/>
+          <w:lang w:val="en-US"/>
+        </w:rPr>
+        <w:t>employees</w:t>
+      </w:r>
+      <w:proofErr w:type="gramEnd"/>
+      <w:r>
+        <w:rPr>
+          <w:highlight w:val="yellow"/>
+          <w:lang w:val="en-US"/>
+        </w:rPr>
+        <w:t>.</w:t>
+      </w:r>
+      <w:proofErr w:type="gramStart"/>
+      <w:r>
+        <w:rPr>
+          <w:highlight w:val="yellow"/>
+          <w:lang w:val="en-US"/>
+        </w:rPr>
+        <w:t>insertMany</w:t>
+      </w:r>
+      <w:proofErr w:type="spellEnd"/>
+      <w:r>
+        <w:rPr>
+          <w:lang w:val="en-US"/>
+        </w:rPr>
+        <w:t>(</w:t>
+      </w:r>
+      <w:proofErr w:type="gramEnd"/>
+      <w:r>
+        <w:rPr>
+          <w:lang w:val="en-US"/>
+        </w:rPr>
+        <w:t>[</w:t>
+      </w:r>
+    </w:p>
+    <w:p>
+      <w:pPr>
+        <w:rPr>
+          <w:lang w:val="en-US"/>
+        </w:rPr>
+      </w:pPr>
+      <w:r>
+        <w:rPr>
+          <w:lang w:val="en-US"/>
+        </w:rPr>
+        <w:t xml:space="preserve">  {</w:t>
+      </w:r>
+    </w:p>
+    <w:p>
+      <w:pPr>
+        <w:rPr>
+          <w:lang w:val="en-US"/>
+        </w:rPr>
+      </w:pPr>
+      <w:r>
+        <w:rPr>
+          <w:lang w:val="en-US"/>
+        </w:rPr>
+        <w:t xml:space="preserve">    _id: 1,</w:t>
+      </w:r>
+    </w:p>
+    <w:p>
+      <w:pPr>
+        <w:rPr>
+          <w:lang w:val="en-US"/>
+        </w:rPr>
+      </w:pPr>
+      <w:r>
+        <w:rPr>
+          <w:lang w:val="en-US"/>
+        </w:rPr>
+        <w:t xml:space="preserve">    </w:t>
+      </w:r>
+      <w:proofErr w:type="spellStart"/>
+      <w:r>
+        <w:rPr>
+          <w:lang w:val="en-US"/>
+        </w:rPr>
+        <w:t>fname</w:t>
+      </w:r>
+      <w:proofErr w:type="spellEnd"/>
+      <w:r>
+        <w:rPr>
+          <w:lang w:val="en-US"/>
+        </w:rPr>
+        <w:t>: "John",</w:t>
+      </w:r>
+    </w:p>
+    <w:p>
+      <w:pPr>
+        <w:rPr>
+          <w:lang w:val="en-US"/>
+        </w:rPr>
+      </w:pPr>
+      <w:r>
+        <w:rPr>
+          <w:lang w:val="en-US"/>
+        </w:rPr>
+        <w:t xml:space="preserve">    </w:t>
+      </w:r>
+      <w:proofErr w:type="spellStart"/>
+      <w:r>
+        <w:rPr>
+          <w:lang w:val="en-US"/>
+        </w:rPr>
+        <w:t>lname</w:t>
+      </w:r>
+      <w:proofErr w:type="spellEnd"/>
+      <w:r>
+        <w:rPr>
+          <w:lang w:val="en-US"/>
+        </w:rPr>
+        <w:t>: "Smith",</w:t>
+      </w:r>
+    </w:p>
+    <w:p>
+      <w:pPr>
+        <w:rPr>
+          <w:lang w:val="en-US"/>
+        </w:rPr>
+      </w:pPr>
+      <w:r>
+        <w:rPr>
+          <w:lang w:val="en-US"/>
+        </w:rPr>
+        <w:t xml:space="preserve">    age: 22,</w:t>
+      </w:r>
+    </w:p>
+    <w:p>
+      <w:pPr>
+        <w:rPr>
+          <w:lang w:val="en-US"/>
+        </w:rPr>
+      </w:pPr>
+      <w:r>
+        <w:rPr>
+          <w:lang w:val="en-US"/>
+        </w:rPr>
+        <w:t xml:space="preserve">    salary: 2000,</w:t>
+      </w:r>
+    </w:p>
+    <w:p>
+      <w:pPr>
+        <w:rPr>
+          <w:lang w:val="en-US"/>
+        </w:rPr>
+      </w:pPr>
+      <w:r>
+        <w:rPr>
+          <w:lang w:val="en-US"/>
+        </w:rPr>
+        <w:t xml:space="preserve">    </w:t>
+      </w:r>
+      <w:proofErr w:type="spellStart"/>
+      <w:r>
+        <w:rPr>
+          <w:lang w:val="en-US"/>
+        </w:rPr>
+        <w:t>deptId</w:t>
+      </w:r>
+      <w:proofErr w:type="spellEnd"/>
+      <w:r>
+        <w:rPr>
+          <w:lang w:val="en-US"/>
+        </w:rPr>
+        <w:t>: 101,</w:t>
+      </w:r>
+    </w:p>
+    <w:p>
+      <w:pPr>
+        <w:rPr>
+          <w:lang w:val="en-US"/>
+        </w:rPr>
+      </w:pPr>
+      <w:r>
+        <w:rPr>
+          <w:lang w:val="en-US"/>
+        </w:rPr>
+        <w:t xml:space="preserve">    city: "New York"</w:t>
+      </w:r>
+    </w:p>
+    <w:p>
+      <w:pPr>
+        <w:rPr>
+          <w:lang w:val="en-US"/>
+        </w:rPr>
+      </w:pPr>
+      <w:r>
+        <w:rPr>
+          <w:lang w:val="en-US"/>
+        </w:rPr>
+        <w:t xml:space="preserve">  },</w:t>
+      </w:r>
+    </w:p>
+    <w:p>
+      <w:pPr>
+        <w:rPr>
+          <w:lang w:val="en-US"/>
+        </w:rPr>
+      </w:pPr>
+      <w:r>
+        <w:rPr>
+          <w:lang w:val="en-US"/>
+        </w:rPr>
+        <w:t xml:space="preserve">  {</w:t>
+      </w:r>
+    </w:p>
+    <w:p>
+      <w:pPr>
+        <w:rPr>
+          <w:lang w:val="en-US"/>
+        </w:rPr>
+      </w:pPr>
+      <w:r>
+        <w:rPr>
+          <w:lang w:val="en-US"/>
+        </w:rPr>
+        <w:lastRenderedPageBreak/>
+        <w:t xml:space="preserve">    _id: 2,</w:t>
+      </w:r>
+    </w:p>
+    <w:p>
+      <w:pPr>
+        <w:rPr>
+          <w:lang w:val="en-US"/>
+        </w:rPr>
+      </w:pPr>
+      <w:r>
+        <w:rPr>
+          <w:lang w:val="en-US"/>
+        </w:rPr>
+        <w:t xml:space="preserve">    </w:t>
+      </w:r>
+      <w:proofErr w:type="spellStart"/>
+      <w:r>
+        <w:rPr>
+          <w:lang w:val="en-US"/>
+        </w:rPr>
+        <w:t>fname</w:t>
+      </w:r>
+      <w:proofErr w:type="spellEnd"/>
+      <w:r>
+        <w:rPr>
+          <w:lang w:val="en-US"/>
+        </w:rPr>
+        <w:t>: "Emily",</w:t>
+      </w:r>
+    </w:p>
+    <w:p>
+      <w:pPr>
+        <w:rPr>
+          <w:lang w:val="en-US"/>
+        </w:rPr>
+      </w:pPr>
+      <w:r>
+        <w:rPr>
+          <w:lang w:val="en-US"/>
+        </w:rPr>
+        <w:t xml:space="preserve">    </w:t>
+      </w:r>
+      <w:proofErr w:type="spellStart"/>
+      <w:r>
+        <w:rPr>
+          <w:lang w:val="en-US"/>
+        </w:rPr>
+        <w:t>lname</w:t>
+      </w:r>
+      <w:proofErr w:type="spellEnd"/>
+      <w:r>
+        <w:rPr>
+          <w:lang w:val="en-US"/>
+        </w:rPr>
+        <w:t>: "Johnson",</w:t>
+      </w:r>
+    </w:p>
+    <w:p>
+      <w:pPr>
+        <w:rPr>
+          <w:lang w:val="en-US"/>
+        </w:rPr>
+      </w:pPr>
+      <w:r>
+        <w:rPr>
+          <w:lang w:val="en-US"/>
+        </w:rPr>
+        <w:t xml:space="preserve">    age: 24,</w:t>
+      </w:r>
+    </w:p>
+    <w:p>
+      <w:pPr>
+        <w:rPr>
+          <w:lang w:val="en-US"/>
+        </w:rPr>
+      </w:pPr>
+      <w:r>
+        <w:rPr>
+          <w:lang w:val="en-US"/>
+        </w:rPr>
+        <w:t xml:space="preserve">    salary: 2500,</w:t>
+      </w:r>
+    </w:p>
+    <w:p>
+      <w:pPr>
+        <w:rPr>
+          <w:lang w:val="en-US"/>
+        </w:rPr>
+      </w:pPr>
+      <w:r>
+        <w:rPr>
+          <w:lang w:val="en-US"/>
+        </w:rPr>
+        <w:t xml:space="preserve">    </w:t>
+      </w:r>
+      <w:proofErr w:type="spellStart"/>
+      <w:r>
+        <w:rPr>
+          <w:lang w:val="en-US"/>
+        </w:rPr>
+        <w:t>deptId</w:t>
+      </w:r>
+      <w:proofErr w:type="spellEnd"/>
+      <w:r>
+        <w:rPr>
+          <w:lang w:val="en-US"/>
+        </w:rPr>
+        <w:t>: 102,</w:t>
+      </w:r>
+    </w:p>
+    <w:p>
+      <w:pPr>
+        <w:rPr>
+          <w:lang w:val="en-US"/>
+        </w:rPr>
+      </w:pPr>
+      <w:r>
+        <w:rPr>
+          <w:lang w:val="en-US"/>
+        </w:rPr>
+        <w:t xml:space="preserve">    city: "Los Angeles"</w:t>
+      </w:r>
+    </w:p>
+    <w:p>
+      <w:pPr>
+        <w:rPr>
+          <w:lang w:val="en-US"/>
+        </w:rPr>
+      </w:pPr>
+      <w:r>
+        <w:rPr>
+          <w:lang w:val="en-US"/>
+        </w:rPr>
+        <w:t xml:space="preserve">  },</w:t>
+      </w:r>
+    </w:p>
+    <w:p>
+      <w:pPr>
+        <w:rPr>
+          <w:lang w:val="en-US"/>
+        </w:rPr>
+      </w:pPr>
+      <w:r>
+        <w:rPr>
+          <w:lang w:val="en-US"/>
+        </w:rPr>
+        <w:t xml:space="preserve">  {</w:t>
+      </w:r>
+    </w:p>
+    <w:p>
+      <w:pPr>
+        <w:rPr>
+          <w:lang w:val="en-US"/>
+        </w:rPr>
+      </w:pPr>
+      <w:r>
+        <w:rPr>
+          <w:lang w:val="en-US"/>
+        </w:rPr>
+        <w:t xml:space="preserve">    _id: 3,</w:t>
+      </w:r>
+    </w:p>
+    <w:p>
+      <w:pPr>
+        <w:rPr>
+          <w:lang w:val="en-US"/>
+        </w:rPr>
+      </w:pPr>
+      <w:r>
+        <w:rPr>
+          <w:lang w:val="en-US"/>
+        </w:rPr>
+        <w:t xml:space="preserve">    </w:t>
+      </w:r>
+      <w:proofErr w:type="spellStart"/>
+      <w:r>
+        <w:rPr>
+          <w:lang w:val="en-US"/>
+        </w:rPr>
+        <w:t>fname</w:t>
+      </w:r>
+      <w:proofErr w:type="spellEnd"/>
+      <w:r>
+        <w:rPr>
+          <w:lang w:val="en-US"/>
+        </w:rPr>
+        <w:t>: "Michael",</w:t>
+      </w:r>
+    </w:p>
+    <w:p>
+      <w:pPr>
+        <w:rPr>
+          <w:lang w:val="en-US"/>
+        </w:rPr>
+      </w:pPr>
+      <w:r>
+        <w:rPr>
+          <w:lang w:val="en-US"/>
+        </w:rPr>
+        <w:t xml:space="preserve">    </w:t>
+      </w:r>
+      <w:proofErr w:type="spellStart"/>
+      <w:r>
+        <w:rPr>
+          <w:lang w:val="en-US"/>
+        </w:rPr>
+        <w:t>lname</w:t>
+      </w:r>
+      <w:proofErr w:type="spellEnd"/>
+      <w:r>
+        <w:rPr>
+          <w:lang w:val="en-US"/>
+        </w:rPr>
+        <w:t>: "Williams",</w:t>
+      </w:r>
+    </w:p>
+    <w:p>
+      <w:pPr>
+        <w:rPr>
+          <w:lang w:val="en-US"/>
+        </w:rPr>
+      </w:pPr>
+      <w:r>
+        <w:rPr>
+          <w:lang w:val="en-US"/>
+        </w:rPr>
+        <w:t xml:space="preserve">    age: 23,</w:t>
+      </w:r>
+    </w:p>
+    <w:p>
+      <w:pPr>
+        <w:rPr>
+          <w:lang w:val="en-US"/>
+        </w:rPr>
+      </w:pPr>
+      <w:r>
+        <w:rPr>
+          <w:lang w:val="en-US"/>
+        </w:rPr>
+        <w:t xml:space="preserve">    salary: 2200,</w:t>
+      </w:r>
+    </w:p>
+    <w:p>
+      <w:pPr>
+        <w:rPr>
+          <w:lang w:val="en-US"/>
+        </w:rPr>
+      </w:pPr>
+      <w:r>
+        <w:rPr>
+          <w:lang w:val="en-US"/>
+        </w:rPr>
+        <w:t xml:space="preserve">    </w:t>
+      </w:r>
+      <w:proofErr w:type="spellStart"/>
+      <w:r>
+        <w:rPr>
+          <w:lang w:val="en-US"/>
+        </w:rPr>
+        <w:t>deptId</w:t>
+      </w:r>
+      <w:proofErr w:type="spellEnd"/>
+      <w:r>
+        <w:rPr>
+          <w:lang w:val="en-US"/>
+        </w:rPr>
+        <w:t>: 103,</w:t>
+      </w:r>
+    </w:p>
+    <w:p>
+      <w:pPr>
+        <w:rPr>
+          <w:lang w:val="en-US"/>
+        </w:rPr>
+      </w:pPr>
+      <w:r>
+        <w:rPr>
+          <w:lang w:val="en-US"/>
+        </w:rPr>
+        <w:t xml:space="preserve">    city: "Chicago"</w:t>
+      </w:r>
+    </w:p>
+    <w:p>
+      <w:pPr>
+        <w:rPr>
+          <w:lang w:val="en-US"/>
+        </w:rPr>
+      </w:pPr>
+      <w:r>
+        <w:rPr>
+          <w:lang w:val="en-US"/>
+        </w:rPr>
+        <w:t xml:space="preserve">  },</w:t>
+      </w:r>
+    </w:p>
+    <w:p>
+      <w:pPr>
+        <w:rPr>
+          <w:lang w:val="en-US"/>
+        </w:rPr>
+      </w:pPr>
+      <w:r>
+        <w:rPr>
+          <w:lang w:val="en-US"/>
+        </w:rPr>
+        <w:t xml:space="preserve">  {</w:t>
+      </w:r>
+    </w:p>
+    <w:p>
+      <w:pPr>
+        <w:rPr>
+          <w:lang w:val="en-US"/>
+        </w:rPr>
+      </w:pPr>
+      <w:r>
+        <w:rPr>
+          <w:lang w:val="en-US"/>
+        </w:rPr>
+        <w:t xml:space="preserve">    _id: 4,</w:t>
+      </w:r>
+    </w:p>
+    <w:p>
+      <w:pPr>
+        <w:rPr>
+          <w:lang w:val="en-US"/>
+        </w:rPr>
+      </w:pPr>
+      <w:r>
+        <w:rPr>
+          <w:lang w:val="en-US"/>
+        </w:rPr>
+        <w:t xml:space="preserve">    </w:t>
+      </w:r>
+      <w:proofErr w:type="spellStart"/>
+      <w:r>
+        <w:rPr>
+          <w:lang w:val="en-US"/>
+        </w:rPr>
+        <w:t>fname</w:t>
+      </w:r>
+      <w:proofErr w:type="spellEnd"/>
+      <w:r>
+        <w:rPr>
+          <w:lang w:val="en-US"/>
+        </w:rPr>
+        <w:t>: "Sophia",</w:t>
+      </w:r>
+    </w:p>
+    <w:p>
+      <w:pPr>
+        <w:rPr>
+          <w:lang w:val="en-US"/>
+        </w:rPr>
+      </w:pPr>
+      <w:r>
+        <w:rPr>
+          <w:lang w:val="en-US"/>
+        </w:rPr>
+        <w:t xml:space="preserve">    </w:t>
+      </w:r>
+      <w:proofErr w:type="spellStart"/>
+      <w:r>
+        <w:rPr>
+          <w:lang w:val="en-US"/>
+        </w:rPr>
+        <w:t>lname</w:t>
+      </w:r>
+      <w:proofErr w:type="spellEnd"/>
+      <w:r>
+        <w:rPr>
+          <w:lang w:val="en-US"/>
+        </w:rPr>
+        <w:t>: "Brown",</w:t>
+      </w:r>
+    </w:p>
+    <w:p>
+      <w:pPr>
+        <w:rPr>
+          <w:lang w:val="en-US"/>
+        </w:rPr>
+      </w:pPr>
+      <w:r>
+        <w:rPr>
+          <w:lang w:val="en-US"/>
+        </w:rPr>
+        <w:t xml:space="preserve">    age: 21,</w:t>
+      </w:r>
+    </w:p>
+    <w:p>
+      <w:pPr>
+        <w:rPr>
+          <w:lang w:val="en-US"/>
+        </w:rPr>
+      </w:pPr>
+      <w:r>
+        <w:rPr>
+          <w:lang w:val="en-US"/>
+        </w:rPr>
+        <w:t xml:space="preserve">    salary: 1800,</w:t>
+      </w:r>
+    </w:p>
+    <w:p>
+      <w:pPr>
+        <w:rPr>
+          <w:lang w:val="en-US"/>
+        </w:rPr>
+      </w:pPr>
+      <w:r>
+        <w:rPr>
+          <w:lang w:val="en-US"/>
+        </w:rPr>
+        <w:t xml:space="preserve">    </w:t>
+      </w:r>
+      <w:proofErr w:type="spellStart"/>
+      <w:r>
+        <w:rPr>
+          <w:lang w:val="en-US"/>
+        </w:rPr>
+        <w:t>deptId</w:t>
+      </w:r>
+      <w:proofErr w:type="spellEnd"/>
+      <w:r>
+        <w:rPr>
+          <w:lang w:val="en-US"/>
+        </w:rPr>
+        <w:t>: 101,</w:t>
+      </w:r>
+    </w:p>
+    <w:p>
+      <w:pPr>
+        <w:rPr>
+          <w:lang w:val="en-US"/>
+        </w:rPr>
+      </w:pPr>
+      <w:r>
+        <w:rPr>
+          <w:lang w:val="en-US"/>
+        </w:rPr>
+        <w:t xml:space="preserve">    city: "Houston"</w:t>
+      </w:r>
+    </w:p>
+    <w:p>
+      <w:pPr>
+        <w:rPr>
+          <w:lang w:val="en-US"/>
+        </w:rPr>
+      </w:pPr>
+      <w:r>
+        <w:rPr>
+          <w:lang w:val="en-US"/>
+        </w:rPr>
+        <w:t xml:space="preserve">  },</w:t>
+      </w:r>
+    </w:p>
+    <w:p>
+      <w:pPr>
+        <w:rPr>
+          <w:lang w:val="en-US"/>
+        </w:rPr>
+      </w:pPr>
+      <w:r>
+        <w:rPr>
+          <w:lang w:val="en-US"/>
+        </w:rPr>
+        <w:t xml:space="preserve">  {</w:t>
+      </w:r>
+    </w:p>
+    <w:p>
+      <w:pPr>
+        <w:rPr>
+          <w:lang w:val="en-US"/>
+        </w:rPr>
+      </w:pPr>
+      <w:r>
+        <w:rPr>
+          <w:lang w:val="en-US"/>
+        </w:rPr>
+        <w:t xml:space="preserve">    _id: 5,</w:t>
+      </w:r>
+    </w:p>
+    <w:p>
+      <w:pPr>
+        <w:rPr>
+          <w:lang w:val="en-US"/>
+        </w:rPr>
+      </w:pPr>
+      <w:r>
+        <w:rPr>
+          <w:lang w:val="en-US"/>
+        </w:rPr>
+        <w:lastRenderedPageBreak/>
+        <w:t xml:space="preserve">    </w:t>
+      </w:r>
+      <w:proofErr w:type="spellStart"/>
+      <w:r>
+        <w:rPr>
+          <w:lang w:val="en-US"/>
+        </w:rPr>
+        <w:t>fname</w:t>
+      </w:r>
+      <w:proofErr w:type="spellEnd"/>
+      <w:r>
+        <w:rPr>
+          <w:lang w:val="en-US"/>
+        </w:rPr>
+        <w:t>: "James",</w:t>
+      </w:r>
+    </w:p>
+    <w:p>
+      <w:pPr>
+        <w:rPr>
+          <w:lang w:val="en-US"/>
+        </w:rPr>
+      </w:pPr>
+      <w:r>
+        <w:rPr>
+          <w:lang w:val="en-US"/>
+        </w:rPr>
+        <w:t xml:space="preserve">    </w:t>
+      </w:r>
+      <w:proofErr w:type="spellStart"/>
+      <w:r>
+        <w:rPr>
+          <w:lang w:val="en-US"/>
+        </w:rPr>
+        <w:t>lname</w:t>
+      </w:r>
+      <w:proofErr w:type="spellEnd"/>
+      <w:r>
+        <w:rPr>
+          <w:lang w:val="en-US"/>
+        </w:rPr>
+        <w:t>: "Jones",</w:t>
+      </w:r>
+    </w:p>
+    <w:p>
+      <w:pPr>
+        <w:rPr>
+          <w:lang w:val="en-US"/>
+        </w:rPr>
+      </w:pPr>
+      <w:r>
+        <w:rPr>
+          <w:lang w:val="en-US"/>
+        </w:rPr>
+        <w:t xml:space="preserve">    age: 25,</w:t>
+      </w:r>
+    </w:p>
+    <w:p>
+      <w:pPr>
+        <w:rPr>
+          <w:lang w:val="en-US"/>
+        </w:rPr>
+      </w:pPr>
+      <w:r>
+        <w:rPr>
+          <w:lang w:val="en-US"/>
+        </w:rPr>
+        <w:t xml:space="preserve">    salary: 3000,</w:t>
+      </w:r>
+    </w:p>
+    <w:p>
+      <w:pPr>
+        <w:rPr>
+          <w:lang w:val="en-US"/>
+        </w:rPr>
+      </w:pPr>
+      <w:r>
+        <w:rPr>
+          <w:lang w:val="en-US"/>
+        </w:rPr>
+        <w:t xml:space="preserve">    </w:t>
+      </w:r>
+      <w:proofErr w:type="spellStart"/>
+      <w:r>
+        <w:rPr>
+          <w:lang w:val="en-US"/>
+        </w:rPr>
+        <w:t>deptId</w:t>
+      </w:r>
+      <w:proofErr w:type="spellEnd"/>
+      <w:r>
+        <w:rPr>
+          <w:lang w:val="en-US"/>
+        </w:rPr>
+        <w:t>: 104,</w:t>
+      </w:r>
+    </w:p>
+    <w:p>
+      <w:pPr>
+        <w:rPr>
+          <w:lang w:val="en-US"/>
+        </w:rPr>
+      </w:pPr>
+      <w:r>
+        <w:rPr>
+          <w:lang w:val="en-US"/>
+        </w:rPr>
+        <w:t xml:space="preserve">    city: "Phoenix"</w:t>
+      </w:r>
+    </w:p>
+    <w:p>
+      <w:pPr>
+        <w:rPr>
+          <w:lang w:val="en-US"/>
+        </w:rPr>
+      </w:pPr>
+      <w:r>
+        <w:rPr>
+          <w:lang w:val="en-US"/>
+        </w:rPr>
+        <w:t xml:space="preserve">  },</w:t>
+      </w:r>
+    </w:p>
+    <w:p>
+      <w:pPr>
+        <w:rPr>
+          <w:lang w:val="en-US"/>
+        </w:rPr>
+      </w:pPr>
+      <w:r>
+        <w:rPr>
+          <w:lang w:val="en-US"/>
+        </w:rPr>
+        <w:t xml:space="preserve">  {</w:t>
+      </w:r>
+    </w:p>
+    <w:p>
+      <w:pPr>
+        <w:rPr>
+          <w:lang w:val="en-US"/>
+        </w:rPr>
+      </w:pPr>
+      <w:r>
+        <w:rPr>
+          <w:lang w:val="en-US"/>
+        </w:rPr>
+        <w:t xml:space="preserve">    _id: 6,</w:t>
+      </w:r>
+    </w:p>
+    <w:p>
+      <w:pPr>
+        <w:rPr>
+          <w:lang w:val="en-US"/>
+        </w:rPr>
+      </w:pPr>
+      <w:r>
+        <w:rPr>
+          <w:lang w:val="en-US"/>
+        </w:rPr>
+        <w:t xml:space="preserve">    </w:t>
+      </w:r>
+      <w:proofErr w:type="spellStart"/>
+      <w:r>
+        <w:rPr>
+          <w:lang w:val="en-US"/>
+        </w:rPr>
+        <w:t>fname</w:t>
+      </w:r>
+      <w:proofErr w:type="spellEnd"/>
+      <w:r>
+        <w:rPr>
+          <w:lang w:val="en-US"/>
+        </w:rPr>
+        <w:t>: "Olivia",</w:t>
+      </w:r>
+    </w:p>
+    <w:p>
+      <w:pPr>
+        <w:rPr>
+          <w:lang w:val="en-US"/>
+        </w:rPr>
+      </w:pPr>
+      <w:r>
+        <w:rPr>
+          <w:lang w:val="en-US"/>
+        </w:rPr>
+        <w:t xml:space="preserve">    </w:t>
+      </w:r>
+      <w:proofErr w:type="spellStart"/>
+      <w:r>
+        <w:rPr>
+          <w:lang w:val="en-US"/>
+        </w:rPr>
+        <w:t>lname</w:t>
+      </w:r>
+      <w:proofErr w:type="spellEnd"/>
+      <w:r>
+        <w:rPr>
+          <w:lang w:val="en-US"/>
+        </w:rPr>
+        <w:t>: "Garcia",</w:t>
+      </w:r>
+    </w:p>
+    <w:p>
+      <w:pPr>
+        <w:rPr>
+          <w:lang w:val="en-US"/>
+        </w:rPr>
+      </w:pPr>
+      <w:r>
+        <w:rPr>
+          <w:lang w:val="en-US"/>
+        </w:rPr>
+        <w:t xml:space="preserve">    age: 22,</w:t>
+      </w:r>
+    </w:p>
+    <w:p>
+      <w:pPr>
+        <w:rPr>
+          <w:lang w:val="en-US"/>
+        </w:rPr>
+      </w:pPr>
+      <w:r>
+        <w:rPr>
+          <w:lang w:val="en-US"/>
+        </w:rPr>
+        <w:t xml:space="preserve">    salary: 2100,</w:t>
+      </w:r>
+    </w:p>
+    <w:p>
+      <w:pPr>
+        <w:rPr>
+          <w:lang w:val="en-US"/>
+        </w:rPr>
+      </w:pPr>
+      <w:r>
+        <w:rPr>
+          <w:lang w:val="en-US"/>
+        </w:rPr>
+        <w:t xml:space="preserve">    </w:t>
+      </w:r>
+      <w:proofErr w:type="spellStart"/>
+      <w:r>
+        <w:rPr>
+          <w:lang w:val="en-US"/>
+        </w:rPr>
+        <w:t>deptId</w:t>
+      </w:r>
+      <w:proofErr w:type="spellEnd"/>
+      <w:r>
+        <w:rPr>
+          <w:lang w:val="en-US"/>
+        </w:rPr>
+        <w:t>: 102,</w:t>
+      </w:r>
+    </w:p>
+    <w:p>
+      <w:pPr>
+        <w:rPr>
+          <w:lang w:val="en-US"/>
+        </w:rPr>
+      </w:pPr>
+      <w:r>
+        <w:rPr>
+          <w:lang w:val="en-US"/>
+        </w:rPr>
+        <w:t xml:space="preserve">    city: "Philadelphia"</w:t>
+      </w:r>
+    </w:p>
+    <w:p>
+      <w:pPr>
+        <w:rPr>
+          <w:lang w:val="en-US"/>
+        </w:rPr>
+      </w:pPr>
+      <w:r>
+        <w:rPr>
+          <w:lang w:val="en-US"/>
+        </w:rPr>
+        <w:t xml:space="preserve">  },</w:t>
+      </w:r>
+    </w:p>
+    <w:p>
+      <w:pPr>
+        <w:rPr>
+          <w:lang w:val="en-US"/>
+        </w:rPr>
+      </w:pPr>
+      <w:r>
+        <w:rPr>
+          <w:lang w:val="en-US"/>
+        </w:rPr>
+        <w:t xml:space="preserve">  {</w:t>
+      </w:r>
+    </w:p>
+    <w:p>
+      <w:pPr>
+        <w:rPr>
+          <w:lang w:val="en-US"/>
+        </w:rPr>
+      </w:pPr>
+      <w:r>
+        <w:rPr>
+          <w:lang w:val="en-US"/>
+        </w:rPr>
+        <w:t xml:space="preserve">    _id: 7,</w:t>
+      </w:r>
+    </w:p>
+    <w:p>
+      <w:pPr>
+        <w:rPr>
+          <w:lang w:val="en-US"/>
+        </w:rPr>
+      </w:pPr>
+      <w:r>
+        <w:rPr>
+          <w:lang w:val="en-US"/>
+        </w:rPr>
+        <w:t xml:space="preserve">    </w:t>
+      </w:r>
+      <w:proofErr w:type="spellStart"/>
+      <w:r>
+        <w:rPr>
+          <w:lang w:val="en-US"/>
+        </w:rPr>
+        <w:t>fname</w:t>
+      </w:r>
+      <w:proofErr w:type="spellEnd"/>
+      <w:r>
+        <w:rPr>
+          <w:lang w:val="en-US"/>
+        </w:rPr>
+        <w:t>: "William",</w:t>
+      </w:r>
+    </w:p>
+    <w:p>
+      <w:pPr>
+        <w:rPr>
+          <w:lang w:val="en-US"/>
+        </w:rPr>
+      </w:pPr>
+      <w:r>
+        <w:rPr>
+          <w:lang w:val="en-US"/>
+        </w:rPr>
+        <w:t xml:space="preserve">    </w:t>
+      </w:r>
+      <w:proofErr w:type="spellStart"/>
+      <w:r>
+        <w:rPr>
+          <w:lang w:val="en-US"/>
+        </w:rPr>
+        <w:t>lname</w:t>
+      </w:r>
+      <w:proofErr w:type="spellEnd"/>
+      <w:r>
+        <w:rPr>
+          <w:lang w:val="en-US"/>
+        </w:rPr>
+        <w:t>: "Miller",</w:t>
+      </w:r>
+    </w:p>
+    <w:p>
+      <w:pPr>
+        <w:rPr>
+          <w:lang w:val="en-US"/>
+        </w:rPr>
+      </w:pPr>
+      <w:r>
+        <w:rPr>
+          <w:lang w:val="en-US"/>
+        </w:rPr>
+        <w:t xml:space="preserve">    age: 26,</w:t>
+      </w:r>
+    </w:p>
+    <w:p>
+      <w:pPr>
+        <w:rPr>
+          <w:lang w:val="en-US"/>
+        </w:rPr>
+      </w:pPr>
+      <w:r>
+        <w:rPr>
+          <w:lang w:val="en-US"/>
+        </w:rPr>
+        <w:t xml:space="preserve">    salary: 3200,</w:t>
+      </w:r>
+    </w:p>
+    <w:p>
+      <w:pPr>
+        <w:rPr>
+          <w:lang w:val="en-US"/>
+        </w:rPr>
+      </w:pPr>
+      <w:r>
+        <w:rPr>
+          <w:lang w:val="en-US"/>
+        </w:rPr>
+        <w:t xml:space="preserve">    </w:t>
+      </w:r>
+      <w:proofErr w:type="spellStart"/>
+      <w:r>
+        <w:rPr>
+          <w:lang w:val="en-US"/>
+        </w:rPr>
+        <w:t>deptId</w:t>
+      </w:r>
+      <w:proofErr w:type="spellEnd"/>
+      <w:r>
+        <w:rPr>
+          <w:lang w:val="en-US"/>
+        </w:rPr>
+        <w:t>: 103,</w:t>
+      </w:r>
+    </w:p>
+    <w:p>
+      <w:pPr>
+        <w:rPr>
+          <w:lang w:val="en-US"/>
+        </w:rPr>
+      </w:pPr>
+      <w:r>
+        <w:rPr>
+          <w:lang w:val="en-US"/>
+        </w:rPr>
+        <w:t xml:space="preserve">    city: "San Antonio"</w:t>
+      </w:r>
+    </w:p>
+    <w:p>
+      <w:pPr>
+        <w:rPr>
+          <w:lang w:val="en-US"/>
+        </w:rPr>
+      </w:pPr>
+      <w:r>
+        <w:rPr>
+          <w:lang w:val="en-US"/>
+        </w:rPr>
+        <w:t xml:space="preserve">  },</w:t>
+      </w:r>
+    </w:p>
+    <w:p>
+      <w:pPr>
+        <w:rPr>
+          <w:lang w:val="en-US"/>
+        </w:rPr>
+      </w:pPr>
+      <w:r>
+        <w:rPr>
+          <w:lang w:val="en-US"/>
+        </w:rPr>
+        <w:t xml:space="preserve">  {</w:t>
+      </w:r>
+    </w:p>
+    <w:p>
+      <w:pPr>
+        <w:rPr>
+          <w:lang w:val="en-US"/>
+        </w:rPr>
+      </w:pPr>
+      <w:r>
+        <w:rPr>
+          <w:lang w:val="en-US"/>
+        </w:rPr>
+        <w:t xml:space="preserve">    _id: 8,</w:t>
+      </w:r>
+    </w:p>
+    <w:p>
+      <w:pPr>
+        <w:rPr>
+          <w:lang w:val="en-US"/>
+        </w:rPr>
+      </w:pPr>
+      <w:r>
+        <w:rPr>
+          <w:lang w:val="en-US"/>
+        </w:rPr>
+        <w:t xml:space="preserve">    </w:t>
+      </w:r>
+      <w:proofErr w:type="spellStart"/>
+      <w:r>
+        <w:rPr>
+          <w:lang w:val="en-US"/>
+        </w:rPr>
+        <w:t>fname</w:t>
+      </w:r>
+      <w:proofErr w:type="spellEnd"/>
+      <w:r>
+        <w:rPr>
+          <w:lang w:val="en-US"/>
+        </w:rPr>
+        <w:t>: "Ava",</w:t>
+      </w:r>
+    </w:p>
+    <w:p>
+      <w:pPr>
+        <w:rPr>
+          <w:lang w:val="en-US"/>
+        </w:rPr>
+      </w:pPr>
+      <w:r>
+        <w:rPr>
+          <w:lang w:val="en-US"/>
+        </w:rPr>
+        <w:lastRenderedPageBreak/>
+        <w:t xml:space="preserve">    </w:t>
+      </w:r>
+      <w:proofErr w:type="spellStart"/>
+      <w:r>
+        <w:rPr>
+          <w:lang w:val="en-US"/>
+        </w:rPr>
+        <w:t>lname</w:t>
+      </w:r>
+      <w:proofErr w:type="spellEnd"/>
+      <w:r>
+        <w:rPr>
+          <w:lang w:val="en-US"/>
+        </w:rPr>
+        <w:t>: "Davis",</w:t>
+      </w:r>
+    </w:p>
+    <w:p>
+      <w:pPr>
+        <w:rPr>
+          <w:lang w:val="en-US"/>
+        </w:rPr>
+      </w:pPr>
+      <w:r>
+        <w:rPr>
+          <w:lang w:val="en-US"/>
+        </w:rPr>
+        <w:t xml:space="preserve">    age: 23,</w:t>
+      </w:r>
+    </w:p>
+    <w:p>
+      <w:pPr>
+        <w:rPr>
+          <w:lang w:val="en-US"/>
+        </w:rPr>
+      </w:pPr>
+      <w:r>
+        <w:rPr>
+          <w:lang w:val="en-US"/>
+        </w:rPr>
+        <w:t xml:space="preserve">    salary: 2300,</w:t>
+      </w:r>
+    </w:p>
+    <w:p>
+      <w:pPr>
+        <w:rPr>
+          <w:lang w:val="en-US"/>
+        </w:rPr>
+      </w:pPr>
+      <w:r>
+        <w:rPr>
+          <w:lang w:val="en-US"/>
+        </w:rPr>
+        <w:t xml:space="preserve">    </w:t>
+      </w:r>
+      <w:proofErr w:type="spellStart"/>
+      <w:r>
+        <w:rPr>
+          <w:lang w:val="en-US"/>
+        </w:rPr>
+        <w:t>deptId</w:t>
+      </w:r>
+      <w:proofErr w:type="spellEnd"/>
+      <w:r>
+        <w:rPr>
+          <w:lang w:val="en-US"/>
+        </w:rPr>
+        <w:t>: 104,</w:t>
+      </w:r>
+    </w:p>
+    <w:p>
+      <w:pPr>
+        <w:rPr>
+          <w:lang w:val="en-US"/>
+        </w:rPr>
+      </w:pPr>
+      <w:r>
+        <w:rPr>
+          <w:lang w:val="en-US"/>
+        </w:rPr>
+        <w:t xml:space="preserve">    city: "San Diego"</w:t>
+      </w:r>
+    </w:p>
+    <w:p>
+      <w:pPr>
+        <w:rPr>
+          <w:lang w:val="en-US"/>
+        </w:rPr>
+      </w:pPr>
+      <w:r>
+        <w:rPr>
+          <w:lang w:val="en-US"/>
+        </w:rPr>
+        <w:t xml:space="preserve">  },</w:t>
+      </w:r>
+    </w:p>
+    <w:p>
+      <w:pPr>
+        <w:rPr>
+          <w:lang w:val="en-US"/>
+        </w:rPr>
+      </w:pPr>
+      <w:r>
+        <w:rPr>
+          <w:lang w:val="en-US"/>
+        </w:rPr>
+        <w:t xml:space="preserve">  {</w:t>
+      </w:r>
+    </w:p>
+    <w:p>
+      <w:pPr>
+        <w:rPr>
+          <w:lang w:val="en-US"/>
+        </w:rPr>
+      </w:pPr>
+      <w:r>
+        <w:rPr>
+          <w:lang w:val="en-US"/>
+        </w:rPr>
+        <w:t xml:space="preserve">    _id: 9,</w:t>
+      </w:r>
+    </w:p>
+    <w:p>
+      <w:pPr>
+        <w:rPr>
+          <w:lang w:val="en-US"/>
+        </w:rPr>
+      </w:pPr>
+      <w:r>
+        <w:rPr>
+          <w:lang w:val="en-US"/>
+        </w:rPr>
+        <w:t xml:space="preserve">    </w:t>
+      </w:r>
+      <w:proofErr w:type="spellStart"/>
+      <w:r>
+        <w:rPr>
+          <w:lang w:val="en-US"/>
+        </w:rPr>
+        <w:t>fname</w:t>
+      </w:r>
+      <w:proofErr w:type="spellEnd"/>
+      <w:r>
+        <w:rPr>
+          <w:lang w:val="en-US"/>
+        </w:rPr>
+        <w:t>: "Alexander",</w:t>
+      </w:r>
+    </w:p>
+    <w:p>
+      <w:pPr>
+        <w:rPr>
+          <w:lang w:val="en-US"/>
+        </w:rPr>
+      </w:pPr>
+      <w:r>
+        <w:rPr>
+          <w:lang w:val="en-US"/>
+        </w:rPr>
+        <w:t xml:space="preserve">    </w:t>
+      </w:r>
+      <w:proofErr w:type="spellStart"/>
+      <w:r>
+        <w:rPr>
+          <w:lang w:val="en-US"/>
+        </w:rPr>
+        <w:t>lname</w:t>
+      </w:r>
+      <w:proofErr w:type="spellEnd"/>
+      <w:r>
+        <w:rPr>
+          <w:lang w:val="en-US"/>
+        </w:rPr>
+        <w:t>: "Rodriguez",</w:t>
+      </w:r>
+    </w:p>
+    <w:p>
+      <w:pPr>
+        <w:rPr>
+          <w:lang w:val="en-US"/>
+        </w:rPr>
+      </w:pPr>
+      <w:r>
+        <w:rPr>
+          <w:lang w:val="en-US"/>
+        </w:rPr>
+        <w:t xml:space="preserve">    age: 24,</w:t>
+      </w:r>
+    </w:p>
+    <w:p>
+      <w:pPr>
+        <w:rPr>
+          <w:lang w:val="en-US"/>
+        </w:rPr>
+      </w:pPr>
+      <w:r>
+        <w:rPr>
+          <w:lang w:val="en-US"/>
+        </w:rPr>
+        <w:t xml:space="preserve">    salary: 2600,</w:t>
+      </w:r>
+    </w:p>
+    <w:p>
+      <w:pPr>
+        <w:rPr>
+          <w:lang w:val="en-US"/>
+        </w:rPr>
+      </w:pPr>
+      <w:r>
+        <w:rPr>
+          <w:lang w:val="en-US"/>
+        </w:rPr>
+        <w:t xml:space="preserve">    </w:t>
+      </w:r>
+      <w:proofErr w:type="spellStart"/>
+      <w:r>
+        <w:rPr>
+          <w:lang w:val="en-US"/>
+        </w:rPr>
+        <w:t>deptId</w:t>
+      </w:r>
+      <w:proofErr w:type="spellEnd"/>
+      <w:r>
+        <w:rPr>
+          <w:lang w:val="en-US"/>
+        </w:rPr>
+        <w:t>: 101,</w:t>
+      </w:r>
+    </w:p>
+    <w:p>
+      <w:pPr>
+        <w:rPr>
+          <w:lang w:val="en-US"/>
+        </w:rPr>
+      </w:pPr>
+      <w:r>
+        <w:rPr>
+          <w:lang w:val="en-US"/>
+        </w:rPr>
+        <w:t xml:space="preserve">    city: "Dallas"</w:t>
+      </w:r>
+    </w:p>
+    <w:p>
+      <w:pPr>
+        <w:rPr>
+          <w:lang w:val="en-US"/>
+        </w:rPr>
+      </w:pPr>
+      <w:r>
+        <w:rPr>
+          <w:lang w:val="en-US"/>
+        </w:rPr>
+        <w:t xml:space="preserve">  },</w:t>
+      </w:r>
+    </w:p>
+    <w:p>
+      <w:pPr>
+        <w:rPr>
+          <w:lang w:val="en-US"/>
+        </w:rPr>
+      </w:pPr>
+      <w:r>
+        <w:rPr>
+          <w:lang w:val="en-US"/>
+        </w:rPr>
+        <w:t xml:space="preserve">  {</w:t>
+      </w:r>
+    </w:p>
+    <w:p>
+      <w:pPr>
+        <w:rPr>
+          <w:lang w:val="en-US"/>
+        </w:rPr>
+      </w:pPr>
+      <w:r>
+        <w:rPr>
+          <w:lang w:val="en-US"/>
+        </w:rPr>
+        <w:t xml:space="preserve">    _id: 10,</w:t>
+      </w:r>
+    </w:p>
+    <w:p>
+      <w:pPr>
+        <w:rPr>
+          <w:lang w:val="en-US"/>
+        </w:rPr>
+      </w:pPr>
+      <w:r>
+        <w:rPr>
+          <w:lang w:val="en-US"/>
+        </w:rPr>
+        <w:t xml:space="preserve">    </w:t>
+      </w:r>
+      <w:proofErr w:type="spellStart"/>
+      <w:r>
+        <w:rPr>
+          <w:lang w:val="en-US"/>
+        </w:rPr>
+        <w:t>fname</w:t>
+      </w:r>
+      <w:proofErr w:type="spellEnd"/>
+      <w:r>
+        <w:rPr>
+          <w:lang w:val="en-US"/>
+        </w:rPr>
+        <w:t>: "Isabella",</w:t>
+      </w:r>
+    </w:p>
+    <w:p>
+      <w:pPr>
+        <w:rPr>
+          <w:lang w:val="en-US"/>
+        </w:rPr>
+      </w:pPr>
+      <w:r>
+        <w:rPr>
+          <w:lang w:val="en-US"/>
+        </w:rPr>
+        <w:t xml:space="preserve">    </w:t>
+      </w:r>
+      <w:proofErr w:type="spellStart"/>
+      <w:r>
+        <w:rPr>
+          <w:lang w:val="en-US"/>
+        </w:rPr>
+        <w:t>lname</w:t>
+      </w:r>
+      <w:proofErr w:type="spellEnd"/>
+      <w:r>
+        <w:rPr>
+          <w:lang w:val="en-US"/>
+        </w:rPr>
+        <w:t>: "Martinez",</w:t>
+      </w:r>
+    </w:p>
+    <w:p>
+      <w:pPr>
+        <w:rPr>
+          <w:lang w:val="en-US"/>
+        </w:rPr>
+      </w:pPr>
+      <w:r>
+        <w:rPr>
+          <w:lang w:val="en-US"/>
+        </w:rPr>
+        <w:t xml:space="preserve">    age: 22,</w:t>
+      </w:r>
+    </w:p>
+    <w:p>
+      <w:pPr>
+        <w:rPr>
+          <w:lang w:val="en-US"/>
+        </w:rPr>
+      </w:pPr>
+      <w:r>
+        <w:rPr>
+          <w:lang w:val="en-US"/>
+        </w:rPr>
+        <w:t xml:space="preserve">    salary: 2400,</w:t>
+      </w:r>
+    </w:p>
+    <w:p>
+      <w:pPr>
+        <w:rPr>
+          <w:lang w:val="en-US"/>
+        </w:rPr>
+      </w:pPr>
+      <w:r>
+        <w:rPr>
+          <w:lang w:val="en-US"/>
+        </w:rPr>
+        <w:t xml:space="preserve">    </w:t>
+      </w:r>
+      <w:proofErr w:type="spellStart"/>
+      <w:r>
+        <w:rPr>
+          <w:lang w:val="en-US"/>
+        </w:rPr>
+        <w:t>deptId</w:t>
+      </w:r>
+      <w:proofErr w:type="spellEnd"/>
+      <w:r>
+        <w:rPr>
+          <w:lang w:val="en-US"/>
+        </w:rPr>
+        <w:t>: 102,</w:t>
+      </w:r>
+    </w:p>
+    <w:p>
+      <w:pPr>
+        <w:rPr>
+          <w:lang w:val="en-US"/>
+        </w:rPr>
+      </w:pPr>
+      <w:r>
+        <w:rPr>
+          <w:lang w:val="en-US"/>
+        </w:rPr>
+        <w:t xml:space="preserve">    city: "San Jose"</w:t>
+      </w:r>
+    </w:p>
+    <w:p>
+      <w:pPr>
+        <w:rPr>
+          <w:lang w:val="en-US"/>
+        </w:rPr>
+      </w:pPr>
+      <w:r>
+        <w:rPr>
+          <w:lang w:val="en-US"/>
+        </w:rPr>
+        <w:t xml:space="preserve">  }</w:t>
+      </w:r>
+    </w:p>
+    <w:p>
+      <w:pPr>
+        <w:rPr>
+          <w:lang w:val="en-US"/>
+        </w:rPr>
+      </w:pPr>
+      <w:r>
+        <w:rPr>
+          <w:lang w:val="en-US"/>
+        </w:rPr>
+        <w:t>])</w:t>
+      </w:r>
+    </w:p>
+    <w:p>
+      <w:pPr>
+        <w:rPr>
+          <w:lang w:val="en-US"/>
+        </w:rPr>
+      </w:pPr>
+    </w:p>
+    <w:p>
+      <w:pPr>
+        <w:rPr>
+          <w:lang w:val="en-US"/>
+        </w:rPr>
+      </w:pPr>
+    </w:p>
+    <w:p>
+      <w:pPr>
+        <w:rPr>
+          <w:lang w:val="en-US"/>
+        </w:rPr>
+      </w:pPr>
+    </w:p>
+    <w:p>
+      <w:pPr>
+        <w:rPr>
+          <w:lang w:val="en-US"/>
+        </w:rPr>
+      </w:pPr>
+    </w:p>
+    <w:p>
+      <w:pPr>
+        <w:rPr>
+          <w:b/>
+          <w:bCs/>
+          <w:lang w:val="en-US"/>
+        </w:rPr>
+      </w:pPr>
+      <w:r>
+        <w:rPr>
+          <w:b/>
+          <w:bCs/>
+          <w:lang w:val="en-US"/>
+        </w:rPr>
+        <w:t xml:space="preserve">Filter the document from a collection like where clause in RDBMS </w:t>
+      </w:r>
+    </w:p>
+    <w:p>
+      <w:pPr>
+        <w:rPr>
+          <w:lang w:val="en-US"/>
+        </w:rPr>
+      </w:pPr>
+      <w:proofErr w:type="spellStart"/>
+      <w:proofErr w:type="gramStart"/>
+      <w:r>
+        <w:rPr>
+          <w:lang w:val="en-US"/>
+        </w:rPr>
+        <w:t>db.collectionName.find</w:t>
+      </w:r>
+      <w:proofErr w:type="spellEnd"/>
+      <w:proofErr w:type="gramEnd"/>
+      <w:r>
+        <w:rPr>
+          <w:lang w:val="en-US"/>
+        </w:rPr>
+        <w:t>({</w:t>
+      </w:r>
+      <w:proofErr w:type="gramStart"/>
+      <w:r>
+        <w:rPr>
+          <w:lang w:val="en-US"/>
+        </w:rPr>
+        <w:t>condition})</w:t>
+      </w:r>
+      <w:proofErr w:type="gramEnd"/>
+      <w:r>
+        <w:rPr>
+          <w:lang w:val="en-US"/>
+        </w:rPr>
+        <w:t>;</w:t>
+      </w:r>
+    </w:p>
+    <w:p>
+      <w:pPr>
+        <w:rPr>
+          <w:lang w:val="en-US"/>
+        </w:rPr>
+      </w:pPr>
+    </w:p>
+    <w:p>
+      <w:pPr>
+        <w:rPr>
+          <w:lang w:val="en-US"/>
+        </w:rPr>
+      </w:pPr>
+      <w:r>
+        <w:rPr>
+          <w:lang w:val="en-US"/>
+        </w:rPr>
+        <w:t xml:space="preserve">condition with equality </w:t>
+      </w:r>
+    </w:p>
+    <w:p>
+      <w:pPr>
+        <w:rPr>
+          <w:highlight w:val="yellow"/>
+          <w:lang w:val="en-US"/>
+        </w:rPr>
+      </w:pPr>
+      <w:proofErr w:type="spellStart"/>
+      <w:proofErr w:type="gramStart"/>
+      <w:r>
+        <w:rPr>
+          <w:highlight w:val="yellow"/>
+          <w:lang w:val="en-US"/>
+        </w:rPr>
+        <w:t>db.employees</w:t>
+      </w:r>
+      <w:proofErr w:type="gramEnd"/>
+      <w:r>
+        <w:rPr>
+          <w:highlight w:val="yellow"/>
+          <w:lang w:val="en-US"/>
+        </w:rPr>
+        <w:t>.</w:t>
+      </w:r>
+      <w:proofErr w:type="gramStart"/>
+      <w:r>
+        <w:rPr>
+          <w:highlight w:val="yellow"/>
+          <w:lang w:val="en-US"/>
+        </w:rPr>
+        <w:t>find</w:t>
+      </w:r>
+      <w:proofErr w:type="spellEnd"/>
+      <w:r>
+        <w:rPr>
+          <w:highlight w:val="yellow"/>
+          <w:lang w:val="en-US"/>
+        </w:rPr>
+        <w:t>({</w:t>
+      </w:r>
+      <w:proofErr w:type="gramEnd"/>
+      <w:r>
+        <w:rPr>
+          <w:highlight w:val="yellow"/>
+          <w:lang w:val="en-US"/>
+        </w:rPr>
+        <w:t>_id:</w:t>
+      </w:r>
+      <w:proofErr w:type="gramStart"/>
+      <w:r>
+        <w:rPr>
+          <w:highlight w:val="yellow"/>
+          <w:lang w:val="en-US"/>
+        </w:rPr>
+        <w:t>1})</w:t>
+      </w:r>
+      <w:proofErr w:type="gramEnd"/>
+      <w:r>
+        <w:rPr>
+          <w:highlight w:val="yellow"/>
+          <w:lang w:val="en-US"/>
+        </w:rPr>
+        <w:t>;</w:t>
+      </w:r>
+    </w:p>
+    <w:p>
+      <w:pPr>
+        <w:rPr>
+          <w:highlight w:val="yellow"/>
+          <w:lang w:val="en-US"/>
+        </w:rPr>
+      </w:pPr>
+      <w:proofErr w:type="spellStart"/>
+      <w:proofErr w:type="gramStart"/>
+      <w:r>
+        <w:rPr>
+          <w:highlight w:val="yellow"/>
+          <w:lang w:val="en-US"/>
+        </w:rPr>
+        <w:t>db.employees</w:t>
+      </w:r>
+      <w:proofErr w:type="gramEnd"/>
+      <w:r>
+        <w:rPr>
+          <w:highlight w:val="yellow"/>
+          <w:lang w:val="en-US"/>
+        </w:rPr>
+        <w:t>.</w:t>
+      </w:r>
+      <w:proofErr w:type="gramStart"/>
+      <w:r>
+        <w:rPr>
+          <w:highlight w:val="yellow"/>
+          <w:lang w:val="en-US"/>
+        </w:rPr>
+        <w:t>find</w:t>
+      </w:r>
+      <w:proofErr w:type="spellEnd"/>
+      <w:r>
+        <w:rPr>
+          <w:highlight w:val="yellow"/>
+          <w:lang w:val="en-US"/>
+        </w:rPr>
+        <w:t>({</w:t>
+      </w:r>
+      <w:proofErr w:type="gramEnd"/>
+      <w:r>
+        <w:rPr>
+          <w:highlight w:val="yellow"/>
+          <w:lang w:val="en-US"/>
+        </w:rPr>
+        <w:t>salary:</w:t>
+      </w:r>
+      <w:proofErr w:type="gramStart"/>
+      <w:r>
+        <w:rPr>
+          <w:highlight w:val="yellow"/>
+          <w:lang w:val="en-US"/>
+        </w:rPr>
+        <w:t>2400})</w:t>
+      </w:r>
+      <w:proofErr w:type="gramEnd"/>
+      <w:r>
+        <w:rPr>
+          <w:highlight w:val="yellow"/>
+          <w:lang w:val="en-US"/>
+        </w:rPr>
+        <w:t>;</w:t>
+      </w:r>
+    </w:p>
+    <w:p>
+      <w:pPr>
+        <w:rPr>
+          <w:lang w:val="en-US"/>
+        </w:rPr>
+      </w:pPr>
+      <w:proofErr w:type="spellStart"/>
+      <w:proofErr w:type="gramStart"/>
+      <w:r>
+        <w:rPr>
+          <w:highlight w:val="yellow"/>
+          <w:lang w:val="en-US"/>
+        </w:rPr>
+        <w:t>db.employees</w:t>
+      </w:r>
+      <w:proofErr w:type="gramEnd"/>
+      <w:r>
+        <w:rPr>
+          <w:highlight w:val="yellow"/>
+          <w:lang w:val="en-US"/>
+        </w:rPr>
+        <w:t>.</w:t>
+      </w:r>
+      <w:proofErr w:type="gramStart"/>
+      <w:r>
+        <w:rPr>
+          <w:highlight w:val="yellow"/>
+          <w:lang w:val="en-US"/>
+        </w:rPr>
+        <w:t>find</w:t>
+      </w:r>
+      <w:proofErr w:type="spellEnd"/>
+      <w:r>
+        <w:rPr>
+          <w:highlight w:val="yellow"/>
+          <w:lang w:val="en-US"/>
+        </w:rPr>
+        <w:t>({</w:t>
+      </w:r>
+      <w:proofErr w:type="spellStart"/>
+      <w:proofErr w:type="gramEnd"/>
+      <w:r>
+        <w:rPr>
+          <w:highlight w:val="yellow"/>
+          <w:lang w:val="en-US"/>
+        </w:rPr>
+        <w:t>city:"</w:t>
+      </w:r>
+      <w:proofErr w:type="gramStart"/>
+      <w:r>
+        <w:rPr>
+          <w:highlight w:val="yellow"/>
+          <w:lang w:val="en-US"/>
+        </w:rPr>
+        <w:t>Dallas</w:t>
+      </w:r>
+      <w:proofErr w:type="spellEnd"/>
+      <w:r>
+        <w:rPr>
+          <w:highlight w:val="yellow"/>
+          <w:lang w:val="en-US"/>
+        </w:rPr>
+        <w:t>"}</w:t>
+      </w:r>
+      <w:proofErr w:type="gramEnd"/>
+      <w:r>
+        <w:rPr>
+          <w:highlight w:val="yellow"/>
+          <w:lang w:val="en-US"/>
+        </w:rPr>
+        <w:t>);</w:t>
+      </w:r>
+    </w:p>
+    <w:p>
+      <w:pPr>
+        <w:rPr>
+          <w:lang w:val="en-US"/>
+        </w:rPr>
+      </w:pPr>
+    </w:p>
+    <w:p>
+      <w:pPr>
+        <w:rPr>
+          <w:lang w:val="en-US"/>
+        </w:rPr>
+      </w:pPr>
+      <w:r>
+        <w:rPr>
+          <w:lang w:val="en-US"/>
+        </w:rPr>
+        <w:t xml:space="preserve">mongo </w:t>
+      </w:r>
+      <w:proofErr w:type="spellStart"/>
+      <w:r>
+        <w:rPr>
+          <w:lang w:val="en-US"/>
+        </w:rPr>
+        <w:t>db</w:t>
+      </w:r>
+      <w:proofErr w:type="spellEnd"/>
+      <w:r>
+        <w:rPr>
+          <w:lang w:val="en-US"/>
+        </w:rPr>
+        <w:t xml:space="preserve"> </w:t>
+      </w:r>
+      <w:proofErr w:type="gramStart"/>
+      <w:r>
+        <w:rPr>
+          <w:lang w:val="en-US"/>
+        </w:rPr>
+        <w:t>provided</w:t>
+      </w:r>
+      <w:proofErr w:type="gramEnd"/>
+      <w:r>
+        <w:rPr>
+          <w:lang w:val="en-US"/>
+        </w:rPr>
+        <w:t xml:space="preserve"> lot of </w:t>
+      </w:r>
+      <w:proofErr w:type="spellStart"/>
+      <w:proofErr w:type="gramStart"/>
+      <w:r>
+        <w:rPr>
+          <w:lang w:val="en-US"/>
+        </w:rPr>
+        <w:t>pre defined</w:t>
+      </w:r>
+      <w:proofErr w:type="spellEnd"/>
+      <w:proofErr w:type="gramEnd"/>
+      <w:r>
+        <w:rPr>
+          <w:lang w:val="en-US"/>
+        </w:rPr>
+        <w:t xml:space="preserve"> operators. All </w:t>
+      </w:r>
+      <w:proofErr w:type="gramStart"/>
+      <w:r>
+        <w:rPr>
+          <w:lang w:val="en-US"/>
+        </w:rPr>
+        <w:t>those operator</w:t>
+      </w:r>
+      <w:proofErr w:type="gramEnd"/>
+      <w:r>
+        <w:rPr>
+          <w:lang w:val="en-US"/>
+        </w:rPr>
+        <w:t xml:space="preserve"> start with pre-fix $ followed by operator name. </w:t>
+      </w:r>
+    </w:p>
+    <w:p>
+      <w:pPr>
+        <w:rPr>
+          <w:lang w:val="en-US"/>
+        </w:rPr>
+      </w:pPr>
+      <w:r>
+        <w:rPr>
+          <w:lang w:val="en-US"/>
+        </w:rPr>
+        <w:t>$</w:t>
+      </w:r>
+      <w:proofErr w:type="spellStart"/>
+      <w:r>
+        <w:rPr>
+          <w:lang w:val="en-US"/>
+        </w:rPr>
+        <w:t>gt</w:t>
+      </w:r>
+      <w:proofErr w:type="spellEnd"/>
+    </w:p>
+    <w:p>
+      <w:pPr>
+        <w:rPr>
+          <w:lang w:val="en-US"/>
+        </w:rPr>
+      </w:pPr>
+      <w:r>
+        <w:rPr>
+          <w:lang w:val="en-US"/>
+        </w:rPr>
+        <w:t>$</w:t>
+      </w:r>
+      <w:proofErr w:type="spellStart"/>
+      <w:r>
+        <w:rPr>
+          <w:lang w:val="en-US"/>
+        </w:rPr>
+        <w:t>gte</w:t>
+      </w:r>
+      <w:proofErr w:type="spellEnd"/>
+    </w:p>
+    <w:p>
+      <w:pPr>
+        <w:rPr>
+          <w:lang w:val="en-US"/>
+        </w:rPr>
+      </w:pPr>
+      <w:r>
+        <w:rPr>
+          <w:lang w:val="en-US"/>
+        </w:rPr>
+        <w:t>$</w:t>
+      </w:r>
+      <w:proofErr w:type="spellStart"/>
+      <w:r>
+        <w:rPr>
+          <w:lang w:val="en-US"/>
+        </w:rPr>
+        <w:t>lt</w:t>
+      </w:r>
+      <w:proofErr w:type="spellEnd"/>
+    </w:p>
+    <w:p>
+      <w:pPr>
+        <w:rPr>
+          <w:lang w:val="en-US"/>
+        </w:rPr>
+      </w:pPr>
+      <w:r>
+        <w:rPr>
+          <w:lang w:val="en-US"/>
+        </w:rPr>
+        <w:t>$</w:t>
+      </w:r>
+      <w:proofErr w:type="spellStart"/>
+      <w:r>
+        <w:rPr>
+          <w:lang w:val="en-US"/>
+        </w:rPr>
+        <w:t>lte</w:t>
+      </w:r>
+      <w:proofErr w:type="spellEnd"/>
+    </w:p>
+    <w:p>
+      <w:pPr>
+        <w:rPr>
+          <w:lang w:val="en-US"/>
+        </w:rPr>
+      </w:pPr>
+      <w:r>
+        <w:rPr>
+          <w:lang w:val="en-US"/>
+        </w:rPr>
+        <w:t>$eq</w:t>
+      </w:r>
+    </w:p>
+    <w:p>
+      <w:pPr>
+        <w:rPr>
+          <w:lang w:val="en-US"/>
+        </w:rPr>
+      </w:pPr>
+      <w:r>
+        <w:rPr>
+          <w:lang w:val="en-US"/>
+        </w:rPr>
+        <w:t xml:space="preserve">$ne </w:t>
+      </w:r>
+    </w:p>
+    <w:p>
+      <w:pPr>
+        <w:rPr>
+          <w:highlight w:val="yellow"/>
+          <w:lang w:val="en-US"/>
+        </w:rPr>
+      </w:pPr>
+      <w:proofErr w:type="spellStart"/>
+      <w:proofErr w:type="gramStart"/>
+      <w:r>
+        <w:rPr>
+          <w:highlight w:val="yellow"/>
+          <w:lang w:val="en-US"/>
+        </w:rPr>
+        <w:t>db.employees</w:t>
+      </w:r>
+      <w:proofErr w:type="gramEnd"/>
+      <w:r>
+        <w:rPr>
+          <w:highlight w:val="yellow"/>
+          <w:lang w:val="en-US"/>
+        </w:rPr>
+        <w:t>.</w:t>
+      </w:r>
+      <w:proofErr w:type="gramStart"/>
+      <w:r>
+        <w:rPr>
+          <w:highlight w:val="yellow"/>
+          <w:lang w:val="en-US"/>
+        </w:rPr>
+        <w:t>find</w:t>
+      </w:r>
+      <w:proofErr w:type="spellEnd"/>
+      <w:r>
+        <w:rPr>
+          <w:highlight w:val="yellow"/>
+          <w:lang w:val="en-US"/>
+        </w:rPr>
+        <w:t>({salary:{</w:t>
+      </w:r>
+      <w:proofErr w:type="gramEnd"/>
+      <w:r>
+        <w:rPr>
+          <w:highlight w:val="yellow"/>
+          <w:lang w:val="en-US"/>
+        </w:rPr>
+        <w:t>$gt:</w:t>
+      </w:r>
+      <w:proofErr w:type="gramStart"/>
+      <w:r>
+        <w:rPr>
+          <w:highlight w:val="yellow"/>
+          <w:lang w:val="en-US"/>
+        </w:rPr>
+        <w:t>2500}})</w:t>
+      </w:r>
+      <w:proofErr w:type="gramEnd"/>
+      <w:r>
+        <w:rPr>
+          <w:highlight w:val="yellow"/>
+          <w:lang w:val="en-US"/>
+        </w:rPr>
+        <w:t>;</w:t>
+      </w:r>
+    </w:p>
+    <w:p>
+      <w:pPr>
+        <w:rPr>
+          <w:highlight w:val="yellow"/>
+          <w:lang w:val="en-US"/>
+        </w:rPr>
+      </w:pPr>
+      <w:proofErr w:type="spellStart"/>
+      <w:proofErr w:type="gramStart"/>
+      <w:r>
+        <w:rPr>
+          <w:highlight w:val="yellow"/>
+          <w:lang w:val="en-US"/>
+        </w:rPr>
+        <w:t>db.employees</w:t>
+      </w:r>
+      <w:proofErr w:type="gramEnd"/>
+      <w:r>
+        <w:rPr>
+          <w:highlight w:val="yellow"/>
+          <w:lang w:val="en-US"/>
+        </w:rPr>
+        <w:t>.</w:t>
+      </w:r>
+      <w:proofErr w:type="gramStart"/>
+      <w:r>
+        <w:rPr>
+          <w:highlight w:val="yellow"/>
+          <w:lang w:val="en-US"/>
+        </w:rPr>
+        <w:t>find</w:t>
+      </w:r>
+      <w:proofErr w:type="spellEnd"/>
+      <w:r>
+        <w:rPr>
+          <w:highlight w:val="yellow"/>
+          <w:lang w:val="en-US"/>
+        </w:rPr>
+        <w:t>({salary:{</w:t>
+      </w:r>
+      <w:proofErr w:type="gramEnd"/>
+      <w:r>
+        <w:rPr>
+          <w:highlight w:val="yellow"/>
+          <w:lang w:val="en-US"/>
+        </w:rPr>
+        <w:t>$eq:</w:t>
+      </w:r>
+      <w:proofErr w:type="gramStart"/>
+      <w:r>
+        <w:rPr>
+          <w:highlight w:val="yellow"/>
+          <w:lang w:val="en-US"/>
+        </w:rPr>
+        <w:t>2200}})</w:t>
+      </w:r>
+      <w:proofErr w:type="gramEnd"/>
+      <w:r>
+        <w:rPr>
+          <w:highlight w:val="yellow"/>
+          <w:lang w:val="en-US"/>
+        </w:rPr>
+        <w:t>;</w:t>
+      </w:r>
+    </w:p>
+    <w:p>
+      <w:pPr>
+        <w:rPr>
+          <w:lang w:val="en-US"/>
+        </w:rPr>
+      </w:pPr>
+      <w:proofErr w:type="spellStart"/>
+      <w:proofErr w:type="gramStart"/>
+      <w:r>
+        <w:rPr>
+          <w:highlight w:val="yellow"/>
+          <w:lang w:val="en-US"/>
+        </w:rPr>
+        <w:t>db.employees</w:t>
+      </w:r>
+      <w:proofErr w:type="gramEnd"/>
+      <w:r>
+        <w:rPr>
+          <w:highlight w:val="yellow"/>
+          <w:lang w:val="en-US"/>
+        </w:rPr>
+        <w:t>.</w:t>
+      </w:r>
+      <w:proofErr w:type="gramStart"/>
+      <w:r>
+        <w:rPr>
+          <w:highlight w:val="yellow"/>
+          <w:lang w:val="en-US"/>
+        </w:rPr>
+        <w:t>find</w:t>
+      </w:r>
+      <w:proofErr w:type="spellEnd"/>
+      <w:r>
+        <w:rPr>
+          <w:highlight w:val="yellow"/>
+          <w:lang w:val="en-US"/>
+        </w:rPr>
+        <w:t>({salary:{</w:t>
+      </w:r>
+      <w:proofErr w:type="gramEnd"/>
+      <w:r>
+        <w:rPr>
+          <w:highlight w:val="yellow"/>
+          <w:lang w:val="en-US"/>
+        </w:rPr>
+        <w:t>$ne:</w:t>
+      </w:r>
+      <w:proofErr w:type="gramStart"/>
+      <w:r>
+        <w:rPr>
+          <w:highlight w:val="yellow"/>
+          <w:lang w:val="en-US"/>
+        </w:rPr>
+        <w:t>2200}})</w:t>
+      </w:r>
+      <w:proofErr w:type="gramEnd"/>
+      <w:r>
+        <w:rPr>
+          <w:highlight w:val="yellow"/>
+          <w:lang w:val="en-US"/>
+        </w:rPr>
+        <w:t>;</w:t>
+      </w:r>
+    </w:p>
+    <w:p>
+      <w:pPr>
+        <w:rPr>
+          <w:lang w:val="en-US"/>
+        </w:rPr>
+      </w:pPr>
+    </w:p>
+    <w:p>
+      <w:pPr>
+        <w:rPr>
+          <w:lang w:val="en-US"/>
+        </w:rPr>
+      </w:pPr>
+      <w:r>
+        <w:rPr>
+          <w:lang w:val="en-US"/>
+        </w:rPr>
+        <w:t xml:space="preserve">$and, $or operator which </w:t>
+      </w:r>
+      <w:proofErr w:type="gramStart"/>
+      <w:r>
+        <w:rPr>
+          <w:lang w:val="en-US"/>
+        </w:rPr>
+        <w:t>help</w:t>
+      </w:r>
+      <w:proofErr w:type="gramEnd"/>
+      <w:r>
+        <w:rPr>
+          <w:lang w:val="en-US"/>
+        </w:rPr>
+        <w:t xml:space="preserve"> to check more than one condition. </w:t>
+      </w:r>
+    </w:p>
+    <w:p>
+      <w:pPr>
+        <w:rPr>
+          <w:lang w:val="en-US"/>
+        </w:rPr>
+      </w:pPr>
+      <w:r>
+        <w:rPr>
+          <w:lang w:val="en-US"/>
+        </w:rPr>
+        <w:t xml:space="preserve">$and both the </w:t>
+      </w:r>
+      <w:proofErr w:type="gramStart"/>
+      <w:r>
+        <w:rPr>
+          <w:lang w:val="en-US"/>
+        </w:rPr>
+        <w:t>condition</w:t>
+      </w:r>
+      <w:proofErr w:type="gramEnd"/>
+      <w:r>
+        <w:rPr>
+          <w:lang w:val="en-US"/>
+        </w:rPr>
+        <w:t xml:space="preserve"> must be true </w:t>
+      </w:r>
+    </w:p>
+    <w:p>
+      <w:pPr>
+        <w:rPr>
+          <w:lang w:val="en-US"/>
+        </w:rPr>
+      </w:pPr>
+      <w:r>
+        <w:rPr>
+          <w:lang w:val="en-US"/>
+        </w:rPr>
+        <w:t xml:space="preserve">$or any one of the conditions must be true. </w:t>
+      </w:r>
+    </w:p>
+    <w:p>
+      <w:pPr>
+        <w:rPr>
+          <w:highlight w:val="yellow"/>
+          <w:lang w:val="en-US"/>
+        </w:rPr>
+      </w:pPr>
+      <w:proofErr w:type="spellStart"/>
+      <w:proofErr w:type="gramStart"/>
+      <w:r>
+        <w:rPr>
+          <w:highlight w:val="yellow"/>
+          <w:lang w:val="en-US"/>
+        </w:rPr>
+        <w:t>db.employees</w:t>
+      </w:r>
+      <w:proofErr w:type="gramEnd"/>
+      <w:r>
+        <w:rPr>
+          <w:highlight w:val="yellow"/>
+          <w:lang w:val="en-US"/>
+        </w:rPr>
+        <w:t>.</w:t>
+      </w:r>
+      <w:proofErr w:type="gramStart"/>
+      <w:r>
+        <w:rPr>
+          <w:highlight w:val="yellow"/>
+          <w:lang w:val="en-US"/>
+        </w:rPr>
+        <w:t>find</w:t>
+      </w:r>
+      <w:proofErr w:type="spellEnd"/>
+      <w:r>
+        <w:rPr>
+          <w:highlight w:val="yellow"/>
+          <w:lang w:val="en-US"/>
+        </w:rPr>
+        <w:t>({</w:t>
+      </w:r>
+      <w:proofErr w:type="gramEnd"/>
+      <w:r>
+        <w:rPr>
+          <w:highlight w:val="yellow"/>
+          <w:lang w:val="en-US"/>
+        </w:rPr>
+        <w:t>$</w:t>
+      </w:r>
+      <w:proofErr w:type="gramStart"/>
+      <w:r>
+        <w:rPr>
+          <w:highlight w:val="yellow"/>
+          <w:lang w:val="en-US"/>
+        </w:rPr>
+        <w:t>and:[</w:t>
+      </w:r>
+      <w:proofErr w:type="gramEnd"/>
+      <w:r>
+        <w:rPr>
+          <w:highlight w:val="yellow"/>
+          <w:lang w:val="en-US"/>
+        </w:rPr>
+        <w:t>{deptId:104</w:t>
+      </w:r>
+      <w:proofErr w:type="gramStart"/>
+      <w:r>
+        <w:rPr>
+          <w:highlight w:val="yellow"/>
+          <w:lang w:val="en-US"/>
+        </w:rPr>
+        <w:t>},{</w:t>
+      </w:r>
+      <w:proofErr w:type="gramEnd"/>
+      <w:r>
+        <w:rPr>
+          <w:highlight w:val="yellow"/>
+          <w:lang w:val="en-US"/>
+        </w:rPr>
+        <w:t>salary:</w:t>
+      </w:r>
+      <w:proofErr w:type="gramStart"/>
+      <w:r>
+        <w:rPr>
+          <w:highlight w:val="yellow"/>
+          <w:lang w:val="en-US"/>
+        </w:rPr>
+        <w:t>2300}]}</w:t>
+      </w:r>
+      <w:proofErr w:type="gramEnd"/>
+      <w:r>
+        <w:rPr>
+          <w:highlight w:val="yellow"/>
+          <w:lang w:val="en-US"/>
+        </w:rPr>
+        <w:t>);</w:t>
+      </w:r>
+    </w:p>
+    <w:p>
+      <w:pPr>
+        <w:rPr>
+          <w:lang w:val="en-US"/>
+        </w:rPr>
+      </w:pPr>
+      <w:proofErr w:type="spellStart"/>
+      <w:proofErr w:type="gramStart"/>
+      <w:r>
+        <w:rPr>
+          <w:highlight w:val="yellow"/>
+          <w:lang w:val="en-US"/>
+        </w:rPr>
+        <w:t>db.employees</w:t>
+      </w:r>
+      <w:proofErr w:type="gramEnd"/>
+      <w:r>
+        <w:rPr>
+          <w:highlight w:val="yellow"/>
+          <w:lang w:val="en-US"/>
+        </w:rPr>
+        <w:t>.</w:t>
+      </w:r>
+      <w:proofErr w:type="gramStart"/>
+      <w:r>
+        <w:rPr>
+          <w:highlight w:val="yellow"/>
+          <w:lang w:val="en-US"/>
+        </w:rPr>
+        <w:t>find</w:t>
+      </w:r>
+      <w:proofErr w:type="spellEnd"/>
+      <w:r>
+        <w:rPr>
+          <w:highlight w:val="yellow"/>
+          <w:lang w:val="en-US"/>
+        </w:rPr>
+        <w:t>({</w:t>
+      </w:r>
+      <w:proofErr w:type="gramEnd"/>
+      <w:r>
+        <w:rPr>
+          <w:highlight w:val="yellow"/>
+          <w:lang w:val="en-US"/>
+        </w:rPr>
+        <w:t>$</w:t>
+      </w:r>
+      <w:proofErr w:type="gramStart"/>
+      <w:r>
+        <w:rPr>
+          <w:highlight w:val="yellow"/>
+          <w:lang w:val="en-US"/>
+        </w:rPr>
+        <w:t>or:[</w:t>
+      </w:r>
+      <w:proofErr w:type="gramEnd"/>
+      <w:r>
+        <w:rPr>
+          <w:highlight w:val="yellow"/>
+          <w:lang w:val="en-US"/>
+        </w:rPr>
+        <w:t>{deptId:104</w:t>
+      </w:r>
+      <w:proofErr w:type="gramStart"/>
+      <w:r>
+        <w:rPr>
+          <w:highlight w:val="yellow"/>
+          <w:lang w:val="en-US"/>
+        </w:rPr>
+        <w:t>},{</w:t>
+      </w:r>
+      <w:proofErr w:type="gramEnd"/>
+      <w:r>
+        <w:rPr>
+          <w:highlight w:val="yellow"/>
+          <w:lang w:val="en-US"/>
+        </w:rPr>
+        <w:t>salary:</w:t>
+      </w:r>
+      <w:proofErr w:type="gramStart"/>
+      <w:r>
+        <w:rPr>
+          <w:highlight w:val="yellow"/>
+          <w:lang w:val="en-US"/>
+        </w:rPr>
+        <w:t>2300}]}</w:t>
+      </w:r>
+      <w:proofErr w:type="gramEnd"/>
+      <w:r>
+        <w:rPr>
+          <w:highlight w:val="yellow"/>
+          <w:lang w:val="en-US"/>
+        </w:rPr>
+        <w:t>);</w:t>
+      </w:r>
     </w:p>
     <w:p>
       <w:pPr>

--- a/FSD MERN - Designing and Managing Databases with MongoDB/FSD - Designing and Managing Databases with MongoDB - Day 6 - 28-04-206.docx
+++ b/FSD MERN - Designing and Managing Databases with MongoDB/FSD - Designing and Managing Databases with MongoDB - Day 6 - 28-04-206.docx
@@ -54,67 +54,111 @@
           <w:bCs/>
           <w:lang w:val="en-US"/>
         </w:rPr>
-        <w:t>Mongo DB :</w:t>
-      </w:r>
+        <w:t xml:space="preserve">Mongo </w:t>
+      </w:r>
+      <w:proofErr w:type="gramStart"/>
       <w:r>
         <w:rPr>
           <w:b/>
           <w:bCs/>
           <w:lang w:val="en-US"/>
         </w:rPr>
-        <w:t xml:space="preserve"> </w:t>
-      </w:r>
-      <w:r>
-        <w:rPr>
-          <w:lang w:val="en-US"/>
-        </w:rPr>
-        <w:t xml:space="preserve"> Mongo DB is a type of no SQL Open source database. In Mongo DB we store data as </w:t>
-      </w:r>
+        <w:t>DB :</w:t>
+      </w:r>
+      <w:proofErr w:type="gramEnd"/>
       <w:r>
         <w:rPr>
           <w:b/>
           <w:bCs/>
           <w:lang w:val="en-US"/>
         </w:rPr>
-        <w:t>documents</w:t>
-      </w:r>
-      <w:r>
-        <w:rPr>
-          <w:lang w:val="en-US"/>
-        </w:rPr>
-        <w:t xml:space="preserve"> in the form of key-value pairs. Mongo DB use index concept to improve the performance. </w:t>
-      </w:r>
-    </w:p>
-    <w:p>
-      <w:pPr>
-        <w:rPr>
-          <w:lang w:val="en-US"/>
-        </w:rPr>
-      </w:pPr>
-    </w:p>
-    <w:p>
-      <w:pPr>
+        <w:t xml:space="preserve"> </w:t>
+      </w:r>
+      <w:r>
+        <w:rPr>
+          <w:lang w:val="en-US"/>
+        </w:rPr>
+        <w:t xml:space="preserve"> Mongo DB is a type of no SQL </w:t>
+      </w:r>
+      <w:proofErr w:type="gramStart"/>
+      <w:r>
+        <w:rPr>
+          <w:lang w:val="en-US"/>
+        </w:rPr>
+        <w:t>Open source</w:t>
+      </w:r>
+      <w:proofErr w:type="gramEnd"/>
+      <w:r>
+        <w:rPr>
+          <w:lang w:val="en-US"/>
+        </w:rPr>
+        <w:t xml:space="preserve"> database. In Mongo DB we store data as </w:t>
+      </w:r>
+      <w:r>
         <w:rPr>
           <w:b/>
           <w:bCs/>
           <w:lang w:val="en-US"/>
         </w:rPr>
-      </w:pPr>
-      <w:r>
+        <w:t>documents</w:t>
+      </w:r>
+      <w:r>
+        <w:rPr>
+          <w:lang w:val="en-US"/>
+        </w:rPr>
+        <w:t xml:space="preserve"> in the form of key-value pairs. Mongo DB </w:t>
+      </w:r>
+      <w:proofErr w:type="gramStart"/>
+      <w:r>
+        <w:rPr>
+          <w:lang w:val="en-US"/>
+        </w:rPr>
+        <w:t>use</w:t>
+      </w:r>
+      <w:proofErr w:type="gramEnd"/>
+      <w:r>
+        <w:rPr>
+          <w:lang w:val="en-US"/>
+        </w:rPr>
+        <w:t xml:space="preserve"> index concept to improve </w:t>
+      </w:r>
+      <w:proofErr w:type="gramStart"/>
+      <w:r>
+        <w:rPr>
+          <w:lang w:val="en-US"/>
+        </w:rPr>
+        <w:t>the performance</w:t>
+      </w:r>
+      <w:proofErr w:type="gramEnd"/>
+      <w:r>
+        <w:rPr>
+          <w:lang w:val="en-US"/>
+        </w:rPr>
+        <w:t xml:space="preserve">. </w:t>
+      </w:r>
+    </w:p>
+    <w:p>
+      <w:pPr>
+        <w:rPr>
+          <w:lang w:val="en-US"/>
+        </w:rPr>
+      </w:pPr>
+    </w:p>
+    <w:p>
+      <w:pPr>
         <w:rPr>
           <w:b/>
           <w:bCs/>
           <w:lang w:val="en-US"/>
         </w:rPr>
-        <w:t xml:space="preserve">MySQL </w:t>
-      </w:r>
+      </w:pPr>
       <w:r>
         <w:rPr>
           <w:b/>
           <w:bCs/>
           <w:lang w:val="en-US"/>
         </w:rPr>
-        <w:tab/>
+        <w:t xml:space="preserve">MySQL </w:t>
       </w:r>
       <w:r>
         <w:rPr>
@@ -171,6 +215,14 @@
           <w:lang w:val="en-US"/>
         </w:rPr>
         <w:tab/>
+      </w:r>
+      <w:r>
+        <w:rPr>
+          <w:b/>
+          <w:bCs/>
+          <w:lang w:val="en-US"/>
+        </w:rPr>
+        <w:tab/>
         <w:t>Mongo DB</w:t>
       </w:r>
     </w:p>
@@ -474,6 +526,7 @@
         <w:t>databaseName</w:t>
       </w:r>
       <w:proofErr w:type="spellEnd"/>
+      <w:proofErr w:type="gramStart"/>
       <w:r>
         <w:rPr>
           <w:lang w:val="en-US"/>
@@ -491,7 +544,14 @@
           <w:lang w:val="en-US"/>
         </w:rPr>
         <w:tab/>
-        <w:t xml:space="preserve">if database present it move inside that database else it create and move inside that database. </w:t>
+        <w:t>if</w:t>
+      </w:r>
+      <w:proofErr w:type="gramEnd"/>
+      <w:r>
+        <w:rPr>
+          <w:lang w:val="en-US"/>
+        </w:rPr>
+        <w:t xml:space="preserve"> database present it move inside that database else it create and move inside that database. </w:t>
       </w:r>
     </w:p>
     <w:p>
@@ -862,13 +922,26 @@
         <w:rPr>
           <w:lang w:val="en-US"/>
         </w:rPr>
-        <w:t xml:space="preserve">Id           Name    Salary   age  </w:t>
+        <w:t xml:space="preserve">Id           Name    Salary   </w:t>
+      </w:r>
+      <w:proofErr w:type="gramStart"/>
+      <w:r>
+        <w:rPr>
+          <w:lang w:val="en-US"/>
+        </w:rPr>
+        <w:t xml:space="preserve">age  </w:t>
       </w:r>
       <w:r>
         <w:rPr>
           <w:lang w:val="en-US"/>
         </w:rPr>
         <w:tab/>
+      </w:r>
+      <w:proofErr w:type="gramEnd"/>
+      <w:r>
+        <w:rPr>
+          <w:lang w:val="en-US"/>
+        </w:rPr>
         <w:t xml:space="preserve">city </w:t>
       </w:r>
     </w:p>
@@ -1131,7 +1204,21 @@
         <w:rPr>
           <w:lang w:val="en-US"/>
         </w:rPr>
-        <w:t xml:space="preserve">After setup open the terminal inside a bin folder part of server directory </w:t>
+        <w:t xml:space="preserve">After </w:t>
+      </w:r>
+      <w:proofErr w:type="gramStart"/>
+      <w:r>
+        <w:rPr>
+          <w:lang w:val="en-US"/>
+        </w:rPr>
+        <w:t>setup</w:t>
+      </w:r>
+      <w:proofErr w:type="gramEnd"/>
+      <w:r>
+        <w:rPr>
+          <w:lang w:val="en-US"/>
+        </w:rPr>
+        <w:t xml:space="preserve"> open the terminal inside a bin folder part of server directory </w:t>
       </w:r>
     </w:p>
     <w:p>
@@ -1190,7 +1277,21 @@
         <w:rPr>
           <w:lang w:val="en-US"/>
         </w:rPr>
-        <w:t xml:space="preserve">other option use online editor </w:t>
+        <w:t xml:space="preserve">other option </w:t>
+      </w:r>
+      <w:proofErr w:type="gramStart"/>
+      <w:r>
+        <w:rPr>
+          <w:lang w:val="en-US"/>
+        </w:rPr>
+        <w:t>use</w:t>
+      </w:r>
+      <w:proofErr w:type="gramEnd"/>
+      <w:r>
+        <w:rPr>
+          <w:lang w:val="en-US"/>
+        </w:rPr>
+        <w:t xml:space="preserve"> online editor </w:t>
       </w:r>
     </w:p>
     <w:p>
@@ -1226,47 +1327,41 @@
           <w:lang w:val="en-US"/>
         </w:rPr>
       </w:pPr>
+      <w:proofErr w:type="gramStart"/>
       <w:r>
         <w:rPr>
           <w:b/>
           <w:bCs/>
           <w:lang w:val="en-US"/>
         </w:rPr>
-        <w:t xml:space="preserve">below command show all databases </w:t>
-      </w:r>
-    </w:p>
-    <w:p>
-      <w:pPr>
-        <w:ind w:left="3600" w:hanging="3600"/>
-        <w:rPr>
-          <w:lang w:val="en-US"/>
-        </w:rPr>
-      </w:pPr>
-    </w:p>
-    <w:p>
-      <w:pPr>
-        <w:ind w:left="3600" w:hanging="3600"/>
+        <w:t>below</w:t>
+      </w:r>
+      <w:proofErr w:type="gramEnd"/>
+      <w:r>
         <w:rPr>
           <w:b/>
           <w:bCs/>
           <w:lang w:val="en-US"/>
         </w:rPr>
-      </w:pPr>
+        <w:t xml:space="preserve"> command </w:t>
+      </w:r>
+      <w:proofErr w:type="gramStart"/>
       <w:r>
         <w:rPr>
           <w:b/>
           <w:bCs/>
           <w:lang w:val="en-US"/>
         </w:rPr>
-        <w:t xml:space="preserve"> </w:t>
-      </w:r>
+        <w:t>show</w:t>
+      </w:r>
+      <w:proofErr w:type="gramEnd"/>
       <w:r>
         <w:rPr>
           <w:b/>
           <w:bCs/>
           <w:lang w:val="en-US"/>
         </w:rPr>
-        <w:t>show databases;</w:t>
+        <w:t xml:space="preserve"> all databases </w:t>
       </w:r>
     </w:p>
     <w:p>
@@ -1276,12 +1371,6 @@
           <w:lang w:val="en-US"/>
         </w:rPr>
       </w:pPr>
-      <w:r>
-        <w:rPr>
-          <w:lang w:val="en-US"/>
-        </w:rPr>
-        <w:t xml:space="preserve">or </w:t>
-      </w:r>
     </w:p>
     <w:p>
       <w:pPr>
@@ -1298,131 +1387,173 @@
           <w:bCs/>
           <w:lang w:val="en-US"/>
         </w:rPr>
-        <w:t xml:space="preserve">show </w:t>
-      </w:r>
-      <w:proofErr w:type="spellStart"/>
+        <w:t xml:space="preserve"> </w:t>
+      </w:r>
       <w:r>
         <w:rPr>
           <w:b/>
           <w:bCs/>
           <w:lang w:val="en-US"/>
         </w:rPr>
-        <w:t>dbs</w:t>
-      </w:r>
-      <w:proofErr w:type="spellEnd"/>
-      <w:r>
+        <w:t>show databases;</w:t>
+      </w:r>
+    </w:p>
+    <w:p>
+      <w:pPr>
+        <w:ind w:left="3600" w:hanging="3600"/>
+        <w:rPr>
+          <w:lang w:val="en-US"/>
+        </w:rPr>
+      </w:pPr>
+      <w:r>
+        <w:rPr>
+          <w:lang w:val="en-US"/>
+        </w:rPr>
+        <w:t xml:space="preserve">or </w:t>
+      </w:r>
+    </w:p>
+    <w:p>
+      <w:pPr>
+        <w:ind w:left="3600" w:hanging="3600"/>
         <w:rPr>
           <w:b/>
           <w:bCs/>
           <w:lang w:val="en-US"/>
         </w:rPr>
-        <w:t>;</w:t>
-      </w:r>
-    </w:p>
-    <w:p>
-      <w:pPr>
-        <w:ind w:left="3600" w:hanging="3600"/>
-        <w:rPr>
-          <w:lang w:val="en-US"/>
-        </w:rPr>
-      </w:pPr>
-    </w:p>
-    <w:p>
-      <w:pPr>
-        <w:rPr>
-          <w:lang w:val="en-US"/>
-        </w:rPr>
-      </w:pPr>
-      <w:r>
-        <w:rPr>
-          <w:lang w:val="en-US"/>
-        </w:rPr>
-        <w:t xml:space="preserve">move inside </w:t>
-      </w:r>
-      <w:proofErr w:type="spellStart"/>
-      <w:r>
-        <w:rPr>
-          <w:lang w:val="en-US"/>
-        </w:rPr>
-        <w:t>a</w:t>
-      </w:r>
-      <w:proofErr w:type="spellEnd"/>
-      <w:r>
-        <w:rPr>
-          <w:lang w:val="en-US"/>
-        </w:rPr>
-        <w:t xml:space="preserve"> existing database or create and move use below command </w:t>
-      </w:r>
-    </w:p>
-    <w:p>
-      <w:pPr>
+      </w:pPr>
+      <w:r>
         <w:rPr>
           <w:b/>
           <w:bCs/>
           <w:lang w:val="en-US"/>
         </w:rPr>
-      </w:pPr>
+        <w:t xml:space="preserve">show </w:t>
+      </w:r>
+      <w:proofErr w:type="spellStart"/>
       <w:r>
         <w:rPr>
           <w:b/>
           <w:bCs/>
           <w:lang w:val="en-US"/>
         </w:rPr>
-        <w:t xml:space="preserve">use </w:t>
-      </w:r>
-      <w:proofErr w:type="spellStart"/>
+        <w:t>dbs</w:t>
+      </w:r>
+      <w:proofErr w:type="spellEnd"/>
       <w:r>
         <w:rPr>
           <w:b/>
           <w:bCs/>
           <w:lang w:val="en-US"/>
         </w:rPr>
-        <w:t>test_db</w:t>
-      </w:r>
-      <w:proofErr w:type="spellEnd"/>
-      <w:r>
+        <w:t>;</w:t>
+      </w:r>
+    </w:p>
+    <w:p>
+      <w:pPr>
+        <w:ind w:left="3600" w:hanging="3600"/>
+        <w:rPr>
+          <w:lang w:val="en-US"/>
+        </w:rPr>
+      </w:pPr>
+    </w:p>
+    <w:p>
+      <w:pPr>
+        <w:rPr>
+          <w:lang w:val="en-US"/>
+        </w:rPr>
+      </w:pPr>
+      <w:r>
+        <w:rPr>
+          <w:lang w:val="en-US"/>
+        </w:rPr>
+        <w:t xml:space="preserve">move inside </w:t>
+      </w:r>
+      <w:proofErr w:type="spellStart"/>
+      <w:proofErr w:type="gramStart"/>
+      <w:r>
+        <w:rPr>
+          <w:lang w:val="en-US"/>
+        </w:rPr>
+        <w:t>a</w:t>
+      </w:r>
+      <w:proofErr w:type="spellEnd"/>
+      <w:proofErr w:type="gramEnd"/>
+      <w:r>
+        <w:rPr>
+          <w:lang w:val="en-US"/>
+        </w:rPr>
+        <w:t xml:space="preserve"> existing database or create and move use below command </w:t>
+      </w:r>
+    </w:p>
+    <w:p>
+      <w:pPr>
         <w:rPr>
           <w:b/>
           <w:bCs/>
           <w:lang w:val="en-US"/>
         </w:rPr>
-        <w:t>;</w:t>
-      </w:r>
-    </w:p>
-    <w:p>
-      <w:pPr>
-        <w:rPr>
-          <w:lang w:val="en-US"/>
-        </w:rPr>
-      </w:pPr>
-    </w:p>
-    <w:p>
-      <w:pPr>
-        <w:rPr>
-          <w:lang w:val="en-US"/>
-        </w:rPr>
-      </w:pPr>
-      <w:r>
-        <w:rPr>
-          <w:lang w:val="en-US"/>
-        </w:rPr>
-        <w:t xml:space="preserve">to view table or collection </w:t>
-      </w:r>
-    </w:p>
-    <w:p>
-      <w:pPr>
+      </w:pPr>
+      <w:r>
         <w:rPr>
           <w:b/>
           <w:bCs/>
           <w:lang w:val="en-US"/>
         </w:rPr>
-      </w:pPr>
+        <w:t xml:space="preserve">use </w:t>
+      </w:r>
+      <w:proofErr w:type="spellStart"/>
       <w:r>
         <w:rPr>
           <w:b/>
           <w:bCs/>
           <w:lang w:val="en-US"/>
         </w:rPr>
+        <w:t>test_db</w:t>
+      </w:r>
+      <w:proofErr w:type="spellEnd"/>
+      <w:r>
+        <w:rPr>
+          <w:b/>
+          <w:bCs/>
+          <w:lang w:val="en-US"/>
+        </w:rPr>
+        <w:t>;</w:t>
+      </w:r>
+    </w:p>
+    <w:p>
+      <w:pPr>
+        <w:rPr>
+          <w:lang w:val="en-US"/>
+        </w:rPr>
+      </w:pPr>
+    </w:p>
+    <w:p>
+      <w:pPr>
+        <w:rPr>
+          <w:lang w:val="en-US"/>
+        </w:rPr>
+      </w:pPr>
+      <w:r>
+        <w:rPr>
+          <w:lang w:val="en-US"/>
+        </w:rPr>
+        <w:t xml:space="preserve">to view table or collection </w:t>
+      </w:r>
+    </w:p>
+    <w:p>
+      <w:pPr>
+        <w:rPr>
+          <w:b/>
+          <w:bCs/>
+          <w:lang w:val="en-US"/>
+        </w:rPr>
+      </w:pPr>
+      <w:r>
+        <w:rPr>
+          <w:b/>
+          <w:bCs/>
+          <w:lang w:val="en-US"/>
+        </w:rPr>
         <w:t>show collections;</w:t>
       </w:r>
     </w:p>
@@ -1477,6 +1608,7 @@
         <w:t xml:space="preserve">Mongo DB provided </w:t>
       </w:r>
       <w:proofErr w:type="spellStart"/>
+      <w:proofErr w:type="gramStart"/>
       <w:r>
         <w:rPr>
           <w:lang w:val="en-US"/>
@@ -1484,11 +1616,26 @@
         <w:t>pre defined</w:t>
       </w:r>
       <w:proofErr w:type="spellEnd"/>
-      <w:r>
-        <w:rPr>
-          <w:lang w:val="en-US"/>
-        </w:rPr>
-        <w:t xml:space="preserve"> object as </w:t>
+      <w:proofErr w:type="gramEnd"/>
+      <w:r>
+        <w:rPr>
+          <w:lang w:val="en-US"/>
+        </w:rPr>
+        <w:t xml:space="preserve"> </w:t>
+      </w:r>
+      <w:proofErr w:type="gramStart"/>
+      <w:r>
+        <w:rPr>
+          <w:lang w:val="en-US"/>
+        </w:rPr>
+        <w:t>object</w:t>
+      </w:r>
+      <w:proofErr w:type="gramEnd"/>
+      <w:r>
+        <w:rPr>
+          <w:lang w:val="en-US"/>
+        </w:rPr>
+        <w:t xml:space="preserve"> as </w:t>
       </w:r>
       <w:r>
         <w:rPr>
@@ -1505,6 +1652,7 @@
         <w:t xml:space="preserve"> Which contains lot of </w:t>
       </w:r>
       <w:proofErr w:type="spellStart"/>
+      <w:proofErr w:type="gramStart"/>
       <w:r>
         <w:rPr>
           <w:lang w:val="en-US"/>
@@ -1512,23 +1660,46 @@
         <w:t>pre defined</w:t>
       </w:r>
       <w:proofErr w:type="spellEnd"/>
-      <w:r>
-        <w:rPr>
-          <w:lang w:val="en-US"/>
-        </w:rPr>
-        <w:t xml:space="preserve"> function. </w:t>
-      </w:r>
+      <w:proofErr w:type="gramEnd"/>
       <w:r>
         <w:rPr>
           <w:lang w:val="en-US"/>
         </w:rPr>
         <w:t xml:space="preserve"> </w:t>
       </w:r>
-      <w:r>
-        <w:rPr>
-          <w:lang w:val="en-US"/>
-        </w:rPr>
-        <w:t xml:space="preserve">those function help us to deal with collections or tables. </w:t>
+      <w:proofErr w:type="gramStart"/>
+      <w:r>
+        <w:rPr>
+          <w:lang w:val="en-US"/>
+        </w:rPr>
+        <w:t>function</w:t>
+      </w:r>
+      <w:proofErr w:type="gramEnd"/>
+      <w:r>
+        <w:rPr>
+          <w:lang w:val="en-US"/>
+        </w:rPr>
+        <w:t xml:space="preserve">. </w:t>
+      </w:r>
+      <w:r>
+        <w:rPr>
+          <w:lang w:val="en-US"/>
+        </w:rPr>
+        <w:t xml:space="preserve"> </w:t>
+      </w:r>
+      <w:proofErr w:type="gramStart"/>
+      <w:r>
+        <w:rPr>
+          <w:lang w:val="en-US"/>
+        </w:rPr>
+        <w:t>those function</w:t>
+      </w:r>
+      <w:proofErr w:type="gramEnd"/>
+      <w:r>
+        <w:rPr>
+          <w:lang w:val="en-US"/>
+        </w:rPr>
+        <w:t xml:space="preserve"> help us to deal with collections or tables. </w:t>
       </w:r>
     </w:p>
     <w:p>
@@ -1558,6 +1729,7 @@
         </w:rPr>
       </w:pPr>
       <w:proofErr w:type="spellStart"/>
+      <w:proofErr w:type="gramStart"/>
       <w:r>
         <w:rPr>
           <w:highlight w:val="yellow"/>
@@ -1566,6 +1738,7 @@
         <w:t>db.createCollection</w:t>
       </w:r>
       <w:proofErr w:type="spellEnd"/>
+      <w:proofErr w:type="gramEnd"/>
       <w:r>
         <w:rPr>
           <w:highlight w:val="yellow"/>
@@ -1617,6 +1790,7 @@
         </w:rPr>
       </w:pPr>
       <w:proofErr w:type="spellStart"/>
+      <w:proofErr w:type="gramStart"/>
       <w:r>
         <w:rPr>
           <w:lang w:val="en-US"/>
@@ -1624,6 +1798,7 @@
         <w:t>db.collectionName.insertOne</w:t>
       </w:r>
       <w:proofErr w:type="spellEnd"/>
+      <w:proofErr w:type="gramEnd"/>
       <w:r>
         <w:rPr>
           <w:lang w:val="en-US"/>
@@ -1635,7 +1810,42 @@
         <w:rPr>
           <w:lang w:val="en-US"/>
         </w:rPr>
-        <w:t>key:value;key:value;key:value</w:t>
+        <w:t>key:</w:t>
+      </w:r>
+      <w:proofErr w:type="gramStart"/>
+      <w:r>
+        <w:rPr>
+          <w:lang w:val="en-US"/>
+        </w:rPr>
+        <w:t>value;key</w:t>
+      </w:r>
+      <w:proofErr w:type="gramEnd"/>
+      <w:r>
+        <w:rPr>
+          <w:lang w:val="en-US"/>
+        </w:rPr>
+        <w:t>:</w:t>
+      </w:r>
+      <w:proofErr w:type="gramStart"/>
+      <w:r>
+        <w:rPr>
+          <w:lang w:val="en-US"/>
+        </w:rPr>
+        <w:t>value;key</w:t>
+      </w:r>
+      <w:proofErr w:type="gramEnd"/>
+      <w:r>
+        <w:rPr>
+          <w:lang w:val="en-US"/>
+        </w:rPr>
+        <w:t>:</w:t>
+      </w:r>
+      <w:proofErr w:type="gramStart"/>
+      <w:r>
+        <w:rPr>
+          <w:lang w:val="en-US"/>
+        </w:rPr>
+        <w:t>value</w:t>
       </w:r>
       <w:proofErr w:type="spellEnd"/>
       <w:r>
@@ -1644,6 +1854,7 @@
         </w:rPr>
         <w:t>})</w:t>
       </w:r>
+      <w:proofErr w:type="gramEnd"/>
     </w:p>
     <w:p>
       <w:pPr>
@@ -1672,6 +1883,7 @@
         </w:rPr>
       </w:pPr>
       <w:proofErr w:type="spellStart"/>
+      <w:proofErr w:type="gramStart"/>
       <w:r>
         <w:rPr>
           <w:lang w:val="en-US"/>
@@ -1679,6 +1891,7 @@
         <w:t>db.Sample.insertOne</w:t>
       </w:r>
       <w:proofErr w:type="spellEnd"/>
+      <w:proofErr w:type="gramEnd"/>
       <w:r>
         <w:rPr>
           <w:lang w:val="en-US"/>
@@ -1690,23 +1903,38 @@
         <w:rPr>
           <w:lang w:val="en-US"/>
         </w:rPr>
-        <w:t>name:"John</w:t>
-      </w:r>
-      <w:proofErr w:type="spellEnd"/>
-      <w:r>
-        <w:rPr>
-          <w:lang w:val="en-US"/>
-        </w:rPr>
-        <w:t>"});</w:t>
-      </w:r>
-    </w:p>
-    <w:p>
-      <w:pPr>
-        <w:rPr>
-          <w:lang w:val="en-US"/>
-        </w:rPr>
-      </w:pPr>
-      <w:proofErr w:type="spellStart"/>
+        <w:t>name:"</w:t>
+      </w:r>
+      <w:proofErr w:type="gramStart"/>
+      <w:r>
+        <w:rPr>
+          <w:lang w:val="en-US"/>
+        </w:rPr>
+        <w:t>John</w:t>
+      </w:r>
+      <w:proofErr w:type="spellEnd"/>
+      <w:r>
+        <w:rPr>
+          <w:lang w:val="en-US"/>
+        </w:rPr>
+        <w:t>"}</w:t>
+      </w:r>
+      <w:proofErr w:type="gramEnd"/>
+      <w:r>
+        <w:rPr>
+          <w:lang w:val="en-US"/>
+        </w:rPr>
+        <w:t>);</w:t>
+      </w:r>
+    </w:p>
+    <w:p>
+      <w:pPr>
+        <w:rPr>
+          <w:lang w:val="en-US"/>
+        </w:rPr>
+      </w:pPr>
+      <w:proofErr w:type="spellStart"/>
+      <w:proofErr w:type="gramStart"/>
       <w:r>
         <w:rPr>
           <w:lang w:val="en-US"/>
@@ -1714,20 +1942,50 @@
         <w:t>db.Sample.insertOne</w:t>
       </w:r>
       <w:proofErr w:type="spellEnd"/>
-      <w:r>
-        <w:rPr>
-          <w:lang w:val="en-US"/>
-        </w:rPr>
-        <w:t>({name:"Steven",age:21});</w:t>
-      </w:r>
-    </w:p>
-    <w:p>
-      <w:pPr>
-        <w:rPr>
-          <w:lang w:val="en-US"/>
-        </w:rPr>
-      </w:pPr>
-      <w:proofErr w:type="spellStart"/>
+      <w:proofErr w:type="gramEnd"/>
+      <w:r>
+        <w:rPr>
+          <w:lang w:val="en-US"/>
+        </w:rPr>
+        <w:t>({name:"Steven</w:t>
+      </w:r>
+      <w:proofErr w:type="gramStart"/>
+      <w:r>
+        <w:rPr>
+          <w:lang w:val="en-US"/>
+        </w:rPr>
+        <w:t>",age</w:t>
+      </w:r>
+      <w:proofErr w:type="gramEnd"/>
+      <w:r>
+        <w:rPr>
+          <w:lang w:val="en-US"/>
+        </w:rPr>
+        <w:t>:</w:t>
+      </w:r>
+      <w:proofErr w:type="gramStart"/>
+      <w:r>
+        <w:rPr>
+          <w:lang w:val="en-US"/>
+        </w:rPr>
+        <w:t>21})</w:t>
+      </w:r>
+      <w:proofErr w:type="gramEnd"/>
+      <w:r>
+        <w:rPr>
+          <w:lang w:val="en-US"/>
+        </w:rPr>
+        <w:t>;</w:t>
+      </w:r>
+    </w:p>
+    <w:p>
+      <w:pPr>
+        <w:rPr>
+          <w:lang w:val="en-US"/>
+        </w:rPr>
+      </w:pPr>
+      <w:proofErr w:type="spellStart"/>
+      <w:proofErr w:type="gramStart"/>
       <w:r>
         <w:rPr>
           <w:lang w:val="en-US"/>
@@ -1735,6 +1993,7 @@
         <w:t>db.Sample.insertOne</w:t>
       </w:r>
       <w:proofErr w:type="spellEnd"/>
+      <w:proofErr w:type="gramEnd"/>
       <w:r>
         <w:rPr>
           <w:lang w:val="en-US"/>
@@ -1753,7 +2012,14 @@
         <w:rPr>
           <w:lang w:val="en-US"/>
         </w:rPr>
-        <w:t>:"Raj",</w:t>
+        <w:t>:"Raj</w:t>
+      </w:r>
+      <w:proofErr w:type="gramStart"/>
+      <w:r>
+        <w:rPr>
+          <w:lang w:val="en-US"/>
+        </w:rPr>
+        <w:t>",</w:t>
       </w:r>
       <w:proofErr w:type="spellStart"/>
       <w:r>
@@ -1763,40 +2029,70 @@
         <w:t>lname</w:t>
       </w:r>
       <w:proofErr w:type="spellEnd"/>
-      <w:r>
-        <w:rPr>
-          <w:lang w:val="en-US"/>
-        </w:rPr>
-        <w:t>:"Deep"});</w:t>
-      </w:r>
-    </w:p>
-    <w:p>
-      <w:pPr>
-        <w:rPr>
-          <w:lang w:val="en-US"/>
-        </w:rPr>
-      </w:pPr>
-    </w:p>
-    <w:p>
-      <w:pPr>
-        <w:rPr>
-          <w:lang w:val="en-US"/>
-        </w:rPr>
-      </w:pPr>
-      <w:r>
-        <w:rPr>
-          <w:lang w:val="en-US"/>
-        </w:rPr>
-        <w:t xml:space="preserve">to view all document from a collection </w:t>
-      </w:r>
-    </w:p>
-    <w:p>
-      <w:pPr>
-        <w:rPr>
-          <w:lang w:val="en-US"/>
-        </w:rPr>
-      </w:pPr>
-      <w:proofErr w:type="spellStart"/>
+      <w:proofErr w:type="gramEnd"/>
+      <w:r>
+        <w:rPr>
+          <w:lang w:val="en-US"/>
+        </w:rPr>
+        <w:t>:"</w:t>
+      </w:r>
+      <w:proofErr w:type="gramStart"/>
+      <w:r>
+        <w:rPr>
+          <w:lang w:val="en-US"/>
+        </w:rPr>
+        <w:t>Deep"}</w:t>
+      </w:r>
+      <w:proofErr w:type="gramEnd"/>
+      <w:r>
+        <w:rPr>
+          <w:lang w:val="en-US"/>
+        </w:rPr>
+        <w:t>);</w:t>
+      </w:r>
+    </w:p>
+    <w:p>
+      <w:pPr>
+        <w:rPr>
+          <w:lang w:val="en-US"/>
+        </w:rPr>
+      </w:pPr>
+    </w:p>
+    <w:p>
+      <w:pPr>
+        <w:rPr>
+          <w:lang w:val="en-US"/>
+        </w:rPr>
+      </w:pPr>
+      <w:r>
+        <w:rPr>
+          <w:lang w:val="en-US"/>
+        </w:rPr>
+        <w:t xml:space="preserve">to view all </w:t>
+      </w:r>
+      <w:proofErr w:type="gramStart"/>
+      <w:r>
+        <w:rPr>
+          <w:lang w:val="en-US"/>
+        </w:rPr>
+        <w:t>document</w:t>
+      </w:r>
+      <w:proofErr w:type="gramEnd"/>
+      <w:r>
+        <w:rPr>
+          <w:lang w:val="en-US"/>
+        </w:rPr>
+        <w:t xml:space="preserve"> from a collection </w:t>
+      </w:r>
+    </w:p>
+    <w:p>
+      <w:pPr>
+        <w:rPr>
+          <w:lang w:val="en-US"/>
+        </w:rPr>
+      </w:pPr>
+      <w:proofErr w:type="spellStart"/>
+      <w:proofErr w:type="gramStart"/>
       <w:r>
         <w:rPr>
           <w:lang w:val="en-US"/>
@@ -1804,6 +2100,7 @@
         <w:t>db.collectionName.find</w:t>
       </w:r>
       <w:proofErr w:type="spellEnd"/>
+      <w:proofErr w:type="gramEnd"/>
       <w:r>
         <w:rPr>
           <w:lang w:val="en-US"/>
@@ -1825,6 +2122,7 @@
         </w:rPr>
       </w:pPr>
       <w:proofErr w:type="spellStart"/>
+      <w:proofErr w:type="gramStart"/>
       <w:r>
         <w:rPr>
           <w:highlight w:val="yellow"/>
@@ -1833,6 +2131,7 @@
         <w:t>db.Sample.find</w:t>
       </w:r>
       <w:proofErr w:type="spellEnd"/>
+      <w:proofErr w:type="gramEnd"/>
       <w:r>
         <w:rPr>
           <w:highlight w:val="yellow"/>
@@ -1872,44 +2171,59 @@
         <w:rPr>
           <w:lang w:val="en-US"/>
         </w:rPr>
-        <w:t xml:space="preserve"> default every document _id pre-defined attribute created with unique auto increment id. It is like a PK. If you want to insert any custom value you can insert but attribute name can’t change. </w:t>
-      </w:r>
-    </w:p>
-    <w:p>
-      <w:pPr>
-        <w:rPr>
-          <w:lang w:val="en-US"/>
-        </w:rPr>
-      </w:pPr>
-    </w:p>
-    <w:p>
-      <w:pPr>
-        <w:rPr>
-          <w:lang w:val="en-US"/>
-        </w:rPr>
-      </w:pPr>
-    </w:p>
-    <w:p>
-      <w:pPr>
-        <w:rPr>
-          <w:lang w:val="en-US"/>
-        </w:rPr>
-      </w:pPr>
-    </w:p>
-    <w:p>
-      <w:pPr>
-        <w:rPr>
-          <w:lang w:val="en-US"/>
-        </w:rPr>
-      </w:pPr>
-    </w:p>
-    <w:p>
-      <w:pPr>
-        <w:rPr>
-          <w:lang w:val="en-US"/>
-        </w:rPr>
-      </w:pPr>
-      <w:proofErr w:type="spellStart"/>
+        <w:t xml:space="preserve"> default every document _id pre-defined attribute created with unique auto increment id. It is like a PK. If you want to insert any custom </w:t>
+      </w:r>
+      <w:proofErr w:type="gramStart"/>
+      <w:r>
+        <w:rPr>
+          <w:lang w:val="en-US"/>
+        </w:rPr>
+        <w:t>value</w:t>
+      </w:r>
+      <w:proofErr w:type="gramEnd"/>
+      <w:r>
+        <w:rPr>
+          <w:lang w:val="en-US"/>
+        </w:rPr>
+        <w:t xml:space="preserve"> you can insert but attribute name can’t change. </w:t>
+      </w:r>
+    </w:p>
+    <w:p>
+      <w:pPr>
+        <w:rPr>
+          <w:lang w:val="en-US"/>
+        </w:rPr>
+      </w:pPr>
+    </w:p>
+    <w:p>
+      <w:pPr>
+        <w:rPr>
+          <w:lang w:val="en-US"/>
+        </w:rPr>
+      </w:pPr>
+    </w:p>
+    <w:p>
+      <w:pPr>
+        <w:rPr>
+          <w:lang w:val="en-US"/>
+        </w:rPr>
+      </w:pPr>
+    </w:p>
+    <w:p>
+      <w:pPr>
+        <w:rPr>
+          <w:lang w:val="en-US"/>
+        </w:rPr>
+      </w:pPr>
+    </w:p>
+    <w:p>
+      <w:pPr>
+        <w:rPr>
+          <w:lang w:val="en-US"/>
+        </w:rPr>
+      </w:pPr>
+      <w:proofErr w:type="spellStart"/>
+      <w:proofErr w:type="gramStart"/>
       <w:r>
         <w:rPr>
           <w:lang w:val="en-US"/>
@@ -1918,20 +2232,50 @@
         <w:t>db.Sample.insertOne</w:t>
       </w:r>
       <w:proofErr w:type="spellEnd"/>
-      <w:r>
-        <w:rPr>
-          <w:lang w:val="en-US"/>
-        </w:rPr>
-        <w:t>({_id:1,name:"John"});</w:t>
-      </w:r>
-    </w:p>
-    <w:p>
-      <w:pPr>
-        <w:rPr>
-          <w:lang w:val="en-US"/>
-        </w:rPr>
-      </w:pPr>
-      <w:proofErr w:type="spellStart"/>
+      <w:proofErr w:type="gramEnd"/>
+      <w:r>
+        <w:rPr>
+          <w:lang w:val="en-US"/>
+        </w:rPr>
+        <w:t>({_id:</w:t>
+      </w:r>
+      <w:proofErr w:type="gramStart"/>
+      <w:r>
+        <w:rPr>
+          <w:lang w:val="en-US"/>
+        </w:rPr>
+        <w:t>1,name</w:t>
+      </w:r>
+      <w:proofErr w:type="gramEnd"/>
+      <w:r>
+        <w:rPr>
+          <w:lang w:val="en-US"/>
+        </w:rPr>
+        <w:t>:"</w:t>
+      </w:r>
+      <w:proofErr w:type="gramStart"/>
+      <w:r>
+        <w:rPr>
+          <w:lang w:val="en-US"/>
+        </w:rPr>
+        <w:t>John"}</w:t>
+      </w:r>
+      <w:proofErr w:type="gramEnd"/>
+      <w:r>
+        <w:rPr>
+          <w:lang w:val="en-US"/>
+        </w:rPr>
+        <w:t>);</w:t>
+      </w:r>
+    </w:p>
+    <w:p>
+      <w:pPr>
+        <w:rPr>
+          <w:lang w:val="en-US"/>
+        </w:rPr>
+      </w:pPr>
+      <w:proofErr w:type="spellStart"/>
+      <w:proofErr w:type="gramStart"/>
       <w:r>
         <w:rPr>
           <w:lang w:val="en-US"/>
@@ -1939,11 +2283,40 @@
         <w:t>db.Sample.insertOne</w:t>
       </w:r>
       <w:proofErr w:type="spellEnd"/>
-      <w:r>
-        <w:rPr>
-          <w:lang w:val="en-US"/>
-        </w:rPr>
-        <w:t>({_id:1,name:"John"});</w:t>
+      <w:proofErr w:type="gramEnd"/>
+      <w:r>
+        <w:rPr>
+          <w:lang w:val="en-US"/>
+        </w:rPr>
+        <w:t>({_id:</w:t>
+      </w:r>
+      <w:proofErr w:type="gramStart"/>
+      <w:r>
+        <w:rPr>
+          <w:lang w:val="en-US"/>
+        </w:rPr>
+        <w:t>1,name</w:t>
+      </w:r>
+      <w:proofErr w:type="gramEnd"/>
+      <w:r>
+        <w:rPr>
+          <w:lang w:val="en-US"/>
+        </w:rPr>
+        <w:t>:"</w:t>
+      </w:r>
+      <w:proofErr w:type="gramStart"/>
+      <w:r>
+        <w:rPr>
+          <w:lang w:val="en-US"/>
+        </w:rPr>
+        <w:t>John"}</w:t>
+      </w:r>
+      <w:proofErr w:type="gramEnd"/>
+      <w:r>
+        <w:rPr>
+          <w:lang w:val="en-US"/>
+        </w:rPr>
+        <w:t>);</w:t>
       </w:r>
       <w:r>
         <w:rPr>
@@ -1960,6 +2333,7 @@
         </w:rPr>
       </w:pPr>
       <w:proofErr w:type="spellStart"/>
+      <w:proofErr w:type="gramStart"/>
       <w:r>
         <w:rPr>
           <w:lang w:val="en-US"/>
@@ -1967,12 +2341,14 @@
         <w:t>db.Sample.insertOne</w:t>
       </w:r>
       <w:proofErr w:type="spellEnd"/>
+      <w:proofErr w:type="gramEnd"/>
       <w:r>
         <w:rPr>
           <w:lang w:val="en-US"/>
         </w:rPr>
         <w:t>({_id:</w:t>
       </w:r>
+      <w:proofErr w:type="gramStart"/>
       <w:r>
         <w:rPr>
           <w:lang w:val="en-US"/>
@@ -1983,16 +2359,38 @@
         <w:rPr>
           <w:lang w:val="en-US"/>
         </w:rPr>
-        <w:t>,name:"John"});</w:t>
-      </w:r>
-    </w:p>
-    <w:p>
-      <w:pPr>
-        <w:rPr>
-          <w:lang w:val="en-US"/>
-        </w:rPr>
-      </w:pPr>
-      <w:proofErr w:type="spellStart"/>
+        <w:t>,name</w:t>
+      </w:r>
+      <w:proofErr w:type="gramEnd"/>
+      <w:r>
+        <w:rPr>
+          <w:lang w:val="en-US"/>
+        </w:rPr>
+        <w:t>:"</w:t>
+      </w:r>
+      <w:proofErr w:type="gramStart"/>
+      <w:r>
+        <w:rPr>
+          <w:lang w:val="en-US"/>
+        </w:rPr>
+        <w:t>John"}</w:t>
+      </w:r>
+      <w:proofErr w:type="gramEnd"/>
+      <w:r>
+        <w:rPr>
+          <w:lang w:val="en-US"/>
+        </w:rPr>
+        <w:t>);</w:t>
+      </w:r>
+    </w:p>
+    <w:p>
+      <w:pPr>
+        <w:rPr>
+          <w:lang w:val="en-US"/>
+        </w:rPr>
+      </w:pPr>
+      <w:proofErr w:type="spellStart"/>
+      <w:proofErr w:type="gramStart"/>
       <w:r>
         <w:rPr>
           <w:lang w:val="en-US"/>
@@ -2000,11 +2398,40 @@
         <w:t>db.Sample.insertOne</w:t>
       </w:r>
       <w:proofErr w:type="spellEnd"/>
-      <w:r>
-        <w:rPr>
-          <w:lang w:val="en-US"/>
-        </w:rPr>
-        <w:t>({id:1,name:"John"});</w:t>
+      <w:proofErr w:type="gramEnd"/>
+      <w:r>
+        <w:rPr>
+          <w:lang w:val="en-US"/>
+        </w:rPr>
+        <w:t>({id:</w:t>
+      </w:r>
+      <w:proofErr w:type="gramStart"/>
+      <w:r>
+        <w:rPr>
+          <w:lang w:val="en-US"/>
+        </w:rPr>
+        <w:t>1,name</w:t>
+      </w:r>
+      <w:proofErr w:type="gramEnd"/>
+      <w:r>
+        <w:rPr>
+          <w:lang w:val="en-US"/>
+        </w:rPr>
+        <w:t>:"</w:t>
+      </w:r>
+      <w:proofErr w:type="gramStart"/>
+      <w:r>
+        <w:rPr>
+          <w:lang w:val="en-US"/>
+        </w:rPr>
+        <w:t>John"}</w:t>
+      </w:r>
+      <w:proofErr w:type="gramEnd"/>
+      <w:r>
+        <w:rPr>
+          <w:lang w:val="en-US"/>
+        </w:rPr>
+        <w:t>);</w:t>
       </w:r>
       <w:r>
         <w:rPr>
@@ -2024,7 +2451,21 @@
         <w:rPr>
           <w:lang w:val="en-US"/>
         </w:rPr>
-        <w:t xml:space="preserve"> automatically _id attribute with unique value it inserted inside that documents. </w:t>
+        <w:t xml:space="preserve"> automatically _id attribute with unique value it inserted inside </w:t>
+      </w:r>
+      <w:proofErr w:type="gramStart"/>
+      <w:r>
+        <w:rPr>
+          <w:lang w:val="en-US"/>
+        </w:rPr>
+        <w:t>that documents</w:t>
+      </w:r>
+      <w:proofErr w:type="gramEnd"/>
+      <w:r>
+        <w:rPr>
+          <w:lang w:val="en-US"/>
+        </w:rPr>
+        <w:t xml:space="preserve">. </w:t>
       </w:r>
     </w:p>
     <w:p>
@@ -2079,7 +2520,49 @@
         <w:rPr>
           <w:lang w:val="en-US"/>
         </w:rPr>
-        <w:t xml:space="preserve"> which help to insert more than one document at time. If collection present in insert to existing collection else it will create and insert. </w:t>
+        <w:t xml:space="preserve"> which </w:t>
+      </w:r>
+      <w:proofErr w:type="gramStart"/>
+      <w:r>
+        <w:rPr>
+          <w:lang w:val="en-US"/>
+        </w:rPr>
+        <w:t>help</w:t>
+      </w:r>
+      <w:proofErr w:type="gramEnd"/>
+      <w:r>
+        <w:rPr>
+          <w:lang w:val="en-US"/>
+        </w:rPr>
+        <w:t xml:space="preserve"> to insert more than one document at time. If collection </w:t>
+      </w:r>
+      <w:proofErr w:type="gramStart"/>
+      <w:r>
+        <w:rPr>
+          <w:lang w:val="en-US"/>
+        </w:rPr>
+        <w:t>present in</w:t>
+      </w:r>
+      <w:proofErr w:type="gramEnd"/>
+      <w:r>
+        <w:rPr>
+          <w:lang w:val="en-US"/>
+        </w:rPr>
+        <w:t xml:space="preserve"> insert to existing collection </w:t>
+      </w:r>
+      <w:proofErr w:type="gramStart"/>
+      <w:r>
+        <w:rPr>
+          <w:lang w:val="en-US"/>
+        </w:rPr>
+        <w:t>else</w:t>
+      </w:r>
+      <w:proofErr w:type="gramEnd"/>
+      <w:r>
+        <w:rPr>
+          <w:lang w:val="en-US"/>
+        </w:rPr>
+        <w:t xml:space="preserve"> it will create and insert. </w:t>
       </w:r>
     </w:p>
     <w:p>
@@ -2102,6 +2585,7 @@
         </w:rPr>
       </w:pPr>
       <w:proofErr w:type="spellStart"/>
+      <w:proofErr w:type="gramStart"/>
       <w:r>
         <w:rPr>
           <w:lang w:val="en-US"/>
@@ -2109,6 +2593,7 @@
         <w:t>db.collectionName.insertMany</w:t>
       </w:r>
       <w:proofErr w:type="spellEnd"/>
+      <w:proofErr w:type="gramEnd"/>
       <w:r>
         <w:rPr>
           <w:lang w:val="en-US"/>
@@ -2140,8 +2625,15 @@
           <w:lang w:val="en-US"/>
         </w:rPr>
         <w:tab/>
+      </w:r>
+      <w:proofErr w:type="gramStart"/>
+      <w:r>
+        <w:rPr>
+          <w:lang w:val="en-US"/>
+        </w:rPr>
         <w:t>{doc1},</w:t>
       </w:r>
+      <w:proofErr w:type="gramEnd"/>
     </w:p>
     <w:p>
       <w:pPr>
@@ -2154,8 +2646,15 @@
           <w:lang w:val="en-US"/>
         </w:rPr>
         <w:tab/>
+      </w:r>
+      <w:proofErr w:type="gramStart"/>
+      <w:r>
+        <w:rPr>
+          <w:lang w:val="en-US"/>
+        </w:rPr>
         <w:t>{doc2},</w:t>
       </w:r>
+      <w:proofErr w:type="gramEnd"/>
     </w:p>
     <w:p>
       <w:pPr>
@@ -2198,6 +2697,7 @@
         </w:rPr>
       </w:pPr>
       <w:proofErr w:type="spellStart"/>
+      <w:proofErr w:type="gramStart"/>
       <w:r>
         <w:rPr>
           <w:highlight w:val="yellow"/>
@@ -2212,19 +2712,35 @@
         </w:rPr>
         <w:t>employees</w:t>
       </w:r>
-      <w:r>
-        <w:rPr>
-          <w:highlight w:val="yellow"/>
-          <w:lang w:val="en-US"/>
-        </w:rPr>
-        <w:t>.insertMany</w:t>
-      </w:r>
-      <w:proofErr w:type="spellEnd"/>
-      <w:r>
-        <w:rPr>
-          <w:lang w:val="en-US"/>
-        </w:rPr>
-        <w:t>([</w:t>
+      <w:proofErr w:type="gramEnd"/>
+      <w:r>
+        <w:rPr>
+          <w:highlight w:val="yellow"/>
+          <w:lang w:val="en-US"/>
+        </w:rPr>
+        <w:t>.</w:t>
+      </w:r>
+      <w:proofErr w:type="gramStart"/>
+      <w:r>
+        <w:rPr>
+          <w:highlight w:val="yellow"/>
+          <w:lang w:val="en-US"/>
+        </w:rPr>
+        <w:t>insertMany</w:t>
+      </w:r>
+      <w:proofErr w:type="spellEnd"/>
+      <w:r>
+        <w:rPr>
+          <w:lang w:val="en-US"/>
+        </w:rPr>
+        <w:t>(</w:t>
+      </w:r>
+      <w:proofErr w:type="gramEnd"/>
+      <w:r>
+        <w:rPr>
+          <w:lang w:val="en-US"/>
+        </w:rPr>
+        <w:t>[</w:t>
       </w:r>
     </w:p>
     <w:p>
@@ -3885,6 +4401,7 @@
         </w:rPr>
       </w:pPr>
       <w:proofErr w:type="spellStart"/>
+      <w:proofErr w:type="gramStart"/>
       <w:r>
         <w:rPr>
           <w:lang w:val="en-US"/>
@@ -3892,11 +4409,26 @@
         <w:t>db.collectionName.find</w:t>
       </w:r>
       <w:proofErr w:type="spellEnd"/>
-      <w:r>
-        <w:rPr>
-          <w:lang w:val="en-US"/>
-        </w:rPr>
-        <w:t>({condition});</w:t>
+      <w:proofErr w:type="gramEnd"/>
+      <w:r>
+        <w:rPr>
+          <w:lang w:val="en-US"/>
+        </w:rPr>
+        <w:t>({</w:t>
+      </w:r>
+      <w:proofErr w:type="gramStart"/>
+      <w:r>
+        <w:rPr>
+          <w:lang w:val="en-US"/>
+        </w:rPr>
+        <w:t>condition})</w:t>
+      </w:r>
+      <w:proofErr w:type="gramEnd"/>
+      <w:r>
+        <w:rPr>
+          <w:lang w:val="en-US"/>
+        </w:rPr>
+        <w:t>;</w:t>
       </w:r>
     </w:p>
     <w:p>
@@ -3927,59 +4459,29 @@
         </w:rPr>
       </w:pPr>
       <w:proofErr w:type="spellStart"/>
-      <w:r>
-        <w:rPr>
-          <w:highlight w:val="yellow"/>
-          <w:lang w:val="en-US"/>
-        </w:rPr>
-        <w:t>db.employees.find</w:t>
-      </w:r>
-      <w:proofErr w:type="spellEnd"/>
-      <w:r>
-        <w:rPr>
-          <w:highlight w:val="yellow"/>
-          <w:lang w:val="en-US"/>
-        </w:rPr>
-        <w:t>({_id:1});</w:t>
-      </w:r>
-    </w:p>
-    <w:p>
-      <w:pPr>
-        <w:rPr>
-          <w:highlight w:val="yellow"/>
-          <w:lang w:val="en-US"/>
-        </w:rPr>
-      </w:pPr>
-      <w:proofErr w:type="spellStart"/>
-      <w:r>
-        <w:rPr>
-          <w:highlight w:val="yellow"/>
-          <w:lang w:val="en-US"/>
-        </w:rPr>
-        <w:t>db.employees.find</w:t>
-      </w:r>
-      <w:proofErr w:type="spellEnd"/>
-      <w:r>
-        <w:rPr>
-          <w:highlight w:val="yellow"/>
-          <w:lang w:val="en-US"/>
-        </w:rPr>
-        <w:t>({salary:2400});</w:t>
-      </w:r>
-    </w:p>
-    <w:p>
-      <w:pPr>
-        <w:rPr>
-          <w:lang w:val="en-US"/>
-        </w:rPr>
-      </w:pPr>
-      <w:proofErr w:type="spellStart"/>
-      <w:r>
-        <w:rPr>
-          <w:highlight w:val="yellow"/>
-          <w:lang w:val="en-US"/>
-        </w:rPr>
-        <w:t>db.employees.find</w:t>
+      <w:proofErr w:type="gramStart"/>
+      <w:r>
+        <w:rPr>
+          <w:highlight w:val="yellow"/>
+          <w:lang w:val="en-US"/>
+        </w:rPr>
+        <w:t>db.employees</w:t>
+      </w:r>
+      <w:proofErr w:type="gramEnd"/>
+      <w:r>
+        <w:rPr>
+          <w:highlight w:val="yellow"/>
+          <w:lang w:val="en-US"/>
+        </w:rPr>
+        <w:t>.</w:t>
+      </w:r>
+      <w:proofErr w:type="gramStart"/>
+      <w:r>
+        <w:rPr>
+          <w:highlight w:val="yellow"/>
+          <w:lang w:val="en-US"/>
+        </w:rPr>
+        <w:t>find</w:t>
       </w:r>
       <w:proofErr w:type="spellEnd"/>
       <w:r>
@@ -3989,21 +4491,167 @@
         </w:rPr>
         <w:t>({</w:t>
       </w:r>
-      <w:proofErr w:type="spellStart"/>
-      <w:r>
-        <w:rPr>
-          <w:highlight w:val="yellow"/>
-          <w:lang w:val="en-US"/>
-        </w:rPr>
-        <w:t>city:"Dallas</w:t>
-      </w:r>
-      <w:proofErr w:type="spellEnd"/>
-      <w:r>
-        <w:rPr>
-          <w:highlight w:val="yellow"/>
-          <w:lang w:val="en-US"/>
-        </w:rPr>
-        <w:t>"});</w:t>
+      <w:proofErr w:type="gramEnd"/>
+      <w:r>
+        <w:rPr>
+          <w:highlight w:val="yellow"/>
+          <w:lang w:val="en-US"/>
+        </w:rPr>
+        <w:t>_id:</w:t>
+      </w:r>
+      <w:proofErr w:type="gramStart"/>
+      <w:r>
+        <w:rPr>
+          <w:highlight w:val="yellow"/>
+          <w:lang w:val="en-US"/>
+        </w:rPr>
+        <w:t>1})</w:t>
+      </w:r>
+      <w:proofErr w:type="gramEnd"/>
+      <w:r>
+        <w:rPr>
+          <w:highlight w:val="yellow"/>
+          <w:lang w:val="en-US"/>
+        </w:rPr>
+        <w:t>;</w:t>
+      </w:r>
+    </w:p>
+    <w:p>
+      <w:pPr>
+        <w:rPr>
+          <w:highlight w:val="yellow"/>
+          <w:lang w:val="en-US"/>
+        </w:rPr>
+      </w:pPr>
+      <w:proofErr w:type="spellStart"/>
+      <w:proofErr w:type="gramStart"/>
+      <w:r>
+        <w:rPr>
+          <w:highlight w:val="yellow"/>
+          <w:lang w:val="en-US"/>
+        </w:rPr>
+        <w:t>db.employees</w:t>
+      </w:r>
+      <w:proofErr w:type="gramEnd"/>
+      <w:r>
+        <w:rPr>
+          <w:highlight w:val="yellow"/>
+          <w:lang w:val="en-US"/>
+        </w:rPr>
+        <w:t>.</w:t>
+      </w:r>
+      <w:proofErr w:type="gramStart"/>
+      <w:r>
+        <w:rPr>
+          <w:highlight w:val="yellow"/>
+          <w:lang w:val="en-US"/>
+        </w:rPr>
+        <w:t>find</w:t>
+      </w:r>
+      <w:proofErr w:type="spellEnd"/>
+      <w:r>
+        <w:rPr>
+          <w:highlight w:val="yellow"/>
+          <w:lang w:val="en-US"/>
+        </w:rPr>
+        <w:t>({</w:t>
+      </w:r>
+      <w:proofErr w:type="gramEnd"/>
+      <w:r>
+        <w:rPr>
+          <w:highlight w:val="yellow"/>
+          <w:lang w:val="en-US"/>
+        </w:rPr>
+        <w:t>salary:</w:t>
+      </w:r>
+      <w:proofErr w:type="gramStart"/>
+      <w:r>
+        <w:rPr>
+          <w:highlight w:val="yellow"/>
+          <w:lang w:val="en-US"/>
+        </w:rPr>
+        <w:t>2400})</w:t>
+      </w:r>
+      <w:proofErr w:type="gramEnd"/>
+      <w:r>
+        <w:rPr>
+          <w:highlight w:val="yellow"/>
+          <w:lang w:val="en-US"/>
+        </w:rPr>
+        <w:t>;</w:t>
+      </w:r>
+    </w:p>
+    <w:p>
+      <w:pPr>
+        <w:rPr>
+          <w:lang w:val="en-US"/>
+        </w:rPr>
+      </w:pPr>
+      <w:proofErr w:type="spellStart"/>
+      <w:proofErr w:type="gramStart"/>
+      <w:r>
+        <w:rPr>
+          <w:highlight w:val="yellow"/>
+          <w:lang w:val="en-US"/>
+        </w:rPr>
+        <w:t>db.employees</w:t>
+      </w:r>
+      <w:proofErr w:type="gramEnd"/>
+      <w:r>
+        <w:rPr>
+          <w:highlight w:val="yellow"/>
+          <w:lang w:val="en-US"/>
+        </w:rPr>
+        <w:t>.</w:t>
+      </w:r>
+      <w:proofErr w:type="gramStart"/>
+      <w:r>
+        <w:rPr>
+          <w:highlight w:val="yellow"/>
+          <w:lang w:val="en-US"/>
+        </w:rPr>
+        <w:t>find</w:t>
+      </w:r>
+      <w:proofErr w:type="spellEnd"/>
+      <w:r>
+        <w:rPr>
+          <w:highlight w:val="yellow"/>
+          <w:lang w:val="en-US"/>
+        </w:rPr>
+        <w:t>({</w:t>
+      </w:r>
+      <w:proofErr w:type="spellStart"/>
+      <w:proofErr w:type="gramEnd"/>
+      <w:r>
+        <w:rPr>
+          <w:highlight w:val="yellow"/>
+          <w:lang w:val="en-US"/>
+        </w:rPr>
+        <w:t>city:"</w:t>
+      </w:r>
+      <w:proofErr w:type="gramStart"/>
+      <w:r>
+        <w:rPr>
+          <w:highlight w:val="yellow"/>
+          <w:lang w:val="en-US"/>
+        </w:rPr>
+        <w:t>Dallas</w:t>
+      </w:r>
+      <w:proofErr w:type="spellEnd"/>
+      <w:r>
+        <w:rPr>
+          <w:highlight w:val="yellow"/>
+          <w:lang w:val="en-US"/>
+        </w:rPr>
+        <w:t>"}</w:t>
+      </w:r>
+      <w:proofErr w:type="gramEnd"/>
+      <w:r>
+        <w:rPr>
+          <w:highlight w:val="yellow"/>
+          <w:lang w:val="en-US"/>
+        </w:rPr>
+        <w:t>);</w:t>
       </w:r>
     </w:p>
     <w:p>
@@ -4037,9 +4685,24 @@
         <w:rPr>
           <w:lang w:val="en-US"/>
         </w:rPr>
-        <w:t xml:space="preserve"> provided lot of </w:t>
-      </w:r>
-      <w:proofErr w:type="spellStart"/>
+        <w:t xml:space="preserve"> </w:t>
+      </w:r>
+      <w:proofErr w:type="gramStart"/>
+      <w:r>
+        <w:rPr>
+          <w:lang w:val="en-US"/>
+        </w:rPr>
+        <w:t>provided</w:t>
+      </w:r>
+      <w:proofErr w:type="gramEnd"/>
+      <w:r>
+        <w:rPr>
+          <w:lang w:val="en-US"/>
+        </w:rPr>
+        <w:t xml:space="preserve"> lot of </w:t>
+      </w:r>
+      <w:proofErr w:type="spellStart"/>
+      <w:proofErr w:type="gramStart"/>
       <w:r>
         <w:rPr>
           <w:lang w:val="en-US"/>
@@ -4047,11 +4710,26 @@
         <w:t>pre defined</w:t>
       </w:r>
       <w:proofErr w:type="spellEnd"/>
-      <w:r>
-        <w:rPr>
-          <w:lang w:val="en-US"/>
-        </w:rPr>
-        <w:t xml:space="preserve"> operators. All those operator start with pre-fix $ followed by operator name. </w:t>
+      <w:proofErr w:type="gramEnd"/>
+      <w:r>
+        <w:rPr>
+          <w:lang w:val="en-US"/>
+        </w:rPr>
+        <w:t xml:space="preserve"> operators. All </w:t>
+      </w:r>
+      <w:proofErr w:type="gramStart"/>
+      <w:r>
+        <w:rPr>
+          <w:lang w:val="en-US"/>
+        </w:rPr>
+        <w:t>those operator</w:t>
+      </w:r>
+      <w:proofErr w:type="gramEnd"/>
+      <w:r>
+        <w:rPr>
+          <w:lang w:val="en-US"/>
+        </w:rPr>
+        <w:t xml:space="preserve"> start with pre-fix $ followed by operator name. </w:t>
       </w:r>
     </w:p>
     <w:p>
@@ -4172,100 +4850,251 @@
         </w:rPr>
       </w:pPr>
       <w:proofErr w:type="spellStart"/>
-      <w:r>
-        <w:rPr>
-          <w:highlight w:val="yellow"/>
-          <w:lang w:val="en-US"/>
-        </w:rPr>
-        <w:t>db.employees.find</w:t>
-      </w:r>
-      <w:proofErr w:type="spellEnd"/>
-      <w:r>
-        <w:rPr>
-          <w:highlight w:val="yellow"/>
-          <w:lang w:val="en-US"/>
-        </w:rPr>
-        <w:t>({salary:{$gt:2500}});</w:t>
-      </w:r>
-    </w:p>
-    <w:p>
-      <w:pPr>
-        <w:rPr>
-          <w:highlight w:val="yellow"/>
-          <w:lang w:val="en-US"/>
-        </w:rPr>
-      </w:pPr>
-      <w:proofErr w:type="spellStart"/>
-      <w:r>
-        <w:rPr>
-          <w:highlight w:val="yellow"/>
-          <w:lang w:val="en-US"/>
-        </w:rPr>
-        <w:t>db.employees.find</w:t>
-      </w:r>
-      <w:proofErr w:type="spellEnd"/>
-      <w:r>
-        <w:rPr>
-          <w:highlight w:val="yellow"/>
-          <w:lang w:val="en-US"/>
-        </w:rPr>
-        <w:t>({salary:{$eq:2200}});</w:t>
-      </w:r>
-    </w:p>
-    <w:p>
-      <w:pPr>
-        <w:rPr>
-          <w:lang w:val="en-US"/>
-        </w:rPr>
-      </w:pPr>
-      <w:proofErr w:type="spellStart"/>
-      <w:r>
-        <w:rPr>
-          <w:highlight w:val="yellow"/>
-          <w:lang w:val="en-US"/>
-        </w:rPr>
-        <w:t>db.employees.find</w:t>
-      </w:r>
-      <w:proofErr w:type="spellEnd"/>
-      <w:r>
-        <w:rPr>
-          <w:highlight w:val="yellow"/>
-          <w:lang w:val="en-US"/>
-        </w:rPr>
-        <w:t>({salary:{$ne:2200}});</w:t>
-      </w:r>
-    </w:p>
-    <w:p>
-      <w:pPr>
-        <w:rPr>
-          <w:lang w:val="en-US"/>
-        </w:rPr>
-      </w:pPr>
-    </w:p>
-    <w:p>
-      <w:pPr>
-        <w:rPr>
-          <w:lang w:val="en-US"/>
-        </w:rPr>
-      </w:pPr>
-      <w:r>
-        <w:rPr>
-          <w:lang w:val="en-US"/>
-        </w:rPr>
-        <w:t xml:space="preserve">$and, $or operator which help to check more than one condition. </w:t>
-      </w:r>
-    </w:p>
-    <w:p>
-      <w:pPr>
-        <w:rPr>
-          <w:lang w:val="en-US"/>
-        </w:rPr>
-      </w:pPr>
-      <w:r>
-        <w:rPr>
-          <w:lang w:val="en-US"/>
-        </w:rPr>
-        <w:t xml:space="preserve">$and both the condition must be true </w:t>
+      <w:proofErr w:type="gramStart"/>
+      <w:r>
+        <w:rPr>
+          <w:highlight w:val="yellow"/>
+          <w:lang w:val="en-US"/>
+        </w:rPr>
+        <w:t>db.employees</w:t>
+      </w:r>
+      <w:proofErr w:type="gramEnd"/>
+      <w:r>
+        <w:rPr>
+          <w:highlight w:val="yellow"/>
+          <w:lang w:val="en-US"/>
+        </w:rPr>
+        <w:t>.</w:t>
+      </w:r>
+      <w:proofErr w:type="gramStart"/>
+      <w:r>
+        <w:rPr>
+          <w:highlight w:val="yellow"/>
+          <w:lang w:val="en-US"/>
+        </w:rPr>
+        <w:t>find</w:t>
+      </w:r>
+      <w:proofErr w:type="spellEnd"/>
+      <w:r>
+        <w:rPr>
+          <w:highlight w:val="yellow"/>
+          <w:lang w:val="en-US"/>
+        </w:rPr>
+        <w:t>({salary:{</w:t>
+      </w:r>
+      <w:proofErr w:type="gramEnd"/>
+      <w:r>
+        <w:rPr>
+          <w:highlight w:val="yellow"/>
+          <w:lang w:val="en-US"/>
+        </w:rPr>
+        <w:t>$gt:</w:t>
+      </w:r>
+      <w:proofErr w:type="gramStart"/>
+      <w:r>
+        <w:rPr>
+          <w:highlight w:val="yellow"/>
+          <w:lang w:val="en-US"/>
+        </w:rPr>
+        <w:t>2500}})</w:t>
+      </w:r>
+      <w:proofErr w:type="gramEnd"/>
+      <w:r>
+        <w:rPr>
+          <w:highlight w:val="yellow"/>
+          <w:lang w:val="en-US"/>
+        </w:rPr>
+        <w:t>;</w:t>
+      </w:r>
+    </w:p>
+    <w:p>
+      <w:pPr>
+        <w:rPr>
+          <w:highlight w:val="yellow"/>
+          <w:lang w:val="en-US"/>
+        </w:rPr>
+      </w:pPr>
+      <w:proofErr w:type="spellStart"/>
+      <w:proofErr w:type="gramStart"/>
+      <w:r>
+        <w:rPr>
+          <w:highlight w:val="yellow"/>
+          <w:lang w:val="en-US"/>
+        </w:rPr>
+        <w:t>db.employees</w:t>
+      </w:r>
+      <w:proofErr w:type="gramEnd"/>
+      <w:r>
+        <w:rPr>
+          <w:highlight w:val="yellow"/>
+          <w:lang w:val="en-US"/>
+        </w:rPr>
+        <w:t>.</w:t>
+      </w:r>
+      <w:proofErr w:type="gramStart"/>
+      <w:r>
+        <w:rPr>
+          <w:highlight w:val="yellow"/>
+          <w:lang w:val="en-US"/>
+        </w:rPr>
+        <w:t>find</w:t>
+      </w:r>
+      <w:proofErr w:type="spellEnd"/>
+      <w:r>
+        <w:rPr>
+          <w:highlight w:val="yellow"/>
+          <w:lang w:val="en-US"/>
+        </w:rPr>
+        <w:t>({salary:{</w:t>
+      </w:r>
+      <w:proofErr w:type="gramEnd"/>
+      <w:r>
+        <w:rPr>
+          <w:highlight w:val="yellow"/>
+          <w:lang w:val="en-US"/>
+        </w:rPr>
+        <w:t>$eq:</w:t>
+      </w:r>
+      <w:proofErr w:type="gramStart"/>
+      <w:r>
+        <w:rPr>
+          <w:highlight w:val="yellow"/>
+          <w:lang w:val="en-US"/>
+        </w:rPr>
+        <w:t>2200}})</w:t>
+      </w:r>
+      <w:proofErr w:type="gramEnd"/>
+      <w:r>
+        <w:rPr>
+          <w:highlight w:val="yellow"/>
+          <w:lang w:val="en-US"/>
+        </w:rPr>
+        <w:t>;</w:t>
+      </w:r>
+    </w:p>
+    <w:p>
+      <w:pPr>
+        <w:rPr>
+          <w:lang w:val="en-US"/>
+        </w:rPr>
+      </w:pPr>
+      <w:proofErr w:type="spellStart"/>
+      <w:proofErr w:type="gramStart"/>
+      <w:r>
+        <w:rPr>
+          <w:highlight w:val="yellow"/>
+          <w:lang w:val="en-US"/>
+        </w:rPr>
+        <w:t>db.employees</w:t>
+      </w:r>
+      <w:proofErr w:type="gramEnd"/>
+      <w:r>
+        <w:rPr>
+          <w:highlight w:val="yellow"/>
+          <w:lang w:val="en-US"/>
+        </w:rPr>
+        <w:t>.</w:t>
+      </w:r>
+      <w:proofErr w:type="gramStart"/>
+      <w:r>
+        <w:rPr>
+          <w:highlight w:val="yellow"/>
+          <w:lang w:val="en-US"/>
+        </w:rPr>
+        <w:t>find</w:t>
+      </w:r>
+      <w:proofErr w:type="spellEnd"/>
+      <w:r>
+        <w:rPr>
+          <w:highlight w:val="yellow"/>
+          <w:lang w:val="en-US"/>
+        </w:rPr>
+        <w:t>({salary:{</w:t>
+      </w:r>
+      <w:proofErr w:type="gramEnd"/>
+      <w:r>
+        <w:rPr>
+          <w:highlight w:val="yellow"/>
+          <w:lang w:val="en-US"/>
+        </w:rPr>
+        <w:t>$ne:</w:t>
+      </w:r>
+      <w:proofErr w:type="gramStart"/>
+      <w:r>
+        <w:rPr>
+          <w:highlight w:val="yellow"/>
+          <w:lang w:val="en-US"/>
+        </w:rPr>
+        <w:t>2200}})</w:t>
+      </w:r>
+      <w:proofErr w:type="gramEnd"/>
+      <w:r>
+        <w:rPr>
+          <w:highlight w:val="yellow"/>
+          <w:lang w:val="en-US"/>
+        </w:rPr>
+        <w:t>;</w:t>
+      </w:r>
+    </w:p>
+    <w:p>
+      <w:pPr>
+        <w:rPr>
+          <w:lang w:val="en-US"/>
+        </w:rPr>
+      </w:pPr>
+    </w:p>
+    <w:p>
+      <w:pPr>
+        <w:rPr>
+          <w:lang w:val="en-US"/>
+        </w:rPr>
+      </w:pPr>
+      <w:r>
+        <w:rPr>
+          <w:lang w:val="en-US"/>
+        </w:rPr>
+        <w:t xml:space="preserve">$and, $or operator which </w:t>
+      </w:r>
+      <w:proofErr w:type="gramStart"/>
+      <w:r>
+        <w:rPr>
+          <w:lang w:val="en-US"/>
+        </w:rPr>
+        <w:t>help</w:t>
+      </w:r>
+      <w:proofErr w:type="gramEnd"/>
+      <w:r>
+        <w:rPr>
+          <w:lang w:val="en-US"/>
+        </w:rPr>
+        <w:t xml:space="preserve"> to check more than one condition. </w:t>
+      </w:r>
+    </w:p>
+    <w:p>
+      <w:pPr>
+        <w:rPr>
+          <w:lang w:val="en-US"/>
+        </w:rPr>
+      </w:pPr>
+      <w:r>
+        <w:rPr>
+          <w:lang w:val="en-US"/>
+        </w:rPr>
+        <w:t xml:space="preserve">$and both the </w:t>
+      </w:r>
+      <w:proofErr w:type="gramStart"/>
+      <w:r>
+        <w:rPr>
+          <w:lang w:val="en-US"/>
+        </w:rPr>
+        <w:t>condition</w:t>
+      </w:r>
+      <w:proofErr w:type="gramEnd"/>
+      <w:r>
+        <w:rPr>
+          <w:lang w:val="en-US"/>
+        </w:rPr>
+        <w:t xml:space="preserve"> must be true </w:t>
       </w:r>
     </w:p>
     <w:p>
@@ -4289,43 +5118,189 @@
         </w:rPr>
       </w:pPr>
       <w:proofErr w:type="spellStart"/>
-      <w:r>
-        <w:rPr>
-          <w:highlight w:val="yellow"/>
-          <w:lang w:val="en-US"/>
-        </w:rPr>
-        <w:t>db.employees.find</w:t>
-      </w:r>
-      <w:proofErr w:type="spellEnd"/>
-      <w:r>
-        <w:rPr>
-          <w:highlight w:val="yellow"/>
-          <w:lang w:val="en-US"/>
-        </w:rPr>
-        <w:t>({$and:[{deptId:104},{salary:2300}]});</w:t>
-      </w:r>
-    </w:p>
-    <w:p>
-      <w:pPr>
-        <w:rPr>
-          <w:lang w:val="en-US"/>
-        </w:rPr>
-      </w:pPr>
-      <w:proofErr w:type="spellStart"/>
-      <w:r>
-        <w:rPr>
-          <w:highlight w:val="yellow"/>
-          <w:lang w:val="en-US"/>
-        </w:rPr>
-        <w:t>db.employees.find</w:t>
-      </w:r>
-      <w:proofErr w:type="spellEnd"/>
-      <w:r>
-        <w:rPr>
-          <w:highlight w:val="yellow"/>
-          <w:lang w:val="en-US"/>
-        </w:rPr>
-        <w:t>({$or:[{deptId:104},{salary:2300}]});</w:t>
+      <w:proofErr w:type="gramStart"/>
+      <w:r>
+        <w:rPr>
+          <w:highlight w:val="yellow"/>
+          <w:lang w:val="en-US"/>
+        </w:rPr>
+        <w:t>db.employees</w:t>
+      </w:r>
+      <w:proofErr w:type="gramEnd"/>
+      <w:r>
+        <w:rPr>
+          <w:highlight w:val="yellow"/>
+          <w:lang w:val="en-US"/>
+        </w:rPr>
+        <w:t>.</w:t>
+      </w:r>
+      <w:proofErr w:type="gramStart"/>
+      <w:r>
+        <w:rPr>
+          <w:highlight w:val="yellow"/>
+          <w:lang w:val="en-US"/>
+        </w:rPr>
+        <w:t>find</w:t>
+      </w:r>
+      <w:proofErr w:type="spellEnd"/>
+      <w:r>
+        <w:rPr>
+          <w:highlight w:val="yellow"/>
+          <w:lang w:val="en-US"/>
+        </w:rPr>
+        <w:t>({</w:t>
+      </w:r>
+      <w:proofErr w:type="gramEnd"/>
+      <w:r>
+        <w:rPr>
+          <w:highlight w:val="yellow"/>
+          <w:lang w:val="en-US"/>
+        </w:rPr>
+        <w:t>$</w:t>
+      </w:r>
+      <w:proofErr w:type="gramStart"/>
+      <w:r>
+        <w:rPr>
+          <w:highlight w:val="yellow"/>
+          <w:lang w:val="en-US"/>
+        </w:rPr>
+        <w:t>and:[</w:t>
+      </w:r>
+      <w:proofErr w:type="gramEnd"/>
+      <w:r>
+        <w:rPr>
+          <w:highlight w:val="yellow"/>
+          <w:lang w:val="en-US"/>
+        </w:rPr>
+        <w:t>{deptId:104</w:t>
+      </w:r>
+      <w:proofErr w:type="gramStart"/>
+      <w:r>
+        <w:rPr>
+          <w:highlight w:val="yellow"/>
+          <w:lang w:val="en-US"/>
+        </w:rPr>
+        <w:t>},{</w:t>
+      </w:r>
+      <w:proofErr w:type="gramEnd"/>
+      <w:r>
+        <w:rPr>
+          <w:highlight w:val="yellow"/>
+          <w:lang w:val="en-US"/>
+        </w:rPr>
+        <w:t>salary:</w:t>
+      </w:r>
+      <w:proofErr w:type="gramStart"/>
+      <w:r>
+        <w:rPr>
+          <w:highlight w:val="yellow"/>
+          <w:lang w:val="en-US"/>
+        </w:rPr>
+        <w:t>2300}]}</w:t>
+      </w:r>
+      <w:proofErr w:type="gramEnd"/>
+      <w:r>
+        <w:rPr>
+          <w:highlight w:val="yellow"/>
+          <w:lang w:val="en-US"/>
+        </w:rPr>
+        <w:t>);</w:t>
+      </w:r>
+    </w:p>
+    <w:p>
+      <w:pPr>
+        <w:rPr>
+          <w:lang w:val="en-US"/>
+        </w:rPr>
+      </w:pPr>
+      <w:proofErr w:type="spellStart"/>
+      <w:proofErr w:type="gramStart"/>
+      <w:r>
+        <w:rPr>
+          <w:highlight w:val="yellow"/>
+          <w:lang w:val="en-US"/>
+        </w:rPr>
+        <w:t>db.employees</w:t>
+      </w:r>
+      <w:proofErr w:type="gramEnd"/>
+      <w:r>
+        <w:rPr>
+          <w:highlight w:val="yellow"/>
+          <w:lang w:val="en-US"/>
+        </w:rPr>
+        <w:t>.</w:t>
+      </w:r>
+      <w:proofErr w:type="gramStart"/>
+      <w:r>
+        <w:rPr>
+          <w:highlight w:val="yellow"/>
+          <w:lang w:val="en-US"/>
+        </w:rPr>
+        <w:t>find</w:t>
+      </w:r>
+      <w:proofErr w:type="spellEnd"/>
+      <w:r>
+        <w:rPr>
+          <w:highlight w:val="yellow"/>
+          <w:lang w:val="en-US"/>
+        </w:rPr>
+        <w:t>({</w:t>
+      </w:r>
+      <w:proofErr w:type="gramEnd"/>
+      <w:r>
+        <w:rPr>
+          <w:highlight w:val="yellow"/>
+          <w:lang w:val="en-US"/>
+        </w:rPr>
+        <w:t>$</w:t>
+      </w:r>
+      <w:proofErr w:type="gramStart"/>
+      <w:r>
+        <w:rPr>
+          <w:highlight w:val="yellow"/>
+          <w:lang w:val="en-US"/>
+        </w:rPr>
+        <w:t>or:[</w:t>
+      </w:r>
+      <w:proofErr w:type="gramEnd"/>
+      <w:r>
+        <w:rPr>
+          <w:highlight w:val="yellow"/>
+          <w:lang w:val="en-US"/>
+        </w:rPr>
+        <w:t>{deptId:104</w:t>
+      </w:r>
+      <w:proofErr w:type="gramStart"/>
+      <w:r>
+        <w:rPr>
+          <w:highlight w:val="yellow"/>
+          <w:lang w:val="en-US"/>
+        </w:rPr>
+        <w:t>},{</w:t>
+      </w:r>
+      <w:proofErr w:type="gramEnd"/>
+      <w:r>
+        <w:rPr>
+          <w:highlight w:val="yellow"/>
+          <w:lang w:val="en-US"/>
+        </w:rPr>
+        <w:t>salary:</w:t>
+      </w:r>
+      <w:proofErr w:type="gramStart"/>
+      <w:r>
+        <w:rPr>
+          <w:highlight w:val="yellow"/>
+          <w:lang w:val="en-US"/>
+        </w:rPr>
+        <w:t>2300}]}</w:t>
+      </w:r>
+      <w:proofErr w:type="gramEnd"/>
+      <w:r>
+        <w:rPr>
+          <w:highlight w:val="yellow"/>
+          <w:lang w:val="en-US"/>
+        </w:rPr>
+        <w:t>);</w:t>
       </w:r>
     </w:p>
     <w:p>
@@ -4353,7 +5328,21 @@
           <w:lang w:val="en-US"/>
         </w:rPr>
         <w:lastRenderedPageBreak/>
-        <w:t>retrieve particular fields from a document.</w:t>
+        <w:t xml:space="preserve">retrieve </w:t>
+      </w:r>
+      <w:proofErr w:type="gramStart"/>
+      <w:r>
+        <w:rPr>
+          <w:lang w:val="en-US"/>
+        </w:rPr>
+        <w:t>particular fields</w:t>
+      </w:r>
+      <w:proofErr w:type="gramEnd"/>
+      <w:r>
+        <w:rPr>
+          <w:lang w:val="en-US"/>
+        </w:rPr>
+        <w:t xml:space="preserve"> from a document.</w:t>
       </w:r>
     </w:p>
     <w:p>
@@ -4371,50 +5360,185 @@
           <w:lang w:val="en-US"/>
         </w:rPr>
       </w:pPr>
+      <w:proofErr w:type="gramStart"/>
       <w:r>
         <w:rPr>
           <w:b/>
           <w:bCs/>
           <w:lang w:val="en-US"/>
         </w:rPr>
-        <w:t>db.collectionName.find({condition},{projection/specificFieldName})</w:t>
-      </w:r>
-    </w:p>
-    <w:p>
-      <w:pPr>
-        <w:rPr>
-          <w:lang w:val="en-US"/>
-        </w:rPr>
-      </w:pPr>
-    </w:p>
-    <w:p>
-      <w:pPr>
-        <w:rPr>
-          <w:lang w:val="en-US"/>
-        </w:rPr>
-      </w:pPr>
-      <w:proofErr w:type="spellStart"/>
-      <w:r>
-        <w:rPr>
-          <w:highlight w:val="yellow"/>
-          <w:lang w:val="en-US"/>
-        </w:rPr>
-        <w:t>db.employees.find</w:t>
-      </w:r>
-      <w:proofErr w:type="spellEnd"/>
-      <w:r>
-        <w:rPr>
-          <w:highlight w:val="yellow"/>
-          <w:lang w:val="en-US"/>
-        </w:rPr>
-        <w:t>({},{fname:1});</w:t>
+        <w:t>db.collectionName.find</w:t>
+      </w:r>
+      <w:proofErr w:type="gramEnd"/>
+      <w:r>
+        <w:rPr>
+          <w:b/>
+          <w:bCs/>
+          <w:lang w:val="en-US"/>
+        </w:rPr>
+        <w:t>({condition</w:t>
+      </w:r>
+      <w:proofErr w:type="gramStart"/>
+      <w:r>
+        <w:rPr>
+          <w:b/>
+          <w:bCs/>
+          <w:lang w:val="en-US"/>
+        </w:rPr>
+        <w:t>},{</w:t>
+      </w:r>
+      <w:proofErr w:type="gramEnd"/>
+      <w:r>
+        <w:rPr>
+          <w:b/>
+          <w:bCs/>
+          <w:lang w:val="en-US"/>
+        </w:rPr>
+        <w:t>projection/</w:t>
+      </w:r>
+      <w:proofErr w:type="gramStart"/>
+      <w:r>
+        <w:rPr>
+          <w:b/>
+          <w:bCs/>
+          <w:lang w:val="en-US"/>
+        </w:rPr>
+        <w:t>specificFieldName})</w:t>
+      </w:r>
+      <w:proofErr w:type="gramEnd"/>
+    </w:p>
+    <w:p>
+      <w:pPr>
+        <w:rPr>
+          <w:lang w:val="en-US"/>
+        </w:rPr>
+      </w:pPr>
+    </w:p>
+    <w:p>
+      <w:pPr>
+        <w:rPr>
+          <w:lang w:val="en-US"/>
+        </w:rPr>
+      </w:pPr>
+      <w:proofErr w:type="spellStart"/>
+      <w:proofErr w:type="gramStart"/>
+      <w:r>
+        <w:rPr>
+          <w:highlight w:val="yellow"/>
+          <w:lang w:val="en-US"/>
+        </w:rPr>
+        <w:t>db.employees</w:t>
+      </w:r>
+      <w:proofErr w:type="gramEnd"/>
+      <w:r>
+        <w:rPr>
+          <w:highlight w:val="yellow"/>
+          <w:lang w:val="en-US"/>
+        </w:rPr>
+        <w:t>.find</w:t>
+      </w:r>
+      <w:proofErr w:type="spellEnd"/>
+      <w:r>
+        <w:rPr>
+          <w:highlight w:val="yellow"/>
+          <w:lang w:val="en-US"/>
+        </w:rPr>
+        <w:t>({</w:t>
+      </w:r>
+      <w:proofErr w:type="gramStart"/>
+      <w:r>
+        <w:rPr>
+          <w:highlight w:val="yellow"/>
+          <w:lang w:val="en-US"/>
+        </w:rPr>
+        <w:t>},{</w:t>
+      </w:r>
+      <w:proofErr w:type="gramEnd"/>
+      <w:r>
+        <w:rPr>
+          <w:highlight w:val="yellow"/>
+          <w:lang w:val="en-US"/>
+        </w:rPr>
+        <w:t>fname:</w:t>
+      </w:r>
+      <w:proofErr w:type="gramStart"/>
+      <w:r>
+        <w:rPr>
+          <w:highlight w:val="yellow"/>
+          <w:lang w:val="en-US"/>
+        </w:rPr>
+        <w:t>1})</w:t>
+      </w:r>
+      <w:proofErr w:type="gramEnd"/>
+      <w:r>
+        <w:rPr>
+          <w:highlight w:val="yellow"/>
+          <w:lang w:val="en-US"/>
+        </w:rPr>
+        <w:t>;</w:t>
       </w:r>
       <w:r>
         <w:rPr>
           <w:lang w:val="en-US"/>
         </w:rPr>
         <w:tab/>
-        <w:t xml:space="preserve">1 is consider a true . it display </w:t>
+        <w:t xml:space="preserve">1 is </w:t>
+      </w:r>
+      <w:proofErr w:type="gramStart"/>
+      <w:r>
+        <w:rPr>
+          <w:lang w:val="en-US"/>
+        </w:rPr>
+        <w:t>consider</w:t>
+      </w:r>
+      <w:proofErr w:type="gramEnd"/>
+      <w:r>
+        <w:rPr>
+          <w:lang w:val="en-US"/>
+        </w:rPr>
+        <w:t xml:space="preserve"> a </w:t>
+      </w:r>
+      <w:proofErr w:type="gramStart"/>
+      <w:r>
+        <w:rPr>
+          <w:lang w:val="en-US"/>
+        </w:rPr>
+        <w:t>true .</w:t>
+      </w:r>
+      <w:proofErr w:type="gramEnd"/>
+      <w:r>
+        <w:rPr>
+          <w:lang w:val="en-US"/>
+        </w:rPr>
+        <w:t xml:space="preserve"> </w:t>
+      </w:r>
+      <w:proofErr w:type="gramStart"/>
+      <w:r>
+        <w:rPr>
+          <w:lang w:val="en-US"/>
+        </w:rPr>
+        <w:t>it</w:t>
+      </w:r>
+      <w:proofErr w:type="gramEnd"/>
+      <w:r>
+        <w:rPr>
+          <w:lang w:val="en-US"/>
+        </w:rPr>
+        <w:t xml:space="preserve"> </w:t>
+      </w:r>
+      <w:proofErr w:type="gramStart"/>
+      <w:r>
+        <w:rPr>
+          <w:lang w:val="en-US"/>
+        </w:rPr>
+        <w:t>display</w:t>
+      </w:r>
+      <w:proofErr w:type="gramEnd"/>
+      <w:r>
+        <w:rPr>
+          <w:lang w:val="en-US"/>
+        </w:rPr>
+        <w:t xml:space="preserve"> </w:t>
       </w:r>
       <w:proofErr w:type="spellStart"/>
       <w:r>
@@ -4438,34 +5562,91 @@
         </w:rPr>
       </w:pPr>
       <w:proofErr w:type="spellStart"/>
-      <w:r>
-        <w:rPr>
-          <w:highlight w:val="yellow"/>
-          <w:lang w:val="en-US"/>
-        </w:rPr>
-        <w:t>db.employees.find</w:t>
-      </w:r>
-      <w:proofErr w:type="spellEnd"/>
-      <w:r>
-        <w:rPr>
-          <w:highlight w:val="yellow"/>
-          <w:lang w:val="en-US"/>
-        </w:rPr>
-        <w:t>({},{fname:1</w:t>
-      </w:r>
-      <w:r>
-        <w:rPr>
-          <w:highlight w:val="yellow"/>
-          <w:lang w:val="en-US"/>
-        </w:rPr>
-        <w:t>,age:1</w:t>
-      </w:r>
-      <w:r>
-        <w:rPr>
-          <w:highlight w:val="yellow"/>
-          <w:lang w:val="en-US"/>
-        </w:rPr>
-        <w:t>});</w:t>
+      <w:proofErr w:type="gramStart"/>
+      <w:r>
+        <w:rPr>
+          <w:highlight w:val="yellow"/>
+          <w:lang w:val="en-US"/>
+        </w:rPr>
+        <w:t>db.employees</w:t>
+      </w:r>
+      <w:proofErr w:type="gramEnd"/>
+      <w:r>
+        <w:rPr>
+          <w:highlight w:val="yellow"/>
+          <w:lang w:val="en-US"/>
+        </w:rPr>
+        <w:t>.find</w:t>
+      </w:r>
+      <w:proofErr w:type="spellEnd"/>
+      <w:r>
+        <w:rPr>
+          <w:highlight w:val="yellow"/>
+          <w:lang w:val="en-US"/>
+        </w:rPr>
+        <w:t>({</w:t>
+      </w:r>
+      <w:proofErr w:type="gramStart"/>
+      <w:r>
+        <w:rPr>
+          <w:highlight w:val="yellow"/>
+          <w:lang w:val="en-US"/>
+        </w:rPr>
+        <w:t>},{</w:t>
+      </w:r>
+      <w:proofErr w:type="gramEnd"/>
+      <w:r>
+        <w:rPr>
+          <w:highlight w:val="yellow"/>
+          <w:lang w:val="en-US"/>
+        </w:rPr>
+        <w:t>fname:</w:t>
+      </w:r>
+      <w:proofErr w:type="gramStart"/>
+      <w:r>
+        <w:rPr>
+          <w:highlight w:val="yellow"/>
+          <w:lang w:val="en-US"/>
+        </w:rPr>
+        <w:t>1</w:t>
+      </w:r>
+      <w:r>
+        <w:rPr>
+          <w:highlight w:val="yellow"/>
+          <w:lang w:val="en-US"/>
+        </w:rPr>
+        <w:t>,age</w:t>
+      </w:r>
+      <w:proofErr w:type="gramEnd"/>
+      <w:r>
+        <w:rPr>
+          <w:highlight w:val="yellow"/>
+          <w:lang w:val="en-US"/>
+        </w:rPr>
+        <w:t>:</w:t>
+      </w:r>
+      <w:proofErr w:type="gramStart"/>
+      <w:r>
+        <w:rPr>
+          <w:highlight w:val="yellow"/>
+          <w:lang w:val="en-US"/>
+        </w:rPr>
+        <w:t>1</w:t>
+      </w:r>
+      <w:r>
+        <w:rPr>
+          <w:highlight w:val="yellow"/>
+          <w:lang w:val="en-US"/>
+        </w:rPr>
+        <w:t>})</w:t>
+      </w:r>
+      <w:proofErr w:type="gramEnd"/>
+      <w:r>
+        <w:rPr>
+          <w:highlight w:val="yellow"/>
+          <w:lang w:val="en-US"/>
+        </w:rPr>
+        <w:t>;</w:t>
       </w:r>
       <w:r>
         <w:rPr>
@@ -4474,6 +5655,7 @@
         <w:t xml:space="preserve"> _</w:t>
       </w:r>
       <w:proofErr w:type="spellStart"/>
+      <w:proofErr w:type="gramStart"/>
       <w:r>
         <w:rPr>
           <w:lang w:val="en-US"/>
@@ -4481,6 +5663,7 @@
         <w:t>id,fname</w:t>
       </w:r>
       <w:proofErr w:type="spellEnd"/>
+      <w:proofErr w:type="gramEnd"/>
       <w:r>
         <w:rPr>
           <w:lang w:val="en-US"/>
@@ -4495,41 +5678,128 @@
         </w:rPr>
       </w:pPr>
       <w:proofErr w:type="spellStart"/>
-      <w:r>
-        <w:rPr>
-          <w:highlight w:val="yellow"/>
-          <w:lang w:val="en-US"/>
-        </w:rPr>
-        <w:t>db.employees.find</w:t>
-      </w:r>
-      <w:proofErr w:type="spellEnd"/>
-      <w:r>
-        <w:rPr>
-          <w:highlight w:val="yellow"/>
-          <w:lang w:val="en-US"/>
-        </w:rPr>
-        <w:t>({},{fname:1</w:t>
-      </w:r>
-      <w:r>
-        <w:rPr>
-          <w:highlight w:val="yellow"/>
-          <w:lang w:val="en-US"/>
-        </w:rPr>
-        <w:t>,age:1,_id:0</w:t>
-      </w:r>
-      <w:r>
-        <w:rPr>
-          <w:highlight w:val="yellow"/>
-          <w:lang w:val="en-US"/>
-        </w:rPr>
-        <w:t>});</w:t>
+      <w:proofErr w:type="gramStart"/>
+      <w:r>
+        <w:rPr>
+          <w:highlight w:val="yellow"/>
+          <w:lang w:val="en-US"/>
+        </w:rPr>
+        <w:t>db.employees</w:t>
+      </w:r>
+      <w:proofErr w:type="gramEnd"/>
+      <w:r>
+        <w:rPr>
+          <w:highlight w:val="yellow"/>
+          <w:lang w:val="en-US"/>
+        </w:rPr>
+        <w:t>.find</w:t>
+      </w:r>
+      <w:proofErr w:type="spellEnd"/>
+      <w:r>
+        <w:rPr>
+          <w:highlight w:val="yellow"/>
+          <w:lang w:val="en-US"/>
+        </w:rPr>
+        <w:t>({</w:t>
+      </w:r>
+      <w:proofErr w:type="gramStart"/>
+      <w:r>
+        <w:rPr>
+          <w:highlight w:val="yellow"/>
+          <w:lang w:val="en-US"/>
+        </w:rPr>
+        <w:t>},{</w:t>
+      </w:r>
+      <w:proofErr w:type="gramEnd"/>
+      <w:r>
+        <w:rPr>
+          <w:highlight w:val="yellow"/>
+          <w:lang w:val="en-US"/>
+        </w:rPr>
+        <w:t>fname:</w:t>
+      </w:r>
+      <w:proofErr w:type="gramStart"/>
+      <w:r>
+        <w:rPr>
+          <w:highlight w:val="yellow"/>
+          <w:lang w:val="en-US"/>
+        </w:rPr>
+        <w:t>1</w:t>
+      </w:r>
+      <w:r>
+        <w:rPr>
+          <w:highlight w:val="yellow"/>
+          <w:lang w:val="en-US"/>
+        </w:rPr>
+        <w:t>,age</w:t>
+      </w:r>
+      <w:proofErr w:type="gramEnd"/>
+      <w:r>
+        <w:rPr>
+          <w:highlight w:val="yellow"/>
+          <w:lang w:val="en-US"/>
+        </w:rPr>
+        <w:t>:</w:t>
+      </w:r>
+      <w:proofErr w:type="gramStart"/>
+      <w:r>
+        <w:rPr>
+          <w:highlight w:val="yellow"/>
+          <w:lang w:val="en-US"/>
+        </w:rPr>
+        <w:t>1,_</w:t>
+      </w:r>
+      <w:proofErr w:type="gramEnd"/>
+      <w:r>
+        <w:rPr>
+          <w:highlight w:val="yellow"/>
+          <w:lang w:val="en-US"/>
+        </w:rPr>
+        <w:t>id:</w:t>
+      </w:r>
+      <w:proofErr w:type="gramStart"/>
+      <w:r>
+        <w:rPr>
+          <w:highlight w:val="yellow"/>
+          <w:lang w:val="en-US"/>
+        </w:rPr>
+        <w:t>0</w:t>
+      </w:r>
+      <w:r>
+        <w:rPr>
+          <w:highlight w:val="yellow"/>
+          <w:lang w:val="en-US"/>
+        </w:rPr>
+        <w:t>})</w:t>
+      </w:r>
+      <w:proofErr w:type="gramEnd"/>
+      <w:r>
+        <w:rPr>
+          <w:highlight w:val="yellow"/>
+          <w:lang w:val="en-US"/>
+        </w:rPr>
+        <w:t>;</w:t>
       </w:r>
       <w:r>
         <w:rPr>
           <w:lang w:val="en-US"/>
         </w:rPr>
         <w:tab/>
-        <w:t xml:space="preserve">it display </w:t>
+        <w:t xml:space="preserve">it </w:t>
+      </w:r>
+      <w:proofErr w:type="gramStart"/>
+      <w:r>
+        <w:rPr>
+          <w:lang w:val="en-US"/>
+        </w:rPr>
+        <w:t>display</w:t>
+      </w:r>
+      <w:proofErr w:type="gramEnd"/>
+      <w:r>
+        <w:rPr>
+          <w:lang w:val="en-US"/>
+        </w:rPr>
+        <w:t xml:space="preserve"> </w:t>
       </w:r>
       <w:proofErr w:type="spellStart"/>
       <w:r>
@@ -4586,42 +5856,140 @@
         </w:rPr>
       </w:pPr>
       <w:proofErr w:type="spellStart"/>
-      <w:r>
-        <w:rPr>
-          <w:highlight w:val="yellow"/>
-          <w:lang w:val="en-US"/>
-        </w:rPr>
-        <w:t>db.employees.find</w:t>
-      </w:r>
-      <w:proofErr w:type="spellEnd"/>
-      <w:r>
-        <w:rPr>
-          <w:highlight w:val="yellow"/>
-          <w:lang w:val="en-US"/>
-        </w:rPr>
-        <w:t>({age:{$gt:25}},{fname:1,age:1,_id:0});</w:t>
-      </w:r>
-    </w:p>
-    <w:p>
-      <w:pPr>
-        <w:rPr>
-          <w:lang w:val="en-US"/>
-        </w:rPr>
-      </w:pPr>
-    </w:p>
-    <w:p>
-      <w:pPr>
-        <w:rPr>
-          <w:lang w:val="en-US"/>
-        </w:rPr>
-      </w:pPr>
-      <w:r>
-        <w:rPr>
-          <w:lang w:val="en-US"/>
-        </w:rPr>
-        <w:t xml:space="preserve">sort() : sort is a </w:t>
-      </w:r>
-      <w:proofErr w:type="spellStart"/>
+      <w:proofErr w:type="gramStart"/>
+      <w:r>
+        <w:rPr>
+          <w:highlight w:val="yellow"/>
+          <w:lang w:val="en-US"/>
+        </w:rPr>
+        <w:t>db.employees</w:t>
+      </w:r>
+      <w:proofErr w:type="gramEnd"/>
+      <w:r>
+        <w:rPr>
+          <w:highlight w:val="yellow"/>
+          <w:lang w:val="en-US"/>
+        </w:rPr>
+        <w:t>.</w:t>
+      </w:r>
+      <w:proofErr w:type="gramStart"/>
+      <w:r>
+        <w:rPr>
+          <w:highlight w:val="yellow"/>
+          <w:lang w:val="en-US"/>
+        </w:rPr>
+        <w:t>find</w:t>
+      </w:r>
+      <w:proofErr w:type="spellEnd"/>
+      <w:r>
+        <w:rPr>
+          <w:highlight w:val="yellow"/>
+          <w:lang w:val="en-US"/>
+        </w:rPr>
+        <w:t>({age:{</w:t>
+      </w:r>
+      <w:proofErr w:type="gramEnd"/>
+      <w:r>
+        <w:rPr>
+          <w:highlight w:val="yellow"/>
+          <w:lang w:val="en-US"/>
+        </w:rPr>
+        <w:t>$gt:25}</w:t>
+      </w:r>
+      <w:proofErr w:type="gramStart"/>
+      <w:r>
+        <w:rPr>
+          <w:highlight w:val="yellow"/>
+          <w:lang w:val="en-US"/>
+        </w:rPr>
+        <w:t>},{</w:t>
+      </w:r>
+      <w:proofErr w:type="gramEnd"/>
+      <w:r>
+        <w:rPr>
+          <w:highlight w:val="yellow"/>
+          <w:lang w:val="en-US"/>
+        </w:rPr>
+        <w:t>fname:</w:t>
+      </w:r>
+      <w:proofErr w:type="gramStart"/>
+      <w:r>
+        <w:rPr>
+          <w:highlight w:val="yellow"/>
+          <w:lang w:val="en-US"/>
+        </w:rPr>
+        <w:t>1,age</w:t>
+      </w:r>
+      <w:proofErr w:type="gramEnd"/>
+      <w:r>
+        <w:rPr>
+          <w:highlight w:val="yellow"/>
+          <w:lang w:val="en-US"/>
+        </w:rPr>
+        <w:t>:</w:t>
+      </w:r>
+      <w:proofErr w:type="gramStart"/>
+      <w:r>
+        <w:rPr>
+          <w:highlight w:val="yellow"/>
+          <w:lang w:val="en-US"/>
+        </w:rPr>
+        <w:t>1,_</w:t>
+      </w:r>
+      <w:proofErr w:type="gramEnd"/>
+      <w:r>
+        <w:rPr>
+          <w:highlight w:val="yellow"/>
+          <w:lang w:val="en-US"/>
+        </w:rPr>
+        <w:t>id:</w:t>
+      </w:r>
+      <w:proofErr w:type="gramStart"/>
+      <w:r>
+        <w:rPr>
+          <w:highlight w:val="yellow"/>
+          <w:lang w:val="en-US"/>
+        </w:rPr>
+        <w:t>0})</w:t>
+      </w:r>
+      <w:proofErr w:type="gramEnd"/>
+      <w:r>
+        <w:rPr>
+          <w:highlight w:val="yellow"/>
+          <w:lang w:val="en-US"/>
+        </w:rPr>
+        <w:t>;</w:t>
+      </w:r>
+    </w:p>
+    <w:p>
+      <w:pPr>
+        <w:rPr>
+          <w:lang w:val="en-US"/>
+        </w:rPr>
+      </w:pPr>
+    </w:p>
+    <w:p>
+      <w:pPr>
+        <w:rPr>
+          <w:lang w:val="en-US"/>
+        </w:rPr>
+      </w:pPr>
+      <w:proofErr w:type="gramStart"/>
+      <w:r>
+        <w:rPr>
+          <w:lang w:val="en-US"/>
+        </w:rPr>
+        <w:t>sort() :</w:t>
+      </w:r>
+      <w:proofErr w:type="gramEnd"/>
+      <w:r>
+        <w:rPr>
+          <w:lang w:val="en-US"/>
+        </w:rPr>
+        <w:t xml:space="preserve"> sort is a </w:t>
+      </w:r>
+      <w:proofErr w:type="spellStart"/>
+      <w:proofErr w:type="gramStart"/>
       <w:r>
         <w:rPr>
           <w:lang w:val="en-US"/>
@@ -4629,20 +5997,50 @@
         <w:t>pre defined</w:t>
       </w:r>
       <w:proofErr w:type="spellEnd"/>
-      <w:r>
-        <w:rPr>
-          <w:lang w:val="en-US"/>
-        </w:rPr>
-        <w:t xml:space="preserve"> function which hep to do sorting ascending as well as descending order using particular field. </w:t>
-      </w:r>
-    </w:p>
-    <w:p>
-      <w:pPr>
-        <w:rPr>
-          <w:lang w:val="en-US"/>
-        </w:rPr>
-      </w:pPr>
-      <w:proofErr w:type="spellStart"/>
+      <w:proofErr w:type="gramEnd"/>
+      <w:r>
+        <w:rPr>
+          <w:lang w:val="en-US"/>
+        </w:rPr>
+        <w:t xml:space="preserve"> function which </w:t>
+      </w:r>
+      <w:proofErr w:type="gramStart"/>
+      <w:r>
+        <w:rPr>
+          <w:lang w:val="en-US"/>
+        </w:rPr>
+        <w:t>hep</w:t>
+      </w:r>
+      <w:proofErr w:type="gramEnd"/>
+      <w:r>
+        <w:rPr>
+          <w:lang w:val="en-US"/>
+        </w:rPr>
+        <w:t xml:space="preserve"> to do sorting ascending as well as descending order using </w:t>
+      </w:r>
+      <w:proofErr w:type="gramStart"/>
+      <w:r>
+        <w:rPr>
+          <w:lang w:val="en-US"/>
+        </w:rPr>
+        <w:t>particular field</w:t>
+      </w:r>
+      <w:proofErr w:type="gramEnd"/>
+      <w:r>
+        <w:rPr>
+          <w:lang w:val="en-US"/>
+        </w:rPr>
+        <w:t xml:space="preserve">. </w:t>
+      </w:r>
+    </w:p>
+    <w:p>
+      <w:pPr>
+        <w:rPr>
+          <w:lang w:val="en-US"/>
+        </w:rPr>
+      </w:pPr>
+      <w:proofErr w:type="spellStart"/>
+      <w:proofErr w:type="gramStart"/>
       <w:r>
         <w:rPr>
           <w:lang w:val="en-US"/>
@@ -4650,12 +6048,35 @@
         <w:t>db.collectionName.find</w:t>
       </w:r>
       <w:proofErr w:type="spellEnd"/>
-      <w:r>
-        <w:rPr>
-          <w:lang w:val="en-US"/>
-        </w:rPr>
-        <w:t>().sort({filename:1})</w:t>
-      </w:r>
+      <w:proofErr w:type="gramEnd"/>
+      <w:r>
+        <w:rPr>
+          <w:lang w:val="en-US"/>
+        </w:rPr>
+        <w:t>(</w:t>
+      </w:r>
+      <w:proofErr w:type="gramStart"/>
+      <w:r>
+        <w:rPr>
+          <w:lang w:val="en-US"/>
+        </w:rPr>
+        <w:t>).sort</w:t>
+      </w:r>
+      <w:proofErr w:type="gramEnd"/>
+      <w:r>
+        <w:rPr>
+          <w:lang w:val="en-US"/>
+        </w:rPr>
+        <w:t>({filename:</w:t>
+      </w:r>
+      <w:proofErr w:type="gramStart"/>
+      <w:r>
+        <w:rPr>
+          <w:lang w:val="en-US"/>
+        </w:rPr>
+        <w:t>1})</w:t>
+      </w:r>
+      <w:proofErr w:type="gramEnd"/>
       <w:r>
         <w:rPr>
           <w:lang w:val="en-US"/>
@@ -4699,6 +6120,7 @@
         </w:rPr>
       </w:pPr>
       <w:proofErr w:type="spellStart"/>
+      <w:proofErr w:type="gramStart"/>
       <w:r>
         <w:rPr>
           <w:lang w:val="en-US"/>
@@ -4712,11 +6134,33 @@
         <w:t>b.collectionName.find</w:t>
       </w:r>
       <w:proofErr w:type="spellEnd"/>
-      <w:r>
-        <w:rPr>
-          <w:lang w:val="en-US"/>
-        </w:rPr>
-        <w:t>().sort({filename:</w:t>
+      <w:proofErr w:type="gramEnd"/>
+      <w:r>
+        <w:rPr>
+          <w:lang w:val="en-US"/>
+        </w:rPr>
+        <w:t>(</w:t>
+      </w:r>
+      <w:proofErr w:type="gramStart"/>
+      <w:r>
+        <w:rPr>
+          <w:lang w:val="en-US"/>
+        </w:rPr>
+        <w:t>).sort</w:t>
+      </w:r>
+      <w:proofErr w:type="gramEnd"/>
+      <w:r>
+        <w:rPr>
+          <w:lang w:val="en-US"/>
+        </w:rPr>
+        <w:t>({</w:t>
+      </w:r>
+      <w:proofErr w:type="gramStart"/>
+      <w:r>
+        <w:rPr>
+          <w:lang w:val="en-US"/>
+        </w:rPr>
+        <w:t>filename:</w:t>
       </w:r>
       <w:r>
         <w:rPr>
@@ -4730,6 +6174,7 @@
         </w:rPr>
         <w:t>1})</w:t>
       </w:r>
+      <w:proofErr w:type="gramEnd"/>
       <w:r>
         <w:rPr>
           <w:lang w:val="en-US"/>
@@ -4768,6 +6213,1763 @@
         </w:rPr>
         <w:t xml:space="preserve"> </w:t>
       </w:r>
+    </w:p>
+    <w:p>
+      <w:pPr>
+        <w:rPr>
+          <w:lang w:val="en-US"/>
+        </w:rPr>
+      </w:pPr>
+      <w:proofErr w:type="spellStart"/>
+      <w:proofErr w:type="gramStart"/>
+      <w:r>
+        <w:rPr>
+          <w:highlight w:val="yellow"/>
+          <w:lang w:val="en-US"/>
+        </w:rPr>
+        <w:t>db.employees</w:t>
+      </w:r>
+      <w:proofErr w:type="gramEnd"/>
+      <w:r>
+        <w:rPr>
+          <w:highlight w:val="yellow"/>
+          <w:lang w:val="en-US"/>
+        </w:rPr>
+        <w:t>.find</w:t>
+      </w:r>
+      <w:proofErr w:type="spellEnd"/>
+      <w:r>
+        <w:rPr>
+          <w:highlight w:val="yellow"/>
+          <w:lang w:val="en-US"/>
+        </w:rPr>
+        <w:t>(</w:t>
+      </w:r>
+      <w:proofErr w:type="gramStart"/>
+      <w:r>
+        <w:rPr>
+          <w:highlight w:val="yellow"/>
+          <w:lang w:val="en-US"/>
+        </w:rPr>
+        <w:t>).sort</w:t>
+      </w:r>
+      <w:proofErr w:type="gramEnd"/>
+      <w:r>
+        <w:rPr>
+          <w:highlight w:val="yellow"/>
+          <w:lang w:val="en-US"/>
+        </w:rPr>
+        <w:t>({salary:</w:t>
+      </w:r>
+      <w:proofErr w:type="gramStart"/>
+      <w:r>
+        <w:rPr>
+          <w:highlight w:val="yellow"/>
+          <w:lang w:val="en-US"/>
+        </w:rPr>
+        <w:t>1})</w:t>
+      </w:r>
+      <w:proofErr w:type="gramEnd"/>
+      <w:r>
+        <w:rPr>
+          <w:highlight w:val="yellow"/>
+          <w:lang w:val="en-US"/>
+        </w:rPr>
+        <w:t>;</w:t>
+      </w:r>
+      <w:r>
+        <w:rPr>
+          <w:lang w:val="en-US"/>
+        </w:rPr>
+        <w:tab/>
+        <w:t xml:space="preserve">sort by salary </w:t>
+      </w:r>
+      <w:proofErr w:type="spellStart"/>
+      <w:r>
+        <w:rPr>
+          <w:lang w:val="en-US"/>
+        </w:rPr>
+        <w:t>asc</w:t>
+      </w:r>
+      <w:proofErr w:type="spellEnd"/>
+      <w:r>
+        <w:rPr>
+          <w:lang w:val="en-US"/>
+        </w:rPr>
+        <w:t xml:space="preserve"> </w:t>
+      </w:r>
+    </w:p>
+    <w:p>
+      <w:pPr>
+        <w:rPr>
+          <w:lang w:val="en-US"/>
+        </w:rPr>
+      </w:pPr>
+      <w:proofErr w:type="spellStart"/>
+      <w:proofErr w:type="gramStart"/>
+      <w:r>
+        <w:rPr>
+          <w:highlight w:val="yellow"/>
+          <w:lang w:val="en-US"/>
+        </w:rPr>
+        <w:t>db.employees</w:t>
+      </w:r>
+      <w:proofErr w:type="gramEnd"/>
+      <w:r>
+        <w:rPr>
+          <w:highlight w:val="yellow"/>
+          <w:lang w:val="en-US"/>
+        </w:rPr>
+        <w:t>.find</w:t>
+      </w:r>
+      <w:proofErr w:type="spellEnd"/>
+      <w:r>
+        <w:rPr>
+          <w:highlight w:val="yellow"/>
+          <w:lang w:val="en-US"/>
+        </w:rPr>
+        <w:t>(</w:t>
+      </w:r>
+      <w:proofErr w:type="gramStart"/>
+      <w:r>
+        <w:rPr>
+          <w:highlight w:val="yellow"/>
+          <w:lang w:val="en-US"/>
+        </w:rPr>
+        <w:t>).sort</w:t>
+      </w:r>
+      <w:proofErr w:type="gramEnd"/>
+      <w:r>
+        <w:rPr>
+          <w:highlight w:val="yellow"/>
+          <w:lang w:val="en-US"/>
+        </w:rPr>
+        <w:t>({</w:t>
+      </w:r>
+      <w:proofErr w:type="gramStart"/>
+      <w:r>
+        <w:rPr>
+          <w:highlight w:val="yellow"/>
+          <w:lang w:val="en-US"/>
+        </w:rPr>
+        <w:t>salary:-1})</w:t>
+      </w:r>
+      <w:proofErr w:type="gramEnd"/>
+      <w:r>
+        <w:rPr>
+          <w:highlight w:val="yellow"/>
+          <w:lang w:val="en-US"/>
+        </w:rPr>
+        <w:t>;</w:t>
+      </w:r>
+      <w:r>
+        <w:rPr>
+          <w:lang w:val="en-US"/>
+        </w:rPr>
+        <w:tab/>
+        <w:t xml:space="preserve">sort by salary desc </w:t>
+      </w:r>
+    </w:p>
+    <w:p>
+      <w:pPr>
+        <w:rPr>
+          <w:lang w:val="en-US"/>
+        </w:rPr>
+      </w:pPr>
+      <w:proofErr w:type="spellStart"/>
+      <w:proofErr w:type="gramStart"/>
+      <w:r>
+        <w:rPr>
+          <w:highlight w:val="yellow"/>
+          <w:lang w:val="en-US"/>
+        </w:rPr>
+        <w:t>db.employees</w:t>
+      </w:r>
+      <w:proofErr w:type="gramEnd"/>
+      <w:r>
+        <w:rPr>
+          <w:highlight w:val="yellow"/>
+          <w:lang w:val="en-US"/>
+        </w:rPr>
+        <w:t>.find</w:t>
+      </w:r>
+      <w:proofErr w:type="spellEnd"/>
+      <w:r>
+        <w:rPr>
+          <w:highlight w:val="yellow"/>
+          <w:lang w:val="en-US"/>
+        </w:rPr>
+        <w:t>(</w:t>
+      </w:r>
+      <w:proofErr w:type="gramStart"/>
+      <w:r>
+        <w:rPr>
+          <w:highlight w:val="yellow"/>
+          <w:lang w:val="en-US"/>
+        </w:rPr>
+        <w:t>).sort</w:t>
+      </w:r>
+      <w:proofErr w:type="gramEnd"/>
+      <w:r>
+        <w:rPr>
+          <w:highlight w:val="yellow"/>
+          <w:lang w:val="en-US"/>
+        </w:rPr>
+        <w:t>({fname:</w:t>
+      </w:r>
+      <w:proofErr w:type="gramStart"/>
+      <w:r>
+        <w:rPr>
+          <w:highlight w:val="yellow"/>
+          <w:lang w:val="en-US"/>
+        </w:rPr>
+        <w:t>1})</w:t>
+      </w:r>
+      <w:proofErr w:type="gramEnd"/>
+      <w:r>
+        <w:rPr>
+          <w:highlight w:val="yellow"/>
+          <w:lang w:val="en-US"/>
+        </w:rPr>
+        <w:t>;</w:t>
+      </w:r>
+      <w:r>
+        <w:rPr>
+          <w:lang w:val="en-US"/>
+        </w:rPr>
+        <w:tab/>
+        <w:t xml:space="preserve">sort by </w:t>
+      </w:r>
+      <w:proofErr w:type="spellStart"/>
+      <w:r>
+        <w:rPr>
+          <w:lang w:val="en-US"/>
+        </w:rPr>
+        <w:t>fname</w:t>
+      </w:r>
+      <w:proofErr w:type="spellEnd"/>
+      <w:r>
+        <w:rPr>
+          <w:lang w:val="en-US"/>
+        </w:rPr>
+        <w:t xml:space="preserve"> </w:t>
+      </w:r>
+      <w:proofErr w:type="spellStart"/>
+      <w:r>
+        <w:rPr>
+          <w:lang w:val="en-US"/>
+        </w:rPr>
+        <w:t>asc</w:t>
+      </w:r>
+      <w:proofErr w:type="spellEnd"/>
+      <w:r>
+        <w:rPr>
+          <w:lang w:val="en-US"/>
+        </w:rPr>
+        <w:t xml:space="preserve"> </w:t>
+      </w:r>
+    </w:p>
+    <w:p>
+      <w:pPr>
+        <w:rPr>
+          <w:lang w:val="en-US"/>
+        </w:rPr>
+      </w:pPr>
+      <w:proofErr w:type="spellStart"/>
+      <w:proofErr w:type="gramStart"/>
+      <w:r>
+        <w:rPr>
+          <w:highlight w:val="yellow"/>
+          <w:lang w:val="en-US"/>
+        </w:rPr>
+        <w:t>db.employees</w:t>
+      </w:r>
+      <w:proofErr w:type="gramEnd"/>
+      <w:r>
+        <w:rPr>
+          <w:highlight w:val="yellow"/>
+          <w:lang w:val="en-US"/>
+        </w:rPr>
+        <w:t>.find</w:t>
+      </w:r>
+      <w:proofErr w:type="spellEnd"/>
+      <w:r>
+        <w:rPr>
+          <w:highlight w:val="yellow"/>
+          <w:lang w:val="en-US"/>
+        </w:rPr>
+        <w:t>(</w:t>
+      </w:r>
+      <w:proofErr w:type="gramStart"/>
+      <w:r>
+        <w:rPr>
+          <w:highlight w:val="yellow"/>
+          <w:lang w:val="en-US"/>
+        </w:rPr>
+        <w:t>).sort</w:t>
+      </w:r>
+      <w:proofErr w:type="gramEnd"/>
+      <w:r>
+        <w:rPr>
+          <w:highlight w:val="yellow"/>
+          <w:lang w:val="en-US"/>
+        </w:rPr>
+        <w:t>({</w:t>
+      </w:r>
+      <w:proofErr w:type="spellStart"/>
+      <w:proofErr w:type="gramStart"/>
+      <w:r>
+        <w:rPr>
+          <w:highlight w:val="yellow"/>
+          <w:lang w:val="en-US"/>
+        </w:rPr>
+        <w:t>fname</w:t>
+      </w:r>
+      <w:proofErr w:type="spellEnd"/>
+      <w:r>
+        <w:rPr>
+          <w:highlight w:val="yellow"/>
+          <w:lang w:val="en-US"/>
+        </w:rPr>
+        <w:t>:</w:t>
+      </w:r>
+      <w:r>
+        <w:rPr>
+          <w:highlight w:val="yellow"/>
+          <w:lang w:val="en-US"/>
+        </w:rPr>
+        <w:t>-</w:t>
+      </w:r>
+      <w:r>
+        <w:rPr>
+          <w:highlight w:val="yellow"/>
+          <w:lang w:val="en-US"/>
+        </w:rPr>
+        <w:t>1})</w:t>
+      </w:r>
+      <w:proofErr w:type="gramEnd"/>
+      <w:r>
+        <w:rPr>
+          <w:highlight w:val="yellow"/>
+          <w:lang w:val="en-US"/>
+        </w:rPr>
+        <w:t>;</w:t>
+      </w:r>
+      <w:r>
+        <w:rPr>
+          <w:lang w:val="en-US"/>
+        </w:rPr>
+        <w:tab/>
+        <w:t xml:space="preserve">sort by </w:t>
+      </w:r>
+      <w:proofErr w:type="spellStart"/>
+      <w:r>
+        <w:rPr>
+          <w:lang w:val="en-US"/>
+        </w:rPr>
+        <w:t>fname</w:t>
+      </w:r>
+      <w:proofErr w:type="spellEnd"/>
+      <w:r>
+        <w:rPr>
+          <w:lang w:val="en-US"/>
+        </w:rPr>
+        <w:t xml:space="preserve"> desc </w:t>
+      </w:r>
+    </w:p>
+    <w:p>
+      <w:pPr>
+        <w:rPr>
+          <w:lang w:val="en-US"/>
+        </w:rPr>
+      </w:pPr>
+    </w:p>
+    <w:p>
+      <w:pPr>
+        <w:rPr>
+          <w:lang w:val="en-US"/>
+        </w:rPr>
+      </w:pPr>
+      <w:proofErr w:type="gramStart"/>
+      <w:r>
+        <w:rPr>
+          <w:lang w:val="en-US"/>
+        </w:rPr>
+        <w:t>limit(</w:t>
+      </w:r>
+      <w:proofErr w:type="gramEnd"/>
+      <w:r>
+        <w:rPr>
+          <w:lang w:val="en-US"/>
+        </w:rPr>
+        <w:t xml:space="preserve">) and </w:t>
+      </w:r>
+      <w:proofErr w:type="gramStart"/>
+      <w:r>
+        <w:rPr>
+          <w:lang w:val="en-US"/>
+        </w:rPr>
+        <w:t>skip(</w:t>
+      </w:r>
+      <w:proofErr w:type="gramEnd"/>
+      <w:r>
+        <w:rPr>
+          <w:lang w:val="en-US"/>
+        </w:rPr>
+        <w:t>)</w:t>
+      </w:r>
+    </w:p>
+    <w:p>
+      <w:pPr>
+        <w:rPr>
+          <w:lang w:val="en-US"/>
+        </w:rPr>
+      </w:pPr>
+      <w:r>
+        <w:rPr>
+          <w:lang w:val="en-US"/>
+        </w:rPr>
+        <w:t xml:space="preserve">limit function help to display n top documents from a collection. </w:t>
+      </w:r>
+    </w:p>
+    <w:p>
+      <w:pPr>
+        <w:rPr>
+          <w:lang w:val="en-US"/>
+        </w:rPr>
+      </w:pPr>
+      <w:r>
+        <w:rPr>
+          <w:lang w:val="en-US"/>
+        </w:rPr>
+        <w:t xml:space="preserve">skip function is </w:t>
+      </w:r>
+      <w:proofErr w:type="gramStart"/>
+      <w:r>
+        <w:rPr>
+          <w:lang w:val="en-US"/>
+        </w:rPr>
+        <w:t>use</w:t>
+      </w:r>
+      <w:proofErr w:type="gramEnd"/>
+      <w:r>
+        <w:rPr>
+          <w:lang w:val="en-US"/>
+        </w:rPr>
+        <w:t xml:space="preserve"> to skip n number of documents from a </w:t>
+      </w:r>
+      <w:proofErr w:type="gramStart"/>
+      <w:r>
+        <w:rPr>
+          <w:lang w:val="en-US"/>
+        </w:rPr>
+        <w:t>collections</w:t>
+      </w:r>
+      <w:proofErr w:type="gramEnd"/>
+      <w:r>
+        <w:rPr>
+          <w:lang w:val="en-US"/>
+        </w:rPr>
+        <w:t xml:space="preserve">. </w:t>
+      </w:r>
+    </w:p>
+    <w:p>
+      <w:pPr>
+        <w:rPr>
+          <w:highlight w:val="yellow"/>
+          <w:lang w:val="en-US"/>
+        </w:rPr>
+      </w:pPr>
+      <w:proofErr w:type="spellStart"/>
+      <w:proofErr w:type="gramStart"/>
+      <w:r>
+        <w:rPr>
+          <w:highlight w:val="yellow"/>
+          <w:lang w:val="en-US"/>
+        </w:rPr>
+        <w:t>db.employees</w:t>
+      </w:r>
+      <w:proofErr w:type="gramEnd"/>
+      <w:r>
+        <w:rPr>
+          <w:highlight w:val="yellow"/>
+          <w:lang w:val="en-US"/>
+        </w:rPr>
+        <w:t>.find</w:t>
+      </w:r>
+      <w:proofErr w:type="spellEnd"/>
+      <w:r>
+        <w:rPr>
+          <w:highlight w:val="yellow"/>
+          <w:lang w:val="en-US"/>
+        </w:rPr>
+        <w:t>(</w:t>
+      </w:r>
+      <w:proofErr w:type="gramStart"/>
+      <w:r>
+        <w:rPr>
+          <w:highlight w:val="yellow"/>
+          <w:lang w:val="en-US"/>
+        </w:rPr>
+        <w:t>).limit</w:t>
+      </w:r>
+      <w:proofErr w:type="gramEnd"/>
+      <w:r>
+        <w:rPr>
+          <w:highlight w:val="yellow"/>
+          <w:lang w:val="en-US"/>
+        </w:rPr>
+        <w:t>(2);</w:t>
+      </w:r>
+    </w:p>
+    <w:p>
+      <w:pPr>
+        <w:rPr>
+          <w:highlight w:val="yellow"/>
+          <w:lang w:val="en-US"/>
+        </w:rPr>
+      </w:pPr>
+      <w:proofErr w:type="spellStart"/>
+      <w:proofErr w:type="gramStart"/>
+      <w:r>
+        <w:rPr>
+          <w:highlight w:val="yellow"/>
+          <w:lang w:val="en-US"/>
+        </w:rPr>
+        <w:t>db.employees</w:t>
+      </w:r>
+      <w:proofErr w:type="gramEnd"/>
+      <w:r>
+        <w:rPr>
+          <w:highlight w:val="yellow"/>
+          <w:lang w:val="en-US"/>
+        </w:rPr>
+        <w:t>.find</w:t>
+      </w:r>
+      <w:proofErr w:type="spellEnd"/>
+      <w:r>
+        <w:rPr>
+          <w:highlight w:val="yellow"/>
+          <w:lang w:val="en-US"/>
+        </w:rPr>
+        <w:t>(</w:t>
+      </w:r>
+      <w:proofErr w:type="gramStart"/>
+      <w:r>
+        <w:rPr>
+          <w:highlight w:val="yellow"/>
+          <w:lang w:val="en-US"/>
+        </w:rPr>
+        <w:t>).skip</w:t>
+      </w:r>
+      <w:proofErr w:type="gramEnd"/>
+      <w:r>
+        <w:rPr>
+          <w:highlight w:val="yellow"/>
+          <w:lang w:val="en-US"/>
+        </w:rPr>
+        <w:t>(2);</w:t>
+      </w:r>
+    </w:p>
+    <w:p>
+      <w:pPr>
+        <w:rPr>
+          <w:lang w:val="en-US"/>
+        </w:rPr>
+      </w:pPr>
+      <w:proofErr w:type="spellStart"/>
+      <w:proofErr w:type="gramStart"/>
+      <w:r>
+        <w:rPr>
+          <w:highlight w:val="yellow"/>
+          <w:lang w:val="en-US"/>
+        </w:rPr>
+        <w:t>db.employees</w:t>
+      </w:r>
+      <w:proofErr w:type="gramEnd"/>
+      <w:r>
+        <w:rPr>
+          <w:highlight w:val="yellow"/>
+          <w:lang w:val="en-US"/>
+        </w:rPr>
+        <w:t>.find</w:t>
+      </w:r>
+      <w:proofErr w:type="spellEnd"/>
+      <w:r>
+        <w:rPr>
+          <w:highlight w:val="yellow"/>
+          <w:lang w:val="en-US"/>
+        </w:rPr>
+        <w:t>(</w:t>
+      </w:r>
+      <w:proofErr w:type="gramStart"/>
+      <w:r>
+        <w:rPr>
+          <w:highlight w:val="yellow"/>
+          <w:lang w:val="en-US"/>
+        </w:rPr>
+        <w:t>).skip</w:t>
+      </w:r>
+      <w:proofErr w:type="gramEnd"/>
+      <w:r>
+        <w:rPr>
+          <w:highlight w:val="yellow"/>
+          <w:lang w:val="en-US"/>
+        </w:rPr>
+        <w:t>(2</w:t>
+      </w:r>
+      <w:proofErr w:type="gramStart"/>
+      <w:r>
+        <w:rPr>
+          <w:highlight w:val="yellow"/>
+          <w:lang w:val="en-US"/>
+        </w:rPr>
+        <w:t>).limit</w:t>
+      </w:r>
+      <w:proofErr w:type="gramEnd"/>
+      <w:r>
+        <w:rPr>
+          <w:highlight w:val="yellow"/>
+          <w:lang w:val="en-US"/>
+        </w:rPr>
+        <w:t>(3);</w:t>
+      </w:r>
+    </w:p>
+    <w:p>
+      <w:pPr>
+        <w:rPr>
+          <w:lang w:val="en-US"/>
+        </w:rPr>
+      </w:pPr>
+    </w:p>
+    <w:p>
+      <w:pPr>
+        <w:rPr>
+          <w:b/>
+          <w:bCs/>
+          <w:lang w:val="en-US"/>
+        </w:rPr>
+      </w:pPr>
+      <w:r>
+        <w:rPr>
+          <w:b/>
+          <w:bCs/>
+          <w:lang w:val="en-US"/>
+        </w:rPr>
+        <w:lastRenderedPageBreak/>
+        <w:t xml:space="preserve">delete document from a mongo </w:t>
+      </w:r>
+      <w:proofErr w:type="spellStart"/>
+      <w:r>
+        <w:rPr>
+          <w:b/>
+          <w:bCs/>
+          <w:lang w:val="en-US"/>
+        </w:rPr>
+        <w:t>db</w:t>
+      </w:r>
+      <w:proofErr w:type="spellEnd"/>
+      <w:r>
+        <w:rPr>
+          <w:b/>
+          <w:bCs/>
+          <w:lang w:val="en-US"/>
+        </w:rPr>
+        <w:t xml:space="preserve"> </w:t>
+      </w:r>
+    </w:p>
+    <w:p>
+      <w:pPr>
+        <w:rPr>
+          <w:lang w:val="en-US"/>
+        </w:rPr>
+      </w:pPr>
+    </w:p>
+    <w:p>
+      <w:pPr>
+        <w:rPr>
+          <w:lang w:val="en-US"/>
+        </w:rPr>
+      </w:pPr>
+      <w:proofErr w:type="spellStart"/>
+      <w:proofErr w:type="gramStart"/>
+      <w:r>
+        <w:rPr>
+          <w:lang w:val="en-US"/>
+        </w:rPr>
+        <w:t>db.collectionName.deleteOne</w:t>
+      </w:r>
+      <w:proofErr w:type="spellEnd"/>
+      <w:proofErr w:type="gramEnd"/>
+      <w:r>
+        <w:rPr>
+          <w:lang w:val="en-US"/>
+        </w:rPr>
+        <w:t>({</w:t>
+      </w:r>
+      <w:proofErr w:type="gramStart"/>
+      <w:r>
+        <w:rPr>
+          <w:lang w:val="en-US"/>
+        </w:rPr>
+        <w:t>condition})</w:t>
+      </w:r>
+      <w:proofErr w:type="gramEnd"/>
+      <w:r>
+        <w:rPr>
+          <w:lang w:val="en-US"/>
+        </w:rPr>
+        <w:t xml:space="preserve">; write the condition with _id attribute. </w:t>
+      </w:r>
+    </w:p>
+    <w:p>
+      <w:pPr>
+        <w:rPr>
+          <w:lang w:val="en-US"/>
+        </w:rPr>
+      </w:pPr>
+      <w:proofErr w:type="spellStart"/>
+      <w:proofErr w:type="gramStart"/>
+      <w:r>
+        <w:rPr>
+          <w:lang w:val="en-US"/>
+        </w:rPr>
+        <w:t>db.collectionName.deleteMany</w:t>
+      </w:r>
+      <w:proofErr w:type="spellEnd"/>
+      <w:proofErr w:type="gramEnd"/>
+      <w:r>
+        <w:rPr>
+          <w:lang w:val="en-US"/>
+        </w:rPr>
+        <w:t>({</w:t>
+      </w:r>
+      <w:proofErr w:type="gramStart"/>
+      <w:r>
+        <w:rPr>
+          <w:lang w:val="en-US"/>
+        </w:rPr>
+        <w:t>conditions})</w:t>
+      </w:r>
+      <w:proofErr w:type="gramEnd"/>
+      <w:r>
+        <w:rPr>
+          <w:lang w:val="en-US"/>
+        </w:rPr>
+        <w:t xml:space="preserve">; write the condition with non _id attribute. </w:t>
+      </w:r>
+    </w:p>
+    <w:p>
+      <w:pPr>
+        <w:rPr>
+          <w:lang w:val="en-US"/>
+        </w:rPr>
+      </w:pPr>
+    </w:p>
+    <w:p>
+      <w:pPr>
+        <w:rPr>
+          <w:highlight w:val="yellow"/>
+          <w:lang w:val="en-US"/>
+        </w:rPr>
+      </w:pPr>
+      <w:proofErr w:type="spellStart"/>
+      <w:proofErr w:type="gramStart"/>
+      <w:r>
+        <w:rPr>
+          <w:highlight w:val="yellow"/>
+          <w:lang w:val="en-US"/>
+        </w:rPr>
+        <w:t>db.employees</w:t>
+      </w:r>
+      <w:proofErr w:type="gramEnd"/>
+      <w:r>
+        <w:rPr>
+          <w:highlight w:val="yellow"/>
+          <w:lang w:val="en-US"/>
+        </w:rPr>
+        <w:t>.</w:t>
+      </w:r>
+      <w:proofErr w:type="gramStart"/>
+      <w:r>
+        <w:rPr>
+          <w:highlight w:val="yellow"/>
+          <w:lang w:val="en-US"/>
+        </w:rPr>
+        <w:t>deleteOne</w:t>
+      </w:r>
+      <w:proofErr w:type="spellEnd"/>
+      <w:r>
+        <w:rPr>
+          <w:highlight w:val="yellow"/>
+          <w:lang w:val="en-US"/>
+        </w:rPr>
+        <w:t>({</w:t>
+      </w:r>
+      <w:proofErr w:type="gramEnd"/>
+      <w:r>
+        <w:rPr>
+          <w:highlight w:val="yellow"/>
+          <w:lang w:val="en-US"/>
+        </w:rPr>
+        <w:t>_id:</w:t>
+      </w:r>
+      <w:proofErr w:type="gramStart"/>
+      <w:r>
+        <w:rPr>
+          <w:highlight w:val="yellow"/>
+          <w:lang w:val="en-US"/>
+        </w:rPr>
+        <w:t>10})</w:t>
+      </w:r>
+      <w:proofErr w:type="gramEnd"/>
+      <w:r>
+        <w:rPr>
+          <w:highlight w:val="yellow"/>
+          <w:lang w:val="en-US"/>
+        </w:rPr>
+        <w:t>;</w:t>
+      </w:r>
+    </w:p>
+    <w:p>
+      <w:pPr>
+        <w:rPr>
+          <w:highlight w:val="yellow"/>
+          <w:lang w:val="en-US"/>
+        </w:rPr>
+      </w:pPr>
+      <w:proofErr w:type="spellStart"/>
+      <w:proofErr w:type="gramStart"/>
+      <w:r>
+        <w:rPr>
+          <w:highlight w:val="yellow"/>
+          <w:lang w:val="en-US"/>
+        </w:rPr>
+        <w:t>db.employees</w:t>
+      </w:r>
+      <w:proofErr w:type="gramEnd"/>
+      <w:r>
+        <w:rPr>
+          <w:highlight w:val="yellow"/>
+          <w:lang w:val="en-US"/>
+        </w:rPr>
+        <w:t>.</w:t>
+      </w:r>
+      <w:proofErr w:type="gramStart"/>
+      <w:r>
+        <w:rPr>
+          <w:highlight w:val="yellow"/>
+          <w:lang w:val="en-US"/>
+        </w:rPr>
+        <w:t>deleteOne</w:t>
+      </w:r>
+      <w:proofErr w:type="spellEnd"/>
+      <w:r>
+        <w:rPr>
+          <w:highlight w:val="yellow"/>
+          <w:lang w:val="en-US"/>
+        </w:rPr>
+        <w:t>({</w:t>
+      </w:r>
+      <w:proofErr w:type="gramEnd"/>
+      <w:r>
+        <w:rPr>
+          <w:highlight w:val="yellow"/>
+          <w:lang w:val="en-US"/>
+        </w:rPr>
+        <w:t>deptId:</w:t>
+      </w:r>
+      <w:proofErr w:type="gramStart"/>
+      <w:r>
+        <w:rPr>
+          <w:highlight w:val="yellow"/>
+          <w:lang w:val="en-US"/>
+        </w:rPr>
+        <w:t>102})</w:t>
+      </w:r>
+      <w:proofErr w:type="gramEnd"/>
+      <w:r>
+        <w:rPr>
+          <w:highlight w:val="yellow"/>
+          <w:lang w:val="en-US"/>
+        </w:rPr>
+        <w:t>;</w:t>
+      </w:r>
+    </w:p>
+    <w:p>
+      <w:pPr>
+        <w:rPr>
+          <w:lang w:val="en-US"/>
+        </w:rPr>
+      </w:pPr>
+      <w:proofErr w:type="spellStart"/>
+      <w:proofErr w:type="gramStart"/>
+      <w:r>
+        <w:rPr>
+          <w:highlight w:val="yellow"/>
+          <w:lang w:val="en-US"/>
+        </w:rPr>
+        <w:t>db.employees</w:t>
+      </w:r>
+      <w:proofErr w:type="gramEnd"/>
+      <w:r>
+        <w:rPr>
+          <w:highlight w:val="yellow"/>
+          <w:lang w:val="en-US"/>
+        </w:rPr>
+        <w:t>.</w:t>
+      </w:r>
+      <w:proofErr w:type="gramStart"/>
+      <w:r>
+        <w:rPr>
+          <w:highlight w:val="yellow"/>
+          <w:lang w:val="en-US"/>
+        </w:rPr>
+        <w:t>deleteMany</w:t>
+      </w:r>
+      <w:proofErr w:type="spellEnd"/>
+      <w:r>
+        <w:rPr>
+          <w:highlight w:val="yellow"/>
+          <w:lang w:val="en-US"/>
+        </w:rPr>
+        <w:t>({</w:t>
+      </w:r>
+      <w:proofErr w:type="gramEnd"/>
+      <w:r>
+        <w:rPr>
+          <w:highlight w:val="yellow"/>
+          <w:lang w:val="en-US"/>
+        </w:rPr>
+        <w:t>deptId:</w:t>
+      </w:r>
+      <w:proofErr w:type="gramStart"/>
+      <w:r>
+        <w:rPr>
+          <w:highlight w:val="yellow"/>
+          <w:lang w:val="en-US"/>
+        </w:rPr>
+        <w:t>104})</w:t>
+      </w:r>
+      <w:proofErr w:type="gramEnd"/>
+      <w:r>
+        <w:rPr>
+          <w:highlight w:val="yellow"/>
+          <w:lang w:val="en-US"/>
+        </w:rPr>
+        <w:t>;</w:t>
+      </w:r>
+    </w:p>
+    <w:p>
+      <w:pPr>
+        <w:rPr>
+          <w:lang w:val="en-US"/>
+        </w:rPr>
+      </w:pPr>
+    </w:p>
+    <w:p>
+      <w:pPr>
+        <w:rPr>
+          <w:b/>
+          <w:bCs/>
+          <w:lang w:val="en-US"/>
+        </w:rPr>
+      </w:pPr>
+      <w:r>
+        <w:rPr>
+          <w:b/>
+          <w:bCs/>
+          <w:lang w:val="en-US"/>
+        </w:rPr>
+        <w:t xml:space="preserve">update documents fields from a collection </w:t>
+      </w:r>
+    </w:p>
+    <w:p>
+      <w:pPr>
+        <w:rPr>
+          <w:lang w:val="en-US"/>
+        </w:rPr>
+      </w:pPr>
+    </w:p>
+    <w:p>
+      <w:pPr>
+        <w:rPr>
+          <w:lang w:val="en-US"/>
+        </w:rPr>
+      </w:pPr>
+      <w:r>
+        <w:rPr>
+          <w:lang w:val="en-US"/>
+        </w:rPr>
+        <w:t xml:space="preserve">if condition apply with _id field. </w:t>
+      </w:r>
+    </w:p>
+    <w:p>
+      <w:pPr>
+        <w:rPr>
+          <w:lang w:val="en-US"/>
+        </w:rPr>
+      </w:pPr>
+      <w:proofErr w:type="gramStart"/>
+      <w:r>
+        <w:rPr>
+          <w:lang w:val="en-US"/>
+        </w:rPr>
+        <w:t>db.collectionName.updateOne</w:t>
+      </w:r>
+      <w:proofErr w:type="gramEnd"/>
+      <w:r>
+        <w:rPr>
+          <w:lang w:val="en-US"/>
+        </w:rPr>
+        <w:t>({condition</w:t>
+      </w:r>
+      <w:proofErr w:type="gramStart"/>
+      <w:r>
+        <w:rPr>
+          <w:lang w:val="en-US"/>
+        </w:rPr>
+        <w:t>},{</w:t>
+      </w:r>
+      <w:proofErr w:type="gramEnd"/>
+      <w:r>
+        <w:rPr>
+          <w:lang w:val="en-US"/>
+        </w:rPr>
+        <w:t>$</w:t>
+      </w:r>
+      <w:proofErr w:type="gramStart"/>
+      <w:r>
+        <w:rPr>
+          <w:lang w:val="en-US"/>
+        </w:rPr>
+        <w:t>set:{fieldname:newValue</w:t>
+      </w:r>
+      <w:proofErr w:type="gramEnd"/>
+      <w:r>
+        <w:rPr>
+          <w:lang w:val="en-US"/>
+        </w:rPr>
+        <w:t>}});</w:t>
+      </w:r>
+    </w:p>
+    <w:p>
+      <w:pPr>
+        <w:rPr>
+          <w:lang w:val="en-US"/>
+        </w:rPr>
+      </w:pPr>
+      <w:r>
+        <w:rPr>
+          <w:lang w:val="en-US"/>
+        </w:rPr>
+        <w:t xml:space="preserve">if condition apply with non _id field. </w:t>
+      </w:r>
+    </w:p>
+    <w:p>
+      <w:pPr>
+        <w:rPr>
+          <w:lang w:val="en-US"/>
+        </w:rPr>
+      </w:pPr>
+      <w:proofErr w:type="gramStart"/>
+      <w:r>
+        <w:rPr>
+          <w:lang w:val="en-US"/>
+        </w:rPr>
+        <w:t>db.collectionName.update</w:t>
+      </w:r>
+      <w:r>
+        <w:rPr>
+          <w:lang w:val="en-US"/>
+        </w:rPr>
+        <w:t>Many</w:t>
+      </w:r>
+      <w:proofErr w:type="gramEnd"/>
+      <w:r>
+        <w:rPr>
+          <w:lang w:val="en-US"/>
+        </w:rPr>
+        <w:t>({condition</w:t>
+      </w:r>
+      <w:proofErr w:type="gramStart"/>
+      <w:r>
+        <w:rPr>
+          <w:lang w:val="en-US"/>
+        </w:rPr>
+        <w:t>},{</w:t>
+      </w:r>
+      <w:proofErr w:type="gramEnd"/>
+      <w:r>
+        <w:rPr>
+          <w:lang w:val="en-US"/>
+        </w:rPr>
+        <w:t>$</w:t>
+      </w:r>
+      <w:proofErr w:type="gramStart"/>
+      <w:r>
+        <w:rPr>
+          <w:lang w:val="en-US"/>
+        </w:rPr>
+        <w:t>set:{fieldname:newValue</w:t>
+      </w:r>
+      <w:proofErr w:type="gramEnd"/>
+      <w:r>
+        <w:rPr>
+          <w:lang w:val="en-US"/>
+        </w:rPr>
+        <w:t>}});</w:t>
+      </w:r>
+    </w:p>
+    <w:p>
+      <w:pPr>
+        <w:rPr>
+          <w:lang w:val="en-US"/>
+        </w:rPr>
+      </w:pPr>
+    </w:p>
+    <w:p>
+      <w:pPr>
+        <w:rPr>
+          <w:lang w:val="en-US"/>
+        </w:rPr>
+      </w:pPr>
+      <w:proofErr w:type="spellStart"/>
+      <w:proofErr w:type="gramStart"/>
+      <w:r>
+        <w:rPr>
+          <w:highlight w:val="yellow"/>
+          <w:lang w:val="en-US"/>
+        </w:rPr>
+        <w:t>db.employees</w:t>
+      </w:r>
+      <w:proofErr w:type="gramEnd"/>
+      <w:r>
+        <w:rPr>
+          <w:highlight w:val="yellow"/>
+          <w:lang w:val="en-US"/>
+        </w:rPr>
+        <w:t>.</w:t>
+      </w:r>
+      <w:proofErr w:type="gramStart"/>
+      <w:r>
+        <w:rPr>
+          <w:highlight w:val="yellow"/>
+          <w:lang w:val="en-US"/>
+        </w:rPr>
+        <w:t>updateOne</w:t>
+      </w:r>
+      <w:proofErr w:type="spellEnd"/>
+      <w:r>
+        <w:rPr>
+          <w:highlight w:val="yellow"/>
+          <w:lang w:val="en-US"/>
+        </w:rPr>
+        <w:t>({</w:t>
+      </w:r>
+      <w:proofErr w:type="gramEnd"/>
+      <w:r>
+        <w:rPr>
+          <w:highlight w:val="yellow"/>
+          <w:lang w:val="en-US"/>
+        </w:rPr>
+        <w:t>_id:9</w:t>
+      </w:r>
+      <w:proofErr w:type="gramStart"/>
+      <w:r>
+        <w:rPr>
+          <w:highlight w:val="yellow"/>
+          <w:lang w:val="en-US"/>
+        </w:rPr>
+        <w:t>},{</w:t>
+      </w:r>
+      <w:proofErr w:type="gramEnd"/>
+      <w:r>
+        <w:rPr>
+          <w:highlight w:val="yellow"/>
+          <w:lang w:val="en-US"/>
+        </w:rPr>
+        <w:t>$</w:t>
+      </w:r>
+      <w:proofErr w:type="gramStart"/>
+      <w:r>
+        <w:rPr>
+          <w:highlight w:val="yellow"/>
+          <w:lang w:val="en-US"/>
+        </w:rPr>
+        <w:t>set:{</w:t>
+      </w:r>
+      <w:proofErr w:type="gramEnd"/>
+      <w:r>
+        <w:rPr>
+          <w:highlight w:val="yellow"/>
+          <w:lang w:val="en-US"/>
+        </w:rPr>
+        <w:t>salary:</w:t>
+      </w:r>
+      <w:proofErr w:type="gramStart"/>
+      <w:r>
+        <w:rPr>
+          <w:highlight w:val="yellow"/>
+          <w:lang w:val="en-US"/>
+        </w:rPr>
+        <w:t>2700}})</w:t>
+      </w:r>
+      <w:proofErr w:type="gramEnd"/>
+      <w:r>
+        <w:rPr>
+          <w:highlight w:val="yellow"/>
+          <w:lang w:val="en-US"/>
+        </w:rPr>
+        <w:t>;</w:t>
+      </w:r>
+    </w:p>
+    <w:p>
+      <w:pPr>
+        <w:rPr>
+          <w:lang w:val="en-US"/>
+        </w:rPr>
+      </w:pPr>
+      <w:proofErr w:type="spellStart"/>
+      <w:proofErr w:type="gramStart"/>
+      <w:r>
+        <w:rPr>
+          <w:highlight w:val="yellow"/>
+          <w:lang w:val="en-US"/>
+        </w:rPr>
+        <w:t>db.employees</w:t>
+      </w:r>
+      <w:proofErr w:type="gramEnd"/>
+      <w:r>
+        <w:rPr>
+          <w:highlight w:val="yellow"/>
+          <w:lang w:val="en-US"/>
+        </w:rPr>
+        <w:t>.</w:t>
+      </w:r>
+      <w:proofErr w:type="gramStart"/>
+      <w:r>
+        <w:rPr>
+          <w:highlight w:val="yellow"/>
+          <w:lang w:val="en-US"/>
+        </w:rPr>
+        <w:t>updateMany</w:t>
+      </w:r>
+      <w:proofErr w:type="spellEnd"/>
+      <w:r>
+        <w:rPr>
+          <w:highlight w:val="yellow"/>
+          <w:lang w:val="en-US"/>
+        </w:rPr>
+        <w:t>({</w:t>
+      </w:r>
+      <w:proofErr w:type="gramEnd"/>
+      <w:r>
+        <w:rPr>
+          <w:highlight w:val="yellow"/>
+          <w:lang w:val="en-US"/>
+        </w:rPr>
+        <w:t>deptId:101</w:t>
+      </w:r>
+      <w:proofErr w:type="gramStart"/>
+      <w:r>
+        <w:rPr>
+          <w:highlight w:val="yellow"/>
+          <w:lang w:val="en-US"/>
+        </w:rPr>
+        <w:t>},{</w:t>
+      </w:r>
+      <w:proofErr w:type="gramEnd"/>
+      <w:r>
+        <w:rPr>
+          <w:highlight w:val="yellow"/>
+          <w:lang w:val="en-US"/>
+        </w:rPr>
+        <w:t>$</w:t>
+      </w:r>
+      <w:proofErr w:type="gramStart"/>
+      <w:r>
+        <w:rPr>
+          <w:highlight w:val="yellow"/>
+          <w:lang w:val="en-US"/>
+        </w:rPr>
+        <w:t>set:{</w:t>
+      </w:r>
+      <w:proofErr w:type="gramEnd"/>
+      <w:r>
+        <w:rPr>
+          <w:highlight w:val="yellow"/>
+          <w:lang w:val="en-US"/>
+        </w:rPr>
+        <w:t>salary:</w:t>
+      </w:r>
+      <w:proofErr w:type="gramStart"/>
+      <w:r>
+        <w:rPr>
+          <w:highlight w:val="yellow"/>
+          <w:lang w:val="en-US"/>
+        </w:rPr>
+        <w:t>3500}})</w:t>
+      </w:r>
+      <w:proofErr w:type="gramEnd"/>
+      <w:r>
+        <w:rPr>
+          <w:highlight w:val="yellow"/>
+          <w:lang w:val="en-US"/>
+        </w:rPr>
+        <w:t>;</w:t>
+      </w:r>
+    </w:p>
+    <w:p>
+      <w:pPr>
+        <w:rPr>
+          <w:lang w:val="en-US"/>
+        </w:rPr>
+      </w:pPr>
+    </w:p>
+    <w:p>
+      <w:pPr>
+        <w:rPr>
+          <w:lang w:val="en-US"/>
+        </w:rPr>
+      </w:pPr>
+      <w:r>
+        <w:rPr>
+          <w:lang w:val="en-US"/>
+        </w:rPr>
+        <w:t xml:space="preserve">with 1 condition update more than one field values. </w:t>
+      </w:r>
+    </w:p>
+    <w:p>
+      <w:pPr>
+        <w:rPr>
+          <w:lang w:val="en-US"/>
+        </w:rPr>
+      </w:pPr>
+      <w:proofErr w:type="gramStart"/>
+      <w:r>
+        <w:rPr>
+          <w:highlight w:val="yellow"/>
+          <w:lang w:val="en-US"/>
+        </w:rPr>
+        <w:t>db.employees</w:t>
+      </w:r>
+      <w:proofErr w:type="gramEnd"/>
+      <w:r>
+        <w:rPr>
+          <w:highlight w:val="yellow"/>
+          <w:lang w:val="en-US"/>
+        </w:rPr>
+        <w:t>.</w:t>
+      </w:r>
+      <w:proofErr w:type="gramStart"/>
+      <w:r>
+        <w:rPr>
+          <w:highlight w:val="yellow"/>
+          <w:lang w:val="en-US"/>
+        </w:rPr>
+        <w:t>updateMany({</w:t>
+      </w:r>
+      <w:proofErr w:type="gramEnd"/>
+      <w:r>
+        <w:rPr>
+          <w:highlight w:val="yellow"/>
+          <w:lang w:val="en-US"/>
+        </w:rPr>
+        <w:t>deptId:101</w:t>
+      </w:r>
+      <w:proofErr w:type="gramStart"/>
+      <w:r>
+        <w:rPr>
+          <w:highlight w:val="yellow"/>
+          <w:lang w:val="en-US"/>
+        </w:rPr>
+        <w:t>},{</w:t>
+      </w:r>
+      <w:proofErr w:type="gramEnd"/>
+      <w:r>
+        <w:rPr>
+          <w:highlight w:val="yellow"/>
+          <w:lang w:val="en-US"/>
+        </w:rPr>
+        <w:t>$</w:t>
+      </w:r>
+      <w:proofErr w:type="gramStart"/>
+      <w:r>
+        <w:rPr>
+          <w:highlight w:val="yellow"/>
+          <w:lang w:val="en-US"/>
+        </w:rPr>
+        <w:t>set:{</w:t>
+      </w:r>
+      <w:proofErr w:type="gramEnd"/>
+      <w:r>
+        <w:rPr>
+          <w:highlight w:val="yellow"/>
+          <w:lang w:val="en-US"/>
+        </w:rPr>
+        <w:t>salary:</w:t>
+      </w:r>
+      <w:proofErr w:type="gramStart"/>
+      <w:r>
+        <w:rPr>
+          <w:highlight w:val="yellow"/>
+          <w:lang w:val="en-US"/>
+        </w:rPr>
+        <w:t>3400,city</w:t>
+      </w:r>
+      <w:proofErr w:type="gramEnd"/>
+      <w:r>
+        <w:rPr>
+          <w:highlight w:val="yellow"/>
+          <w:lang w:val="en-US"/>
+        </w:rPr>
+        <w:t>:"</w:t>
+      </w:r>
+      <w:proofErr w:type="gramStart"/>
+      <w:r>
+        <w:rPr>
+          <w:highlight w:val="yellow"/>
+          <w:lang w:val="en-US"/>
+        </w:rPr>
+        <w:t>Dallas"}}</w:t>
+      </w:r>
+      <w:proofErr w:type="gramEnd"/>
+      <w:r>
+        <w:rPr>
+          <w:highlight w:val="yellow"/>
+          <w:lang w:val="en-US"/>
+        </w:rPr>
+        <w:t>);</w:t>
+      </w:r>
+    </w:p>
+    <w:p>
+      <w:pPr>
+        <w:rPr>
+          <w:lang w:val="en-US"/>
+        </w:rPr>
+      </w:pPr>
+    </w:p>
+    <w:p>
+      <w:pPr>
+        <w:rPr>
+          <w:lang w:val="en-US"/>
+        </w:rPr>
+      </w:pPr>
+      <w:r>
+        <w:rPr>
+          <w:lang w:val="en-US"/>
+        </w:rPr>
+        <w:t xml:space="preserve">with more than one condition and update one or more than one field with $and/$or operators. </w:t>
+      </w:r>
+    </w:p>
+    <w:p>
+      <w:pPr>
+        <w:rPr>
+          <w:lang w:val="en-US"/>
+        </w:rPr>
+      </w:pPr>
+      <w:proofErr w:type="gramStart"/>
+      <w:r>
+        <w:rPr>
+          <w:highlight w:val="yellow"/>
+          <w:lang w:val="en-US"/>
+        </w:rPr>
+        <w:t>db.employees</w:t>
+      </w:r>
+      <w:proofErr w:type="gramEnd"/>
+      <w:r>
+        <w:rPr>
+          <w:highlight w:val="yellow"/>
+          <w:lang w:val="en-US"/>
+        </w:rPr>
+        <w:t>.</w:t>
+      </w:r>
+      <w:proofErr w:type="gramStart"/>
+      <w:r>
+        <w:rPr>
+          <w:highlight w:val="yellow"/>
+          <w:lang w:val="en-US"/>
+        </w:rPr>
+        <w:t>updateOne({</w:t>
+      </w:r>
+      <w:proofErr w:type="gramEnd"/>
+      <w:r>
+        <w:rPr>
+          <w:highlight w:val="yellow"/>
+          <w:lang w:val="en-US"/>
+        </w:rPr>
+        <w:t>$</w:t>
+      </w:r>
+      <w:proofErr w:type="gramStart"/>
+      <w:r>
+        <w:rPr>
+          <w:highlight w:val="yellow"/>
+          <w:lang w:val="en-US"/>
+        </w:rPr>
+        <w:t>and:[</w:t>
+      </w:r>
+      <w:proofErr w:type="gramEnd"/>
+      <w:r>
+        <w:rPr>
+          <w:highlight w:val="yellow"/>
+          <w:lang w:val="en-US"/>
+        </w:rPr>
+        <w:t>{_id:9</w:t>
+      </w:r>
+      <w:proofErr w:type="gramStart"/>
+      <w:r>
+        <w:rPr>
+          <w:highlight w:val="yellow"/>
+          <w:lang w:val="en-US"/>
+        </w:rPr>
+        <w:t>},{</w:t>
+      </w:r>
+      <w:proofErr w:type="gramEnd"/>
+      <w:r>
+        <w:rPr>
+          <w:highlight w:val="yellow"/>
+          <w:lang w:val="en-US"/>
+        </w:rPr>
+        <w:t>deptId:</w:t>
+      </w:r>
+      <w:proofErr w:type="gramStart"/>
+      <w:r>
+        <w:rPr>
+          <w:highlight w:val="yellow"/>
+          <w:lang w:val="en-US"/>
+        </w:rPr>
+        <w:t>101}]},{</w:t>
+      </w:r>
+      <w:proofErr w:type="gramEnd"/>
+      <w:r>
+        <w:rPr>
+          <w:highlight w:val="yellow"/>
+          <w:lang w:val="en-US"/>
+        </w:rPr>
+        <w:t>$</w:t>
+      </w:r>
+      <w:proofErr w:type="gramStart"/>
+      <w:r>
+        <w:rPr>
+          <w:highlight w:val="yellow"/>
+          <w:lang w:val="en-US"/>
+        </w:rPr>
+        <w:t>set:{</w:t>
+      </w:r>
+      <w:proofErr w:type="gramEnd"/>
+      <w:r>
+        <w:rPr>
+          <w:highlight w:val="yellow"/>
+          <w:lang w:val="en-US"/>
+        </w:rPr>
+        <w:t>salary:</w:t>
+      </w:r>
+      <w:proofErr w:type="gramStart"/>
+      <w:r>
+        <w:rPr>
+          <w:highlight w:val="yellow"/>
+          <w:lang w:val="en-US"/>
+        </w:rPr>
+        <w:t>3800}})</w:t>
+      </w:r>
+      <w:proofErr w:type="gramEnd"/>
+      <w:r>
+        <w:rPr>
+          <w:highlight w:val="yellow"/>
+          <w:lang w:val="en-US"/>
+        </w:rPr>
+        <w:t>;</w:t>
+      </w:r>
+    </w:p>
+    <w:p>
+      <w:pPr>
+        <w:rPr>
+          <w:lang w:val="en-US"/>
+        </w:rPr>
+      </w:pPr>
+      <w:proofErr w:type="gramStart"/>
+      <w:r>
+        <w:rPr>
+          <w:highlight w:val="yellow"/>
+          <w:lang w:val="en-US"/>
+        </w:rPr>
+        <w:t>db.employees</w:t>
+      </w:r>
+      <w:proofErr w:type="gramEnd"/>
+      <w:r>
+        <w:rPr>
+          <w:highlight w:val="yellow"/>
+          <w:lang w:val="en-US"/>
+        </w:rPr>
+        <w:t>.</w:t>
+      </w:r>
+      <w:proofErr w:type="gramStart"/>
+      <w:r>
+        <w:rPr>
+          <w:highlight w:val="yellow"/>
+          <w:lang w:val="en-US"/>
+        </w:rPr>
+        <w:t>updateOne({</w:t>
+      </w:r>
+      <w:proofErr w:type="gramEnd"/>
+      <w:r>
+        <w:rPr>
+          <w:highlight w:val="yellow"/>
+          <w:lang w:val="en-US"/>
+        </w:rPr>
+        <w:t>$</w:t>
+      </w:r>
+      <w:proofErr w:type="gramStart"/>
+      <w:r>
+        <w:rPr>
+          <w:highlight w:val="yellow"/>
+          <w:lang w:val="en-US"/>
+        </w:rPr>
+        <w:t>or</w:t>
+      </w:r>
+      <w:r>
+        <w:rPr>
+          <w:highlight w:val="yellow"/>
+          <w:lang w:val="en-US"/>
+        </w:rPr>
+        <w:t>:[</w:t>
+      </w:r>
+      <w:proofErr w:type="gramEnd"/>
+      <w:r>
+        <w:rPr>
+          <w:highlight w:val="yellow"/>
+          <w:lang w:val="en-US"/>
+        </w:rPr>
+        <w:t>{_id:</w:t>
+      </w:r>
+      <w:r>
+        <w:rPr>
+          <w:highlight w:val="yellow"/>
+          <w:lang w:val="en-US"/>
+        </w:rPr>
+        <w:t>10</w:t>
+      </w:r>
+      <w:proofErr w:type="gramStart"/>
+      <w:r>
+        <w:rPr>
+          <w:highlight w:val="yellow"/>
+          <w:lang w:val="en-US"/>
+        </w:rPr>
+        <w:t>},{</w:t>
+      </w:r>
+      <w:proofErr w:type="gramEnd"/>
+      <w:r>
+        <w:rPr>
+          <w:highlight w:val="yellow"/>
+          <w:lang w:val="en-US"/>
+        </w:rPr>
+        <w:t>deptId:</w:t>
+      </w:r>
+      <w:proofErr w:type="gramStart"/>
+      <w:r>
+        <w:rPr>
+          <w:highlight w:val="yellow"/>
+          <w:lang w:val="en-US"/>
+        </w:rPr>
+        <w:t>101}]},{</w:t>
+      </w:r>
+      <w:proofErr w:type="gramEnd"/>
+      <w:r>
+        <w:rPr>
+          <w:highlight w:val="yellow"/>
+          <w:lang w:val="en-US"/>
+        </w:rPr>
+        <w:t>$</w:t>
+      </w:r>
+      <w:proofErr w:type="gramStart"/>
+      <w:r>
+        <w:rPr>
+          <w:highlight w:val="yellow"/>
+          <w:lang w:val="en-US"/>
+        </w:rPr>
+        <w:t>set:{</w:t>
+      </w:r>
+      <w:proofErr w:type="gramEnd"/>
+      <w:r>
+        <w:rPr>
+          <w:highlight w:val="yellow"/>
+          <w:lang w:val="en-US"/>
+        </w:rPr>
+        <w:t>salary:</w:t>
+      </w:r>
+      <w:proofErr w:type="gramStart"/>
+      <w:r>
+        <w:rPr>
+          <w:highlight w:val="yellow"/>
+          <w:lang w:val="en-US"/>
+        </w:rPr>
+        <w:t>3</w:t>
+      </w:r>
+      <w:r>
+        <w:rPr>
+          <w:highlight w:val="yellow"/>
+          <w:lang w:val="en-US"/>
+        </w:rPr>
+        <w:t>6</w:t>
+      </w:r>
+      <w:r>
+        <w:rPr>
+          <w:highlight w:val="yellow"/>
+          <w:lang w:val="en-US"/>
+        </w:rPr>
+        <w:t>00}})</w:t>
+      </w:r>
+      <w:proofErr w:type="gramEnd"/>
+      <w:r>
+        <w:rPr>
+          <w:highlight w:val="yellow"/>
+          <w:lang w:val="en-US"/>
+        </w:rPr>
+        <w:t>;</w:t>
+      </w:r>
+    </w:p>
+    <w:p>
+      <w:pPr>
+        <w:rPr>
+          <w:lang w:val="en-US"/>
+        </w:rPr>
+      </w:pPr>
+    </w:p>
+    <w:p>
+      <w:pPr>
+        <w:rPr>
+          <w:lang w:val="en-US"/>
+        </w:rPr>
+      </w:pPr>
+    </w:p>
+    <w:p>
+      <w:pPr>
+        <w:rPr>
+          <w:lang w:val="en-US"/>
+        </w:rPr>
+      </w:pPr>
+    </w:p>
+    <w:p>
+      <w:pPr>
+        <w:rPr>
+          <w:lang w:val="en-US"/>
+        </w:rPr>
+      </w:pPr>
+    </w:p>
+    <w:p>
+      <w:pPr>
+        <w:rPr>
+          <w:lang w:val="en-US"/>
+        </w:rPr>
+      </w:pPr>
+    </w:p>
+    <w:p>
+      <w:pPr>
+        <w:rPr>
+          <w:lang w:val="en-US"/>
+        </w:rPr>
+      </w:pPr>
     </w:p>
     <w:p>
       <w:pPr>

--- a/FSD MERN - Designing and Managing Databases with MongoDB/FSD - Designing and Managing Databases with MongoDB - Day 6 - 28-04-206.docx
+++ b/FSD MERN - Designing and Managing Databases with MongoDB/FSD - Designing and Managing Databases with MongoDB - Day 6 - 28-04-206.docx
@@ -7928,6 +7928,691 @@
         </w:rPr>
         <w:t>;</w:t>
       </w:r>
+    </w:p>
+    <w:p>
+      <w:pPr>
+        <w:rPr>
+          <w:lang w:val="en-US"/>
+        </w:rPr>
+      </w:pPr>
+    </w:p>
+    <w:p>
+      <w:pPr>
+        <w:rPr>
+          <w:lang w:val="en-US"/>
+        </w:rPr>
+      </w:pPr>
+    </w:p>
+    <w:p>
+      <w:pPr>
+        <w:rPr>
+          <w:lang w:val="en-US"/>
+        </w:rPr>
+      </w:pPr>
+      <w:r>
+        <w:rPr>
+          <w:lang w:val="en-US"/>
+        </w:rPr>
+        <w:lastRenderedPageBreak/>
+        <w:t xml:space="preserve">remove </w:t>
+      </w:r>
+      <w:proofErr w:type="gramStart"/>
+      <w:r>
+        <w:rPr>
+          <w:lang w:val="en-US"/>
+        </w:rPr>
+        <w:t>particular documents</w:t>
+      </w:r>
+      <w:proofErr w:type="gramEnd"/>
+      <w:r>
+        <w:rPr>
+          <w:lang w:val="en-US"/>
+        </w:rPr>
+        <w:t xml:space="preserve"> or all </w:t>
+      </w:r>
+      <w:proofErr w:type="gramStart"/>
+      <w:r>
+        <w:rPr>
+          <w:lang w:val="en-US"/>
+        </w:rPr>
+        <w:t>document</w:t>
+      </w:r>
+      <w:proofErr w:type="gramEnd"/>
+      <w:r>
+        <w:rPr>
+          <w:lang w:val="en-US"/>
+        </w:rPr>
+        <w:t xml:space="preserve"> particular field. </w:t>
+      </w:r>
+    </w:p>
+    <w:p>
+      <w:pPr>
+        <w:rPr>
+          <w:b/>
+          <w:bCs/>
+          <w:lang w:val="en-US"/>
+        </w:rPr>
+      </w:pPr>
+      <w:r>
+        <w:rPr>
+          <w:b/>
+          <w:bCs/>
+          <w:lang w:val="en-US"/>
+        </w:rPr>
+        <w:t xml:space="preserve">$unset </w:t>
+      </w:r>
+    </w:p>
+    <w:p>
+      <w:pPr>
+        <w:rPr>
+          <w:lang w:val="en-US"/>
+        </w:rPr>
+      </w:pPr>
+      <w:r>
+        <w:rPr>
+          <w:lang w:val="en-US"/>
+        </w:rPr>
+        <w:t xml:space="preserve">Below query remove </w:t>
+      </w:r>
+      <w:r>
+        <w:rPr>
+          <w:lang w:val="en-US"/>
+        </w:rPr>
+        <w:t xml:space="preserve">all document particular field is </w:t>
+      </w:r>
+      <w:proofErr w:type="spellStart"/>
+      <w:r>
+        <w:rPr>
+          <w:lang w:val="en-US"/>
+        </w:rPr>
+        <w:t>lname</w:t>
+      </w:r>
+      <w:proofErr w:type="spellEnd"/>
+      <w:r>
+        <w:rPr>
+          <w:lang w:val="en-US"/>
+        </w:rPr>
+        <w:t xml:space="preserve">. </w:t>
+      </w:r>
+    </w:p>
+    <w:p>
+      <w:pPr>
+        <w:rPr>
+          <w:lang w:val="en-US"/>
+        </w:rPr>
+      </w:pPr>
+      <w:proofErr w:type="spellStart"/>
+      <w:proofErr w:type="gramStart"/>
+      <w:r>
+        <w:rPr>
+          <w:highlight w:val="yellow"/>
+          <w:lang w:val="en-US"/>
+        </w:rPr>
+        <w:t>db.employees</w:t>
+      </w:r>
+      <w:proofErr w:type="gramEnd"/>
+      <w:r>
+        <w:rPr>
+          <w:highlight w:val="yellow"/>
+          <w:lang w:val="en-US"/>
+        </w:rPr>
+        <w:t>.updateMany</w:t>
+      </w:r>
+      <w:proofErr w:type="spellEnd"/>
+      <w:r>
+        <w:rPr>
+          <w:highlight w:val="yellow"/>
+          <w:lang w:val="en-US"/>
+        </w:rPr>
+        <w:t>({</w:t>
+      </w:r>
+      <w:proofErr w:type="gramStart"/>
+      <w:r>
+        <w:rPr>
+          <w:highlight w:val="yellow"/>
+          <w:lang w:val="en-US"/>
+        </w:rPr>
+        <w:t>},{</w:t>
+      </w:r>
+      <w:proofErr w:type="gramEnd"/>
+      <w:r>
+        <w:rPr>
+          <w:highlight w:val="yellow"/>
+          <w:lang w:val="en-US"/>
+        </w:rPr>
+        <w:t>$</w:t>
+      </w:r>
+      <w:proofErr w:type="gramStart"/>
+      <w:r>
+        <w:rPr>
+          <w:highlight w:val="yellow"/>
+          <w:lang w:val="en-US"/>
+        </w:rPr>
+        <w:t>unset:{</w:t>
+      </w:r>
+      <w:proofErr w:type="gramEnd"/>
+      <w:r>
+        <w:rPr>
+          <w:highlight w:val="yellow"/>
+          <w:lang w:val="en-US"/>
+        </w:rPr>
+        <w:t>lname:</w:t>
+      </w:r>
+      <w:proofErr w:type="gramStart"/>
+      <w:r>
+        <w:rPr>
+          <w:highlight w:val="yellow"/>
+          <w:lang w:val="en-US"/>
+        </w:rPr>
+        <w:t>1}})</w:t>
+      </w:r>
+      <w:proofErr w:type="gramEnd"/>
+      <w:r>
+        <w:rPr>
+          <w:highlight w:val="yellow"/>
+          <w:lang w:val="en-US"/>
+        </w:rPr>
+        <w:t>;</w:t>
+      </w:r>
+    </w:p>
+    <w:p>
+      <w:pPr>
+        <w:rPr>
+          <w:lang w:val="en-US"/>
+        </w:rPr>
+      </w:pPr>
+      <w:proofErr w:type="gramStart"/>
+      <w:r>
+        <w:rPr>
+          <w:lang w:val="en-US"/>
+        </w:rPr>
+        <w:t>below</w:t>
+      </w:r>
+      <w:proofErr w:type="gramEnd"/>
+      <w:r>
+        <w:rPr>
+          <w:lang w:val="en-US"/>
+        </w:rPr>
+        <w:t xml:space="preserve"> query </w:t>
+      </w:r>
+      <w:proofErr w:type="gramStart"/>
+      <w:r>
+        <w:rPr>
+          <w:lang w:val="en-US"/>
+        </w:rPr>
+        <w:t>remove</w:t>
+      </w:r>
+      <w:proofErr w:type="gramEnd"/>
+      <w:r>
+        <w:rPr>
+          <w:lang w:val="en-US"/>
+        </w:rPr>
+        <w:t xml:space="preserve"> </w:t>
+      </w:r>
+      <w:proofErr w:type="gramStart"/>
+      <w:r>
+        <w:rPr>
+          <w:lang w:val="en-US"/>
+        </w:rPr>
+        <w:t>particular document</w:t>
+      </w:r>
+      <w:proofErr w:type="gramEnd"/>
+      <w:r>
+        <w:rPr>
+          <w:lang w:val="en-US"/>
+        </w:rPr>
+        <w:t xml:space="preserve"> particular fields. </w:t>
+      </w:r>
+    </w:p>
+    <w:p>
+      <w:pPr>
+        <w:rPr>
+          <w:lang w:val="en-US"/>
+        </w:rPr>
+      </w:pPr>
+      <w:proofErr w:type="spellStart"/>
+      <w:proofErr w:type="gramStart"/>
+      <w:r>
+        <w:rPr>
+          <w:highlight w:val="yellow"/>
+          <w:lang w:val="en-US"/>
+        </w:rPr>
+        <w:t>db.employees</w:t>
+      </w:r>
+      <w:proofErr w:type="gramEnd"/>
+      <w:r>
+        <w:rPr>
+          <w:highlight w:val="yellow"/>
+          <w:lang w:val="en-US"/>
+        </w:rPr>
+        <w:t>.</w:t>
+      </w:r>
+      <w:proofErr w:type="gramStart"/>
+      <w:r>
+        <w:rPr>
+          <w:highlight w:val="yellow"/>
+          <w:lang w:val="en-US"/>
+        </w:rPr>
+        <w:t>updateOne</w:t>
+      </w:r>
+      <w:proofErr w:type="spellEnd"/>
+      <w:r>
+        <w:rPr>
+          <w:highlight w:val="yellow"/>
+          <w:lang w:val="en-US"/>
+        </w:rPr>
+        <w:t>({</w:t>
+      </w:r>
+      <w:proofErr w:type="gramEnd"/>
+      <w:r>
+        <w:rPr>
+          <w:highlight w:val="yellow"/>
+          <w:lang w:val="en-US"/>
+        </w:rPr>
+        <w:t>_id:9</w:t>
+      </w:r>
+      <w:proofErr w:type="gramStart"/>
+      <w:r>
+        <w:rPr>
+          <w:highlight w:val="yellow"/>
+          <w:lang w:val="en-US"/>
+        </w:rPr>
+        <w:t>},{</w:t>
+      </w:r>
+      <w:proofErr w:type="gramEnd"/>
+      <w:r>
+        <w:rPr>
+          <w:highlight w:val="yellow"/>
+          <w:lang w:val="en-US"/>
+        </w:rPr>
+        <w:t>$</w:t>
+      </w:r>
+      <w:proofErr w:type="gramStart"/>
+      <w:r>
+        <w:rPr>
+          <w:highlight w:val="yellow"/>
+          <w:lang w:val="en-US"/>
+        </w:rPr>
+        <w:t>unset:{</w:t>
+      </w:r>
+      <w:proofErr w:type="gramEnd"/>
+      <w:r>
+        <w:rPr>
+          <w:highlight w:val="yellow"/>
+          <w:lang w:val="en-US"/>
+        </w:rPr>
+        <w:t>deptId:</w:t>
+      </w:r>
+      <w:proofErr w:type="gramStart"/>
+      <w:r>
+        <w:rPr>
+          <w:highlight w:val="yellow"/>
+          <w:lang w:val="en-US"/>
+        </w:rPr>
+        <w:t>1}})</w:t>
+      </w:r>
+      <w:proofErr w:type="gramEnd"/>
+      <w:r>
+        <w:rPr>
+          <w:highlight w:val="yellow"/>
+          <w:lang w:val="en-US"/>
+        </w:rPr>
+        <w:t>;</w:t>
+      </w:r>
+    </w:p>
+    <w:p>
+      <w:pPr>
+        <w:rPr>
+          <w:lang w:val="en-US"/>
+        </w:rPr>
+      </w:pPr>
+    </w:p>
+    <w:p>
+      <w:pPr>
+        <w:rPr>
+          <w:lang w:val="en-US"/>
+        </w:rPr>
+      </w:pPr>
+      <w:r>
+        <w:rPr>
+          <w:lang w:val="en-US"/>
+        </w:rPr>
+        <w:t xml:space="preserve">$set </w:t>
+      </w:r>
+      <w:proofErr w:type="gramStart"/>
+      <w:r>
+        <w:rPr>
+          <w:lang w:val="en-US"/>
+        </w:rPr>
+        <w:t>operator :</w:t>
+      </w:r>
+      <w:proofErr w:type="gramEnd"/>
+      <w:r>
+        <w:rPr>
+          <w:lang w:val="en-US"/>
+        </w:rPr>
+        <w:t xml:space="preserve"> if conditions </w:t>
+      </w:r>
+      <w:proofErr w:type="gramStart"/>
+      <w:r>
+        <w:rPr>
+          <w:lang w:val="en-US"/>
+        </w:rPr>
+        <w:t>true</w:t>
+      </w:r>
+      <w:proofErr w:type="gramEnd"/>
+      <w:r>
+        <w:rPr>
+          <w:lang w:val="en-US"/>
+        </w:rPr>
+        <w:t xml:space="preserve"> for </w:t>
+      </w:r>
+      <w:proofErr w:type="gramStart"/>
+      <w:r>
+        <w:rPr>
+          <w:lang w:val="en-US"/>
+        </w:rPr>
+        <w:t>particular document</w:t>
+      </w:r>
+      <w:proofErr w:type="gramEnd"/>
+      <w:r>
+        <w:rPr>
+          <w:lang w:val="en-US"/>
+        </w:rPr>
+        <w:t xml:space="preserve">. If that document contains that </w:t>
+      </w:r>
+      <w:proofErr w:type="gramStart"/>
+      <w:r>
+        <w:rPr>
+          <w:lang w:val="en-US"/>
+        </w:rPr>
+        <w:t>field</w:t>
+      </w:r>
+      <w:proofErr w:type="gramEnd"/>
+      <w:r>
+        <w:rPr>
+          <w:lang w:val="en-US"/>
+        </w:rPr>
+        <w:t xml:space="preserve"> it </w:t>
+      </w:r>
+      <w:proofErr w:type="gramStart"/>
+      <w:r>
+        <w:rPr>
+          <w:lang w:val="en-US"/>
+        </w:rPr>
+        <w:t>update</w:t>
+      </w:r>
+      <w:proofErr w:type="gramEnd"/>
+      <w:r>
+        <w:rPr>
+          <w:lang w:val="en-US"/>
+        </w:rPr>
+        <w:t xml:space="preserve"> with </w:t>
+      </w:r>
+      <w:proofErr w:type="spellStart"/>
+      <w:r>
+        <w:rPr>
+          <w:lang w:val="en-US"/>
+        </w:rPr>
+        <w:t>newValue</w:t>
+      </w:r>
+      <w:proofErr w:type="spellEnd"/>
+      <w:r>
+        <w:rPr>
+          <w:lang w:val="en-US"/>
+        </w:rPr>
+        <w:t xml:space="preserve"> else it </w:t>
+      </w:r>
+      <w:proofErr w:type="gramStart"/>
+      <w:r>
+        <w:rPr>
+          <w:lang w:val="en-US"/>
+        </w:rPr>
+        <w:t>create</w:t>
+      </w:r>
+      <w:proofErr w:type="gramEnd"/>
+      <w:r>
+        <w:rPr>
+          <w:lang w:val="en-US"/>
+        </w:rPr>
+        <w:t xml:space="preserve"> that field for </w:t>
+      </w:r>
+      <w:proofErr w:type="gramStart"/>
+      <w:r>
+        <w:rPr>
+          <w:lang w:val="en-US"/>
+        </w:rPr>
+        <w:t>particular document</w:t>
+      </w:r>
+      <w:proofErr w:type="gramEnd"/>
+      <w:r>
+        <w:rPr>
+          <w:lang w:val="en-US"/>
+        </w:rPr>
+        <w:t xml:space="preserve">. </w:t>
+      </w:r>
+    </w:p>
+    <w:p>
+      <w:pPr>
+        <w:rPr>
+          <w:lang w:val="en-US"/>
+        </w:rPr>
+      </w:pPr>
+      <w:proofErr w:type="spellStart"/>
+      <w:proofErr w:type="gramStart"/>
+      <w:r>
+        <w:rPr>
+          <w:highlight w:val="yellow"/>
+          <w:lang w:val="en-US"/>
+        </w:rPr>
+        <w:t>db.employees</w:t>
+      </w:r>
+      <w:proofErr w:type="gramEnd"/>
+      <w:r>
+        <w:rPr>
+          <w:highlight w:val="yellow"/>
+          <w:lang w:val="en-US"/>
+        </w:rPr>
+        <w:t>.</w:t>
+      </w:r>
+      <w:proofErr w:type="gramStart"/>
+      <w:r>
+        <w:rPr>
+          <w:highlight w:val="yellow"/>
+          <w:lang w:val="en-US"/>
+        </w:rPr>
+        <w:t>updateOne</w:t>
+      </w:r>
+      <w:proofErr w:type="spellEnd"/>
+      <w:r>
+        <w:rPr>
+          <w:highlight w:val="yellow"/>
+          <w:lang w:val="en-US"/>
+        </w:rPr>
+        <w:t>({</w:t>
+      </w:r>
+      <w:proofErr w:type="gramEnd"/>
+      <w:r>
+        <w:rPr>
+          <w:highlight w:val="yellow"/>
+          <w:lang w:val="en-US"/>
+        </w:rPr>
+        <w:t>_id:9</w:t>
+      </w:r>
+      <w:proofErr w:type="gramStart"/>
+      <w:r>
+        <w:rPr>
+          <w:highlight w:val="yellow"/>
+          <w:lang w:val="en-US"/>
+        </w:rPr>
+        <w:t>},{</w:t>
+      </w:r>
+      <w:proofErr w:type="gramEnd"/>
+      <w:r>
+        <w:rPr>
+          <w:highlight w:val="yellow"/>
+          <w:lang w:val="en-US"/>
+        </w:rPr>
+        <w:t>$</w:t>
+      </w:r>
+      <w:proofErr w:type="gramStart"/>
+      <w:r>
+        <w:rPr>
+          <w:highlight w:val="yellow"/>
+          <w:lang w:val="en-US"/>
+        </w:rPr>
+        <w:t>set:{</w:t>
+      </w:r>
+      <w:proofErr w:type="spellStart"/>
+      <w:proofErr w:type="gramEnd"/>
+      <w:r>
+        <w:rPr>
+          <w:highlight w:val="yellow"/>
+          <w:lang w:val="en-US"/>
+        </w:rPr>
+        <w:t>designation:"</w:t>
+      </w:r>
+      <w:proofErr w:type="gramStart"/>
+      <w:r>
+        <w:rPr>
+          <w:highlight w:val="yellow"/>
+          <w:lang w:val="en-US"/>
+        </w:rPr>
+        <w:t>Tester</w:t>
+      </w:r>
+      <w:proofErr w:type="spellEnd"/>
+      <w:r>
+        <w:rPr>
+          <w:highlight w:val="yellow"/>
+          <w:lang w:val="en-US"/>
+        </w:rPr>
+        <w:t>"}}</w:t>
+      </w:r>
+      <w:proofErr w:type="gramEnd"/>
+      <w:r>
+        <w:rPr>
+          <w:highlight w:val="yellow"/>
+          <w:lang w:val="en-US"/>
+        </w:rPr>
+        <w:t>);</w:t>
+      </w:r>
+    </w:p>
+    <w:p>
+      <w:pPr>
+        <w:rPr>
+          <w:lang w:val="en-US"/>
+        </w:rPr>
+      </w:pPr>
+      <w:proofErr w:type="gramStart"/>
+      <w:r>
+        <w:rPr>
+          <w:lang w:val="en-US"/>
+        </w:rPr>
+        <w:t>below</w:t>
+      </w:r>
+      <w:proofErr w:type="gramEnd"/>
+      <w:r>
+        <w:rPr>
+          <w:lang w:val="en-US"/>
+        </w:rPr>
+        <w:t xml:space="preserve"> query add new fields for all documents. </w:t>
+      </w:r>
+    </w:p>
+    <w:p>
+      <w:pPr>
+        <w:rPr>
+          <w:lang w:val="en-US"/>
+        </w:rPr>
+      </w:pPr>
+      <w:proofErr w:type="spellStart"/>
+      <w:proofErr w:type="gramStart"/>
+      <w:r>
+        <w:rPr>
+          <w:highlight w:val="yellow"/>
+          <w:lang w:val="en-US"/>
+        </w:rPr>
+        <w:t>db.employees</w:t>
+      </w:r>
+      <w:proofErr w:type="gramEnd"/>
+      <w:r>
+        <w:rPr>
+          <w:highlight w:val="yellow"/>
+          <w:lang w:val="en-US"/>
+        </w:rPr>
+        <w:t>.updateMany</w:t>
+      </w:r>
+      <w:proofErr w:type="spellEnd"/>
+      <w:r>
+        <w:rPr>
+          <w:highlight w:val="yellow"/>
+          <w:lang w:val="en-US"/>
+        </w:rPr>
+        <w:t>({</w:t>
+      </w:r>
+      <w:proofErr w:type="gramStart"/>
+      <w:r>
+        <w:rPr>
+          <w:highlight w:val="yellow"/>
+          <w:lang w:val="en-US"/>
+        </w:rPr>
+        <w:t>},{</w:t>
+      </w:r>
+      <w:proofErr w:type="gramEnd"/>
+      <w:r>
+        <w:rPr>
+          <w:highlight w:val="yellow"/>
+          <w:lang w:val="en-US"/>
+        </w:rPr>
+        <w:t>$</w:t>
+      </w:r>
+      <w:proofErr w:type="gramStart"/>
+      <w:r>
+        <w:rPr>
+          <w:highlight w:val="yellow"/>
+          <w:lang w:val="en-US"/>
+        </w:rPr>
+        <w:t>set:{</w:t>
+      </w:r>
+      <w:proofErr w:type="spellStart"/>
+      <w:proofErr w:type="gramEnd"/>
+      <w:r>
+        <w:rPr>
+          <w:highlight w:val="yellow"/>
+          <w:lang w:val="en-US"/>
+        </w:rPr>
+        <w:t>job_id:'IT_</w:t>
+      </w:r>
+      <w:proofErr w:type="gramStart"/>
+      <w:r>
+        <w:rPr>
+          <w:highlight w:val="yellow"/>
+          <w:lang w:val="en-US"/>
+        </w:rPr>
+        <w:t>PROG</w:t>
+      </w:r>
+      <w:proofErr w:type="spellEnd"/>
+      <w:r>
+        <w:rPr>
+          <w:highlight w:val="yellow"/>
+          <w:lang w:val="en-US"/>
+        </w:rPr>
+        <w:t>'}}</w:t>
+      </w:r>
+      <w:proofErr w:type="gramEnd"/>
+      <w:r>
+        <w:rPr>
+          <w:highlight w:val="yellow"/>
+          <w:lang w:val="en-US"/>
+        </w:rPr>
+        <w:t>);</w:t>
+      </w:r>
+    </w:p>
+    <w:p>
+      <w:pPr>
+        <w:rPr>
+          <w:lang w:val="en-US"/>
+        </w:rPr>
+      </w:pPr>
     </w:p>
     <w:p>
       <w:pPr>

--- a/FSD MERN - Designing and Managing Databases with MongoDB/FSD - Designing and Managing Databases with MongoDB - Day 6 - 28-04-206.docx
+++ b/FSD MERN - Designing and Managing Databases with MongoDB/FSD - Designing and Managing Databases with MongoDB - Day 6 - 28-04-206.docx
@@ -8275,6 +8275,8 @@
       </w:pPr>
       <w:r>
         <w:rPr>
+          <w:b/>
+          <w:bCs/>
           <w:lang w:val="en-US"/>
         </w:rPr>
         <w:t xml:space="preserve">$set </w:t>
@@ -8282,9 +8284,17 @@
       <w:proofErr w:type="gramStart"/>
       <w:r>
         <w:rPr>
-          <w:lang w:val="en-US"/>
-        </w:rPr>
-        <w:t>operator :</w:t>
+          <w:b/>
+          <w:bCs/>
+          <w:lang w:val="en-US"/>
+        </w:rPr>
+        <w:t>operator</w:t>
+      </w:r>
+      <w:r>
+        <w:rPr>
+          <w:lang w:val="en-US"/>
+        </w:rPr>
+        <w:t xml:space="preserve"> :</w:t>
       </w:r>
       <w:proofErr w:type="gramEnd"/>
       <w:r>
@@ -8605,6 +8615,1075 @@
           <w:lang w:val="en-US"/>
         </w:rPr>
         <w:t>);</w:t>
+      </w:r>
+    </w:p>
+    <w:p>
+      <w:pPr>
+        <w:rPr>
+          <w:lang w:val="en-US"/>
+        </w:rPr>
+      </w:pPr>
+    </w:p>
+    <w:p>
+      <w:pPr>
+        <w:rPr>
+          <w:lang w:val="en-US"/>
+        </w:rPr>
+      </w:pPr>
+      <w:r>
+        <w:rPr>
+          <w:b/>
+          <w:bCs/>
+          <w:lang w:val="en-US"/>
+        </w:rPr>
+        <w:t>$</w:t>
+      </w:r>
+      <w:proofErr w:type="spellStart"/>
+      <w:proofErr w:type="gramStart"/>
+      <w:r>
+        <w:rPr>
+          <w:b/>
+          <w:bCs/>
+          <w:lang w:val="en-US"/>
+        </w:rPr>
+        <w:t>inc</w:t>
+      </w:r>
+      <w:proofErr w:type="spellEnd"/>
+      <w:r>
+        <w:rPr>
+          <w:b/>
+          <w:bCs/>
+          <w:lang w:val="en-US"/>
+        </w:rPr>
+        <w:t xml:space="preserve"> </w:t>
+      </w:r>
+      <w:r>
+        <w:rPr>
+          <w:b/>
+          <w:bCs/>
+          <w:lang w:val="en-US"/>
+        </w:rPr>
+        <w:t>:</w:t>
+      </w:r>
+      <w:proofErr w:type="gramEnd"/>
+      <w:r>
+        <w:rPr>
+          <w:b/>
+          <w:bCs/>
+          <w:lang w:val="en-US"/>
+        </w:rPr>
+        <w:t xml:space="preserve"> </w:t>
+      </w:r>
+      <w:r>
+        <w:rPr>
+          <w:lang w:val="en-US"/>
+        </w:rPr>
+        <w:t xml:space="preserve"> increment as well as decrement the value. </w:t>
+      </w:r>
+    </w:p>
+    <w:p>
+      <w:pPr>
+        <w:rPr>
+          <w:lang w:val="en-US"/>
+        </w:rPr>
+      </w:pPr>
+      <w:proofErr w:type="spellStart"/>
+      <w:proofErr w:type="gramStart"/>
+      <w:r>
+        <w:rPr>
+          <w:lang w:val="en-US"/>
+        </w:rPr>
+        <w:t>db.employees</w:t>
+      </w:r>
+      <w:proofErr w:type="gramEnd"/>
+      <w:r>
+        <w:rPr>
+          <w:lang w:val="en-US"/>
+        </w:rPr>
+        <w:t>.</w:t>
+      </w:r>
+      <w:proofErr w:type="gramStart"/>
+      <w:r>
+        <w:rPr>
+          <w:lang w:val="en-US"/>
+        </w:rPr>
+        <w:t>updateOne</w:t>
+      </w:r>
+      <w:proofErr w:type="spellEnd"/>
+      <w:r>
+        <w:rPr>
+          <w:lang w:val="en-US"/>
+        </w:rPr>
+        <w:t>({</w:t>
+      </w:r>
+      <w:proofErr w:type="gramEnd"/>
+      <w:r>
+        <w:rPr>
+          <w:lang w:val="en-US"/>
+        </w:rPr>
+        <w:t>_id:9</w:t>
+      </w:r>
+      <w:proofErr w:type="gramStart"/>
+      <w:r>
+        <w:rPr>
+          <w:lang w:val="en-US"/>
+        </w:rPr>
+        <w:t>},{</w:t>
+      </w:r>
+      <w:proofErr w:type="gramEnd"/>
+      <w:r>
+        <w:rPr>
+          <w:lang w:val="en-US"/>
+        </w:rPr>
+        <w:t>$</w:t>
+      </w:r>
+      <w:proofErr w:type="spellStart"/>
+      <w:proofErr w:type="gramStart"/>
+      <w:r>
+        <w:rPr>
+          <w:lang w:val="en-US"/>
+        </w:rPr>
+        <w:t>inc</w:t>
+      </w:r>
+      <w:proofErr w:type="spellEnd"/>
+      <w:r>
+        <w:rPr>
+          <w:lang w:val="en-US"/>
+        </w:rPr>
+        <w:t>:{</w:t>
+      </w:r>
+      <w:proofErr w:type="gramEnd"/>
+      <w:r>
+        <w:rPr>
+          <w:lang w:val="en-US"/>
+        </w:rPr>
+        <w:t>salary:</w:t>
+      </w:r>
+      <w:proofErr w:type="gramStart"/>
+      <w:r>
+        <w:rPr>
+          <w:lang w:val="en-US"/>
+        </w:rPr>
+        <w:t>100}})</w:t>
+      </w:r>
+      <w:proofErr w:type="gramEnd"/>
+      <w:r>
+        <w:rPr>
+          <w:lang w:val="en-US"/>
+        </w:rPr>
+        <w:t>;</w:t>
+      </w:r>
+    </w:p>
+    <w:p>
+      <w:pPr>
+        <w:rPr>
+          <w:lang w:val="en-US"/>
+        </w:rPr>
+      </w:pPr>
+      <w:proofErr w:type="spellStart"/>
+      <w:proofErr w:type="gramStart"/>
+      <w:r>
+        <w:rPr>
+          <w:lang w:val="en-US"/>
+        </w:rPr>
+        <w:t>db.employees</w:t>
+      </w:r>
+      <w:proofErr w:type="gramEnd"/>
+      <w:r>
+        <w:rPr>
+          <w:lang w:val="en-US"/>
+        </w:rPr>
+        <w:t>.</w:t>
+      </w:r>
+      <w:proofErr w:type="gramStart"/>
+      <w:r>
+        <w:rPr>
+          <w:lang w:val="en-US"/>
+        </w:rPr>
+        <w:t>updateOne</w:t>
+      </w:r>
+      <w:proofErr w:type="spellEnd"/>
+      <w:r>
+        <w:rPr>
+          <w:lang w:val="en-US"/>
+        </w:rPr>
+        <w:t>({</w:t>
+      </w:r>
+      <w:proofErr w:type="gramEnd"/>
+      <w:r>
+        <w:rPr>
+          <w:lang w:val="en-US"/>
+        </w:rPr>
+        <w:t>_id:9</w:t>
+      </w:r>
+      <w:proofErr w:type="gramStart"/>
+      <w:r>
+        <w:rPr>
+          <w:lang w:val="en-US"/>
+        </w:rPr>
+        <w:t>},{</w:t>
+      </w:r>
+      <w:proofErr w:type="gramEnd"/>
+      <w:r>
+        <w:rPr>
+          <w:lang w:val="en-US"/>
+        </w:rPr>
+        <w:t>$</w:t>
+      </w:r>
+      <w:proofErr w:type="spellStart"/>
+      <w:proofErr w:type="gramStart"/>
+      <w:r>
+        <w:rPr>
+          <w:lang w:val="en-US"/>
+        </w:rPr>
+        <w:t>inc</w:t>
+      </w:r>
+      <w:proofErr w:type="spellEnd"/>
+      <w:r>
+        <w:rPr>
+          <w:lang w:val="en-US"/>
+        </w:rPr>
+        <w:t>:{salary:</w:t>
+      </w:r>
+      <w:r>
+        <w:rPr>
+          <w:lang w:val="en-US"/>
+        </w:rPr>
+        <w:t>-2</w:t>
+      </w:r>
+      <w:r>
+        <w:rPr>
+          <w:lang w:val="en-US"/>
+        </w:rPr>
+        <w:t>00}})</w:t>
+      </w:r>
+      <w:proofErr w:type="gramEnd"/>
+      <w:r>
+        <w:rPr>
+          <w:lang w:val="en-US"/>
+        </w:rPr>
+        <w:t>;</w:t>
+      </w:r>
+    </w:p>
+    <w:p>
+      <w:pPr>
+        <w:rPr>
+          <w:lang w:val="en-US"/>
+        </w:rPr>
+      </w:pPr>
+    </w:p>
+    <w:p>
+      <w:pPr>
+        <w:rPr>
+          <w:lang w:val="en-US"/>
+        </w:rPr>
+      </w:pPr>
+      <w:r>
+        <w:rPr>
+          <w:highlight w:val="yellow"/>
+          <w:lang w:val="en-US"/>
+        </w:rPr>
+        <w:t>$</w:t>
+      </w:r>
+      <w:proofErr w:type="gramStart"/>
+      <w:r>
+        <w:rPr>
+          <w:highlight w:val="yellow"/>
+          <w:lang w:val="en-US"/>
+        </w:rPr>
+        <w:t>exists :</w:t>
+      </w:r>
+      <w:proofErr w:type="gramEnd"/>
+      <w:r>
+        <w:rPr>
+          <w:lang w:val="en-US"/>
+        </w:rPr>
+        <w:t xml:space="preserve"> it </w:t>
+      </w:r>
+      <w:proofErr w:type="gramStart"/>
+      <w:r>
+        <w:rPr>
+          <w:lang w:val="en-US"/>
+        </w:rPr>
+        <w:t>use</w:t>
+      </w:r>
+      <w:proofErr w:type="gramEnd"/>
+      <w:r>
+        <w:rPr>
+          <w:lang w:val="en-US"/>
+        </w:rPr>
+        <w:t xml:space="preserve"> to check </w:t>
+      </w:r>
+      <w:proofErr w:type="gramStart"/>
+      <w:r>
+        <w:rPr>
+          <w:lang w:val="en-US"/>
+        </w:rPr>
+        <w:t>particular field</w:t>
+      </w:r>
+      <w:proofErr w:type="gramEnd"/>
+      <w:r>
+        <w:rPr>
+          <w:lang w:val="en-US"/>
+        </w:rPr>
+        <w:t xml:space="preserve"> present or not. </w:t>
+      </w:r>
+    </w:p>
+    <w:p>
+      <w:pPr>
+        <w:rPr>
+          <w:lang w:val="en-US"/>
+        </w:rPr>
+      </w:pPr>
+      <w:proofErr w:type="spellStart"/>
+      <w:proofErr w:type="gramStart"/>
+      <w:r>
+        <w:rPr>
+          <w:highlight w:val="yellow"/>
+          <w:lang w:val="en-US"/>
+        </w:rPr>
+        <w:t>db.employees</w:t>
+      </w:r>
+      <w:proofErr w:type="gramEnd"/>
+      <w:r>
+        <w:rPr>
+          <w:highlight w:val="yellow"/>
+          <w:lang w:val="en-US"/>
+        </w:rPr>
+        <w:t>.</w:t>
+      </w:r>
+      <w:proofErr w:type="gramStart"/>
+      <w:r>
+        <w:rPr>
+          <w:highlight w:val="yellow"/>
+          <w:lang w:val="en-US"/>
+        </w:rPr>
+        <w:t>find</w:t>
+      </w:r>
+      <w:proofErr w:type="spellEnd"/>
+      <w:r>
+        <w:rPr>
+          <w:highlight w:val="yellow"/>
+          <w:lang w:val="en-US"/>
+        </w:rPr>
+        <w:t>({designation:{</w:t>
+      </w:r>
+      <w:proofErr w:type="gramEnd"/>
+      <w:r>
+        <w:rPr>
+          <w:highlight w:val="yellow"/>
+          <w:lang w:val="en-US"/>
+        </w:rPr>
+        <w:t>$</w:t>
+      </w:r>
+      <w:proofErr w:type="gramStart"/>
+      <w:r>
+        <w:rPr>
+          <w:highlight w:val="yellow"/>
+          <w:lang w:val="en-US"/>
+        </w:rPr>
+        <w:t>exists:1}})</w:t>
+      </w:r>
+      <w:proofErr w:type="gramEnd"/>
+      <w:r>
+        <w:rPr>
+          <w:highlight w:val="yellow"/>
+          <w:lang w:val="en-US"/>
+        </w:rPr>
+        <w:t>;</w:t>
+      </w:r>
+    </w:p>
+    <w:p>
+      <w:pPr>
+        <w:rPr>
+          <w:lang w:val="en-US"/>
+        </w:rPr>
+      </w:pPr>
+    </w:p>
+    <w:p>
+      <w:pPr>
+        <w:rPr>
+          <w:lang w:val="en-US"/>
+        </w:rPr>
+      </w:pPr>
+      <w:r>
+        <w:rPr>
+          <w:lang w:val="en-US"/>
+        </w:rPr>
+        <w:t xml:space="preserve">Storing more than one value in particular field </w:t>
+      </w:r>
+      <w:proofErr w:type="spellStart"/>
+      <w:r>
+        <w:rPr>
+          <w:lang w:val="en-US"/>
+        </w:rPr>
+        <w:t>ie</w:t>
+      </w:r>
+      <w:proofErr w:type="spellEnd"/>
+      <w:r>
+        <w:rPr>
+          <w:lang w:val="en-US"/>
+        </w:rPr>
+        <w:t xml:space="preserve"> array. </w:t>
+      </w:r>
+    </w:p>
+    <w:p>
+      <w:pPr>
+        <w:rPr>
+          <w:lang w:val="en-US"/>
+        </w:rPr>
+      </w:pPr>
+    </w:p>
+    <w:p>
+      <w:pPr>
+        <w:rPr>
+          <w:lang w:val="en-US"/>
+        </w:rPr>
+      </w:pPr>
+    </w:p>
+    <w:p>
+      <w:pPr>
+        <w:rPr>
+          <w:lang w:val="en-US"/>
+        </w:rPr>
+      </w:pPr>
+    </w:p>
+    <w:p>
+      <w:pPr>
+        <w:rPr>
+          <w:lang w:val="en-US"/>
+        </w:rPr>
+      </w:pPr>
+    </w:p>
+    <w:p>
+      <w:pPr>
+        <w:rPr>
+          <w:lang w:val="en-US"/>
+        </w:rPr>
+      </w:pPr>
+    </w:p>
+    <w:p>
+      <w:pPr>
+        <w:rPr>
+          <w:lang w:val="en-US"/>
+        </w:rPr>
+      </w:pPr>
+    </w:p>
+    <w:p>
+      <w:pPr>
+        <w:rPr>
+          <w:lang w:val="en-US"/>
+        </w:rPr>
+      </w:pPr>
+    </w:p>
+    <w:p>
+      <w:pPr>
+        <w:rPr>
+          <w:lang w:val="en-US"/>
+        </w:rPr>
+      </w:pPr>
+      <w:r>
+        <w:rPr>
+          <w:lang w:val="en-US"/>
+        </w:rPr>
+        <w:lastRenderedPageBreak/>
+        <w:t xml:space="preserve">RDBMS </w:t>
+      </w:r>
+    </w:p>
+    <w:p>
+      <w:pPr>
+        <w:rPr>
+          <w:lang w:val="en-US"/>
+        </w:rPr>
+      </w:pPr>
+      <w:r>
+        <w:rPr>
+          <w:lang w:val="en-US"/>
+        </w:rPr>
+        <w:t>Sid,</w:t>
+      </w:r>
+      <w:r>
+        <w:rPr>
+          <w:lang w:val="en-US"/>
+        </w:rPr>
+        <w:tab/>
+      </w:r>
+      <w:proofErr w:type="spellStart"/>
+      <w:proofErr w:type="gramStart"/>
+      <w:r>
+        <w:rPr>
+          <w:lang w:val="en-US"/>
+        </w:rPr>
+        <w:t>SName,age</w:t>
+      </w:r>
+      <w:proofErr w:type="spellEnd"/>
+      <w:proofErr w:type="gramEnd"/>
+      <w:r>
+        <w:rPr>
+          <w:lang w:val="en-US"/>
+        </w:rPr>
+        <w:t>,</w:t>
+      </w:r>
+      <w:r>
+        <w:rPr>
+          <w:lang w:val="en-US"/>
+        </w:rPr>
+        <w:tab/>
+        <w:t>Marks</w:t>
+      </w:r>
+    </w:p>
+    <w:p>
+      <w:pPr>
+        <w:rPr>
+          <w:lang w:val="en-US"/>
+        </w:rPr>
+      </w:pPr>
+      <w:r>
+        <w:rPr>
+          <w:lang w:val="en-US"/>
+        </w:rPr>
+        <w:t>1,</w:t>
+      </w:r>
+      <w:r>
+        <w:rPr>
+          <w:lang w:val="en-US"/>
+        </w:rPr>
+        <w:tab/>
+        <w:t>John,</w:t>
+      </w:r>
+      <w:r>
+        <w:rPr>
+          <w:lang w:val="en-US"/>
+        </w:rPr>
+        <w:tab/>
+        <w:t>24,</w:t>
+      </w:r>
+      <w:r>
+        <w:rPr>
+          <w:lang w:val="en-US"/>
+        </w:rPr>
+        <w:tab/>
+      </w:r>
+      <w:r>
+        <w:rPr>
+          <w:highlight w:val="yellow"/>
+          <w:lang w:val="en-US"/>
+        </w:rPr>
+        <w:t>56,67,89,80</w:t>
+      </w:r>
+    </w:p>
+    <w:p>
+      <w:pPr>
+        <w:rPr>
+          <w:lang w:val="en-US"/>
+        </w:rPr>
+      </w:pPr>
+    </w:p>
+    <w:p>
+      <w:pPr>
+        <w:rPr>
+          <w:b/>
+          <w:bCs/>
+          <w:lang w:val="en-US"/>
+        </w:rPr>
+      </w:pPr>
+      <w:r>
+        <w:rPr>
+          <w:b/>
+          <w:bCs/>
+          <w:lang w:val="en-US"/>
+        </w:rPr>
+        <w:t xml:space="preserve">Student </w:t>
+      </w:r>
+    </w:p>
+    <w:p>
+      <w:pPr>
+        <w:rPr>
+          <w:lang w:val="en-US"/>
+        </w:rPr>
+      </w:pPr>
+      <w:r>
+        <w:rPr>
+          <w:lang w:val="en-US"/>
+        </w:rPr>
+        <w:t>Sid</w:t>
+      </w:r>
+      <w:r>
+        <w:rPr>
+          <w:lang w:val="en-US"/>
+        </w:rPr>
+        <w:tab/>
+      </w:r>
+      <w:proofErr w:type="spellStart"/>
+      <w:r>
+        <w:rPr>
+          <w:lang w:val="en-US"/>
+        </w:rPr>
+        <w:t>SName</w:t>
+      </w:r>
+      <w:proofErr w:type="spellEnd"/>
+      <w:r>
+        <w:rPr>
+          <w:lang w:val="en-US"/>
+        </w:rPr>
+        <w:tab/>
+        <w:t>Age</w:t>
+      </w:r>
+    </w:p>
+    <w:p>
+      <w:pPr>
+        <w:rPr>
+          <w:lang w:val="en-US"/>
+        </w:rPr>
+      </w:pPr>
+      <w:r>
+        <w:rPr>
+          <w:lang w:val="en-US"/>
+        </w:rPr>
+        <w:t>PK</w:t>
+      </w:r>
+    </w:p>
+    <w:p>
+      <w:pPr>
+        <w:rPr>
+          <w:lang w:val="en-US"/>
+        </w:rPr>
+      </w:pPr>
+      <w:r>
+        <w:rPr>
+          <w:lang w:val="en-US"/>
+        </w:rPr>
+        <w:t>111</w:t>
+      </w:r>
+      <w:r>
+        <w:rPr>
+          <w:lang w:val="en-US"/>
+        </w:rPr>
+        <w:tab/>
+        <w:t>John</w:t>
+      </w:r>
+      <w:r>
+        <w:rPr>
+          <w:lang w:val="en-US"/>
+        </w:rPr>
+        <w:tab/>
+      </w:r>
+      <w:r>
+        <w:rPr>
+          <w:lang w:val="en-US"/>
+        </w:rPr>
+        <w:tab/>
+        <w:t>21</w:t>
+      </w:r>
+    </w:p>
+    <w:p>
+      <w:pPr>
+        <w:rPr>
+          <w:b/>
+          <w:bCs/>
+          <w:lang w:val="en-US"/>
+        </w:rPr>
+      </w:pPr>
+      <w:r>
+        <w:rPr>
+          <w:b/>
+          <w:bCs/>
+          <w:lang w:val="en-US"/>
+        </w:rPr>
+        <w:t xml:space="preserve">Subject </w:t>
+      </w:r>
+    </w:p>
+    <w:p>
+      <w:pPr>
+        <w:rPr>
+          <w:lang w:val="en-US"/>
+        </w:rPr>
+      </w:pPr>
+      <w:r>
+        <w:rPr>
+          <w:lang w:val="en-US"/>
+        </w:rPr>
+        <w:t>PK</w:t>
+      </w:r>
+    </w:p>
+    <w:p>
+      <w:pPr>
+        <w:rPr>
+          <w:lang w:val="en-US"/>
+        </w:rPr>
+      </w:pPr>
+      <w:proofErr w:type="spellStart"/>
+      <w:r>
+        <w:rPr>
+          <w:lang w:val="en-US"/>
+        </w:rPr>
+        <w:t>SubId</w:t>
+      </w:r>
+      <w:proofErr w:type="spellEnd"/>
+      <w:r>
+        <w:rPr>
+          <w:lang w:val="en-US"/>
+        </w:rPr>
+        <w:tab/>
+      </w:r>
+      <w:r>
+        <w:rPr>
+          <w:lang w:val="en-US"/>
+        </w:rPr>
+        <w:tab/>
+      </w:r>
+      <w:proofErr w:type="spellStart"/>
+      <w:r>
+        <w:rPr>
+          <w:lang w:val="en-US"/>
+        </w:rPr>
+        <w:t>SName</w:t>
+      </w:r>
+      <w:proofErr w:type="spellEnd"/>
+    </w:p>
+    <w:p>
+      <w:pPr>
+        <w:rPr>
+          <w:lang w:val="en-US"/>
+        </w:rPr>
+      </w:pPr>
+      <w:r>
+        <w:rPr>
+          <w:lang w:val="en-US"/>
+        </w:rPr>
+        <w:t>100</w:t>
+      </w:r>
+      <w:r>
+        <w:rPr>
+          <w:lang w:val="en-US"/>
+        </w:rPr>
+        <w:tab/>
+      </w:r>
+      <w:r>
+        <w:rPr>
+          <w:lang w:val="en-US"/>
+        </w:rPr>
+        <w:tab/>
+        <w:t>Math</w:t>
+      </w:r>
+    </w:p>
+    <w:p>
+      <w:pPr>
+        <w:rPr>
+          <w:lang w:val="en-US"/>
+        </w:rPr>
+      </w:pPr>
+      <w:r>
+        <w:rPr>
+          <w:lang w:val="en-US"/>
+        </w:rPr>
+        <w:t>101</w:t>
+      </w:r>
+      <w:r>
+        <w:rPr>
+          <w:lang w:val="en-US"/>
+        </w:rPr>
+        <w:tab/>
+      </w:r>
+      <w:r>
+        <w:rPr>
+          <w:lang w:val="en-US"/>
+        </w:rPr>
+        <w:tab/>
+      </w:r>
+      <w:proofErr w:type="spellStart"/>
+      <w:r>
+        <w:rPr>
+          <w:lang w:val="en-US"/>
+        </w:rPr>
+        <w:t>Phy</w:t>
+      </w:r>
+      <w:proofErr w:type="spellEnd"/>
+    </w:p>
+    <w:p>
+      <w:pPr>
+        <w:rPr>
+          <w:lang w:val="en-US"/>
+        </w:rPr>
+      </w:pPr>
+      <w:r>
+        <w:rPr>
+          <w:lang w:val="en-US"/>
+        </w:rPr>
+        <w:t>102</w:t>
+      </w:r>
+      <w:r>
+        <w:rPr>
+          <w:lang w:val="en-US"/>
+        </w:rPr>
+        <w:tab/>
+      </w:r>
+      <w:r>
+        <w:rPr>
+          <w:lang w:val="en-US"/>
+        </w:rPr>
+        <w:tab/>
+        <w:t xml:space="preserve">Bio </w:t>
+      </w:r>
+    </w:p>
+    <w:p>
+      <w:pPr>
+        <w:rPr>
+          <w:b/>
+          <w:bCs/>
+          <w:lang w:val="en-US"/>
+        </w:rPr>
+      </w:pPr>
+      <w:proofErr w:type="spellStart"/>
+      <w:r>
+        <w:rPr>
+          <w:b/>
+          <w:bCs/>
+          <w:lang w:val="en-US"/>
+        </w:rPr>
+        <w:t>StudentMarks</w:t>
+      </w:r>
+      <w:proofErr w:type="spellEnd"/>
+      <w:r>
+        <w:rPr>
+          <w:b/>
+          <w:bCs/>
+          <w:lang w:val="en-US"/>
+        </w:rPr>
+        <w:t xml:space="preserve"> </w:t>
+      </w:r>
+    </w:p>
+    <w:p>
+      <w:pPr>
+        <w:rPr>
+          <w:lang w:val="en-US"/>
+        </w:rPr>
+      </w:pPr>
+      <w:r>
+        <w:rPr>
+          <w:lang w:val="en-US"/>
+        </w:rPr>
+        <w:t>PK</w:t>
+      </w:r>
+      <w:r>
+        <w:rPr>
+          <w:lang w:val="en-US"/>
+        </w:rPr>
+        <w:tab/>
+        <w:t>FK</w:t>
+      </w:r>
+      <w:r>
+        <w:rPr>
+          <w:lang w:val="en-US"/>
+        </w:rPr>
+        <w:tab/>
+      </w:r>
+      <w:r>
+        <w:rPr>
+          <w:lang w:val="en-US"/>
+        </w:rPr>
+        <w:tab/>
+      </w:r>
+      <w:proofErr w:type="spellStart"/>
+      <w:r>
+        <w:rPr>
+          <w:lang w:val="en-US"/>
+        </w:rPr>
+        <w:t>FK</w:t>
+      </w:r>
+      <w:proofErr w:type="spellEnd"/>
+    </w:p>
+    <w:p>
+      <w:pPr>
+        <w:rPr>
+          <w:lang w:val="en-US"/>
+        </w:rPr>
+      </w:pPr>
+      <w:proofErr w:type="spellStart"/>
+      <w:r>
+        <w:rPr>
+          <w:lang w:val="en-US"/>
+        </w:rPr>
+        <w:t>Srno</w:t>
+      </w:r>
+      <w:proofErr w:type="spellEnd"/>
+      <w:r>
+        <w:rPr>
+          <w:lang w:val="en-US"/>
+        </w:rPr>
+        <w:tab/>
+        <w:t>Sid</w:t>
+      </w:r>
+      <w:r>
+        <w:rPr>
+          <w:lang w:val="en-US"/>
+        </w:rPr>
+        <w:tab/>
+      </w:r>
+      <w:r>
+        <w:rPr>
+          <w:lang w:val="en-US"/>
+        </w:rPr>
+        <w:tab/>
+      </w:r>
+      <w:proofErr w:type="spellStart"/>
+      <w:r>
+        <w:rPr>
+          <w:lang w:val="en-US"/>
+        </w:rPr>
+        <w:t>SubID</w:t>
+      </w:r>
+      <w:proofErr w:type="spellEnd"/>
+      <w:r>
+        <w:rPr>
+          <w:lang w:val="en-US"/>
+        </w:rPr>
+        <w:tab/>
+      </w:r>
+      <w:r>
+        <w:rPr>
+          <w:lang w:val="en-US"/>
+        </w:rPr>
+        <w:tab/>
+        <w:t xml:space="preserve">Marks </w:t>
+      </w:r>
+    </w:p>
+    <w:p>
+      <w:pPr>
+        <w:rPr>
+          <w:lang w:val="en-US"/>
+        </w:rPr>
+      </w:pPr>
+      <w:r>
+        <w:rPr>
+          <w:lang w:val="en-US"/>
+        </w:rPr>
+        <w:t>1</w:t>
+      </w:r>
+      <w:r>
+        <w:rPr>
+          <w:lang w:val="en-US"/>
+        </w:rPr>
+        <w:tab/>
+        <w:t>111</w:t>
+      </w:r>
+      <w:r>
+        <w:rPr>
+          <w:lang w:val="en-US"/>
+        </w:rPr>
+        <w:tab/>
+      </w:r>
+      <w:r>
+        <w:rPr>
+          <w:lang w:val="en-US"/>
+        </w:rPr>
+        <w:tab/>
+        <w:t>100</w:t>
+      </w:r>
+      <w:r>
+        <w:rPr>
+          <w:lang w:val="en-US"/>
+        </w:rPr>
+        <w:tab/>
+      </w:r>
+      <w:r>
+        <w:rPr>
+          <w:lang w:val="en-US"/>
+        </w:rPr>
+        <w:tab/>
+        <w:t>89</w:t>
+      </w:r>
+    </w:p>
+    <w:p>
+      <w:pPr>
+        <w:rPr>
+          <w:lang w:val="en-US"/>
+        </w:rPr>
+      </w:pPr>
+      <w:r>
+        <w:rPr>
+          <w:lang w:val="en-US"/>
+        </w:rPr>
+        <w:t>2</w:t>
+      </w:r>
+      <w:r>
+        <w:rPr>
+          <w:lang w:val="en-US"/>
+        </w:rPr>
+        <w:tab/>
+        <w:t>111</w:t>
+      </w:r>
+      <w:r>
+        <w:rPr>
+          <w:lang w:val="en-US"/>
+        </w:rPr>
+        <w:tab/>
+      </w:r>
+      <w:r>
+        <w:rPr>
+          <w:lang w:val="en-US"/>
+        </w:rPr>
+        <w:tab/>
+        <w:t>101</w:t>
+      </w:r>
+      <w:r>
+        <w:rPr>
+          <w:lang w:val="en-US"/>
+        </w:rPr>
+        <w:tab/>
+      </w:r>
+      <w:r>
+        <w:rPr>
+          <w:lang w:val="en-US"/>
+        </w:rPr>
+        <w:tab/>
+        <w:t>96</w:t>
+      </w:r>
+    </w:p>
+    <w:p>
+      <w:pPr>
+        <w:rPr>
+          <w:lang w:val="en-US"/>
+        </w:rPr>
+      </w:pPr>
+      <w:r>
+        <w:rPr>
+          <w:lang w:val="en-US"/>
+        </w:rPr>
+        <w:t>3</w:t>
+      </w:r>
+      <w:r>
+        <w:rPr>
+          <w:lang w:val="en-US"/>
+        </w:rPr>
+        <w:tab/>
+        <w:t>111</w:t>
+      </w:r>
+      <w:r>
+        <w:rPr>
+          <w:lang w:val="en-US"/>
+        </w:rPr>
+        <w:tab/>
+      </w:r>
+      <w:r>
+        <w:rPr>
+          <w:lang w:val="en-US"/>
+        </w:rPr>
+        <w:tab/>
+        <w:t>102</w:t>
+      </w:r>
+      <w:r>
+        <w:rPr>
+          <w:lang w:val="en-US"/>
+        </w:rPr>
+        <w:tab/>
+      </w:r>
+      <w:r>
+        <w:rPr>
+          <w:lang w:val="en-US"/>
+        </w:rPr>
+        <w:tab/>
+        <w:t>86</w:t>
       </w:r>
     </w:p>
     <w:p>

--- a/FSD MERN - Designing and Managing Databases with MongoDB/FSD - Designing and Managing Databases with MongoDB - Day 6 - 28-04-206.docx
+++ b/FSD MERN - Designing and Managing Databases with MongoDB/FSD - Designing and Managing Databases with MongoDB - Day 6 - 28-04-206.docx
@@ -9703,16 +9703,646 @@
     <w:p>
       <w:pPr>
         <w:rPr>
-          <w:lang w:val="en-US"/>
-        </w:rPr>
-      </w:pPr>
-    </w:p>
-    <w:p>
-      <w:pPr>
-        <w:rPr>
-          <w:lang w:val="en-US"/>
-        </w:rPr>
-      </w:pPr>
+          <w:b/>
+          <w:bCs/>
+          <w:lang w:val="en-US"/>
+        </w:rPr>
+      </w:pPr>
+    </w:p>
+    <w:p>
+      <w:pPr>
+        <w:rPr>
+          <w:b/>
+          <w:bCs/>
+          <w:lang w:val="en-US"/>
+        </w:rPr>
+      </w:pPr>
+    </w:p>
+    <w:p>
+      <w:pPr>
+        <w:rPr>
+          <w:b/>
+          <w:bCs/>
+          <w:lang w:val="en-US"/>
+        </w:rPr>
+      </w:pPr>
+    </w:p>
+    <w:p>
+      <w:pPr>
+        <w:rPr>
+          <w:b/>
+          <w:bCs/>
+          <w:lang w:val="en-US"/>
+        </w:rPr>
+      </w:pPr>
+    </w:p>
+    <w:p>
+      <w:pPr>
+        <w:rPr>
+          <w:b/>
+          <w:bCs/>
+          <w:lang w:val="en-US"/>
+        </w:rPr>
+      </w:pPr>
+    </w:p>
+    <w:p>
+      <w:pPr>
+        <w:rPr>
+          <w:b/>
+          <w:bCs/>
+          <w:lang w:val="en-US"/>
+        </w:rPr>
+      </w:pPr>
+    </w:p>
+    <w:p>
+      <w:pPr>
+        <w:rPr>
+          <w:b/>
+          <w:bCs/>
+          <w:lang w:val="en-US"/>
+        </w:rPr>
+      </w:pPr>
+      <w:r>
+        <w:rPr>
+          <w:b/>
+          <w:bCs/>
+          <w:lang w:val="en-US"/>
+        </w:rPr>
+        <w:lastRenderedPageBreak/>
+        <w:t xml:space="preserve">Storing array values </w:t>
+      </w:r>
+    </w:p>
+    <w:p>
+      <w:pPr>
+        <w:rPr>
+          <w:lang w:val="en-US"/>
+        </w:rPr>
+      </w:pPr>
+    </w:p>
+    <w:p>
+      <w:pPr>
+        <w:rPr>
+          <w:highlight w:val="yellow"/>
+          <w:lang w:val="en-US"/>
+        </w:rPr>
+      </w:pPr>
+      <w:proofErr w:type="gramStart"/>
+      <w:r>
+        <w:rPr>
+          <w:highlight w:val="yellow"/>
+          <w:lang w:val="en-US"/>
+        </w:rPr>
+        <w:t>db.studentInfo.insertOne</w:t>
+      </w:r>
+      <w:proofErr w:type="gramEnd"/>
+      <w:r>
+        <w:rPr>
+          <w:highlight w:val="yellow"/>
+          <w:lang w:val="en-US"/>
+        </w:rPr>
+        <w:t>({_id:</w:t>
+      </w:r>
+      <w:proofErr w:type="gramStart"/>
+      <w:r>
+        <w:rPr>
+          <w:highlight w:val="yellow"/>
+          <w:lang w:val="en-US"/>
+        </w:rPr>
+        <w:t>100,sname</w:t>
+      </w:r>
+      <w:proofErr w:type="gramEnd"/>
+      <w:r>
+        <w:rPr>
+          <w:highlight w:val="yellow"/>
+          <w:lang w:val="en-US"/>
+        </w:rPr>
+        <w:t>:"Bob</w:t>
+      </w:r>
+      <w:proofErr w:type="gramStart"/>
+      <w:r>
+        <w:rPr>
+          <w:highlight w:val="yellow"/>
+          <w:lang w:val="en-US"/>
+        </w:rPr>
+        <w:t>",age</w:t>
+      </w:r>
+      <w:proofErr w:type="gramEnd"/>
+      <w:r>
+        <w:rPr>
+          <w:highlight w:val="yellow"/>
+          <w:lang w:val="en-US"/>
+        </w:rPr>
+        <w:t>:</w:t>
+      </w:r>
+      <w:proofErr w:type="gramStart"/>
+      <w:r>
+        <w:rPr>
+          <w:highlight w:val="yellow"/>
+          <w:lang w:val="en-US"/>
+        </w:rPr>
+        <w:t>21,isActive</w:t>
+      </w:r>
+      <w:proofErr w:type="gramEnd"/>
+      <w:r>
+        <w:rPr>
+          <w:highlight w:val="yellow"/>
+          <w:lang w:val="en-US"/>
+        </w:rPr>
+        <w:t>:</w:t>
+      </w:r>
+      <w:proofErr w:type="gramStart"/>
+      <w:r>
+        <w:rPr>
+          <w:highlight w:val="yellow"/>
+          <w:lang w:val="en-US"/>
+        </w:rPr>
+        <w:t>true,marks:[</w:t>
+      </w:r>
+      <w:proofErr w:type="gramEnd"/>
+      <w:r>
+        <w:rPr>
+          <w:highlight w:val="yellow"/>
+          <w:lang w:val="en-US"/>
+        </w:rPr>
+        <w:t>56,78,98,79,</w:t>
+      </w:r>
+      <w:proofErr w:type="gramStart"/>
+      <w:r>
+        <w:rPr>
+          <w:highlight w:val="yellow"/>
+          <w:lang w:val="en-US"/>
+        </w:rPr>
+        <w:t>96]}</w:t>
+      </w:r>
+      <w:proofErr w:type="gramEnd"/>
+      <w:r>
+        <w:rPr>
+          <w:highlight w:val="yellow"/>
+          <w:lang w:val="en-US"/>
+        </w:rPr>
+        <w:t>);</w:t>
+      </w:r>
+    </w:p>
+    <w:p>
+      <w:pPr>
+        <w:rPr>
+          <w:highlight w:val="yellow"/>
+          <w:lang w:val="en-US"/>
+        </w:rPr>
+      </w:pPr>
+      <w:proofErr w:type="gramStart"/>
+      <w:r>
+        <w:rPr>
+          <w:highlight w:val="yellow"/>
+          <w:lang w:val="en-US"/>
+        </w:rPr>
+        <w:t>db.studentInfo.insertOne</w:t>
+      </w:r>
+      <w:proofErr w:type="gramEnd"/>
+      <w:r>
+        <w:rPr>
+          <w:highlight w:val="yellow"/>
+          <w:lang w:val="en-US"/>
+        </w:rPr>
+        <w:t>({_id:</w:t>
+      </w:r>
+      <w:proofErr w:type="gramStart"/>
+      <w:r>
+        <w:rPr>
+          <w:highlight w:val="yellow"/>
+          <w:lang w:val="en-US"/>
+        </w:rPr>
+        <w:t>101,sname</w:t>
+      </w:r>
+      <w:proofErr w:type="gramEnd"/>
+      <w:r>
+        <w:rPr>
+          <w:highlight w:val="yellow"/>
+          <w:lang w:val="en-US"/>
+        </w:rPr>
+        <w:t>:"Alice</w:t>
+      </w:r>
+      <w:proofErr w:type="gramStart"/>
+      <w:r>
+        <w:rPr>
+          <w:highlight w:val="yellow"/>
+          <w:lang w:val="en-US"/>
+        </w:rPr>
+        <w:t>",age</w:t>
+      </w:r>
+      <w:proofErr w:type="gramEnd"/>
+      <w:r>
+        <w:rPr>
+          <w:highlight w:val="yellow"/>
+          <w:lang w:val="en-US"/>
+        </w:rPr>
+        <w:t>:</w:t>
+      </w:r>
+      <w:proofErr w:type="gramStart"/>
+      <w:r>
+        <w:rPr>
+          <w:highlight w:val="yellow"/>
+          <w:lang w:val="en-US"/>
+        </w:rPr>
+        <w:t>22,isActive</w:t>
+      </w:r>
+      <w:proofErr w:type="gramEnd"/>
+      <w:r>
+        <w:rPr>
+          <w:highlight w:val="yellow"/>
+          <w:lang w:val="en-US"/>
+        </w:rPr>
+        <w:t>:</w:t>
+      </w:r>
+      <w:proofErr w:type="gramStart"/>
+      <w:r>
+        <w:rPr>
+          <w:highlight w:val="yellow"/>
+          <w:lang w:val="en-US"/>
+        </w:rPr>
+        <w:t>true,marks:[</w:t>
+      </w:r>
+      <w:proofErr w:type="gramEnd"/>
+      <w:r>
+        <w:rPr>
+          <w:highlight w:val="yellow"/>
+          <w:lang w:val="en-US"/>
+        </w:rPr>
+        <w:t>66,88,92,81,</w:t>
+      </w:r>
+      <w:proofErr w:type="gramStart"/>
+      <w:r>
+        <w:rPr>
+          <w:highlight w:val="yellow"/>
+          <w:lang w:val="en-US"/>
+        </w:rPr>
+        <w:t>96]}</w:t>
+      </w:r>
+      <w:proofErr w:type="gramEnd"/>
+      <w:r>
+        <w:rPr>
+          <w:highlight w:val="yellow"/>
+          <w:lang w:val="en-US"/>
+        </w:rPr>
+        <w:t>);</w:t>
+      </w:r>
+    </w:p>
+    <w:p>
+      <w:pPr>
+        <w:rPr>
+          <w:lang w:val="en-US"/>
+        </w:rPr>
+      </w:pPr>
+      <w:proofErr w:type="gramStart"/>
+      <w:r>
+        <w:rPr>
+          <w:highlight w:val="yellow"/>
+          <w:lang w:val="en-US"/>
+        </w:rPr>
+        <w:t>db.studentInfo.insertOne</w:t>
+      </w:r>
+      <w:proofErr w:type="gramEnd"/>
+      <w:r>
+        <w:rPr>
+          <w:highlight w:val="yellow"/>
+          <w:lang w:val="en-US"/>
+        </w:rPr>
+        <w:t>({_id:</w:t>
+      </w:r>
+      <w:proofErr w:type="gramStart"/>
+      <w:r>
+        <w:rPr>
+          <w:highlight w:val="yellow"/>
+          <w:lang w:val="en-US"/>
+        </w:rPr>
+        <w:t>102,sname</w:t>
+      </w:r>
+      <w:proofErr w:type="gramEnd"/>
+      <w:r>
+        <w:rPr>
+          <w:highlight w:val="yellow"/>
+          <w:lang w:val="en-US"/>
+        </w:rPr>
+        <w:t>:"Charlie</w:t>
+      </w:r>
+      <w:proofErr w:type="gramStart"/>
+      <w:r>
+        <w:rPr>
+          <w:highlight w:val="yellow"/>
+          <w:lang w:val="en-US"/>
+        </w:rPr>
+        <w:t>",age</w:t>
+      </w:r>
+      <w:proofErr w:type="gramEnd"/>
+      <w:r>
+        <w:rPr>
+          <w:highlight w:val="yellow"/>
+          <w:lang w:val="en-US"/>
+        </w:rPr>
+        <w:t>:</w:t>
+      </w:r>
+      <w:proofErr w:type="gramStart"/>
+      <w:r>
+        <w:rPr>
+          <w:highlight w:val="yellow"/>
+          <w:lang w:val="en-US"/>
+        </w:rPr>
+        <w:t>23,isActive</w:t>
+      </w:r>
+      <w:proofErr w:type="gramEnd"/>
+      <w:r>
+        <w:rPr>
+          <w:highlight w:val="yellow"/>
+          <w:lang w:val="en-US"/>
+        </w:rPr>
+        <w:t>:</w:t>
+      </w:r>
+      <w:proofErr w:type="gramStart"/>
+      <w:r>
+        <w:rPr>
+          <w:highlight w:val="yellow"/>
+          <w:lang w:val="en-US"/>
+        </w:rPr>
+        <w:t>false,marks:[</w:t>
+      </w:r>
+      <w:proofErr w:type="gramEnd"/>
+      <w:r>
+        <w:rPr>
+          <w:highlight w:val="yellow"/>
+          <w:lang w:val="en-US"/>
+        </w:rPr>
+        <w:t>34,45,55,32,</w:t>
+      </w:r>
+      <w:proofErr w:type="gramStart"/>
+      <w:r>
+        <w:rPr>
+          <w:highlight w:val="yellow"/>
+          <w:lang w:val="en-US"/>
+        </w:rPr>
+        <w:t>58]}</w:t>
+      </w:r>
+      <w:proofErr w:type="gramEnd"/>
+      <w:r>
+        <w:rPr>
+          <w:highlight w:val="yellow"/>
+          <w:lang w:val="en-US"/>
+        </w:rPr>
+        <w:t>);</w:t>
+      </w:r>
+    </w:p>
+    <w:p>
+      <w:pPr>
+        <w:rPr>
+          <w:lang w:val="en-US"/>
+        </w:rPr>
+      </w:pPr>
+    </w:p>
+    <w:p>
+      <w:pPr>
+        <w:rPr>
+          <w:b/>
+          <w:bCs/>
+          <w:lang w:val="en-US"/>
+        </w:rPr>
+      </w:pPr>
+      <w:r>
+        <w:rPr>
+          <w:b/>
+          <w:bCs/>
+          <w:lang w:val="en-US"/>
+        </w:rPr>
+        <w:t xml:space="preserve">Apply the condition for </w:t>
+      </w:r>
+      <w:proofErr w:type="spellStart"/>
+      <w:r>
+        <w:rPr>
+          <w:b/>
+          <w:bCs/>
+          <w:lang w:val="en-US"/>
+        </w:rPr>
+        <w:t>boolean</w:t>
+      </w:r>
+      <w:proofErr w:type="spellEnd"/>
+      <w:r>
+        <w:rPr>
+          <w:b/>
+          <w:bCs/>
+          <w:lang w:val="en-US"/>
+        </w:rPr>
+        <w:t xml:space="preserve"> value </w:t>
+      </w:r>
+    </w:p>
+    <w:p>
+      <w:pPr>
+        <w:rPr>
+          <w:lang w:val="en-US"/>
+        </w:rPr>
+      </w:pPr>
+    </w:p>
+    <w:p>
+      <w:pPr>
+        <w:rPr>
+          <w:lang w:val="en-US"/>
+        </w:rPr>
+      </w:pPr>
+      <w:proofErr w:type="spellStart"/>
+      <w:proofErr w:type="gramStart"/>
+      <w:r>
+        <w:rPr>
+          <w:highlight w:val="yellow"/>
+          <w:lang w:val="en-US"/>
+        </w:rPr>
+        <w:t>db.studentInfo.find</w:t>
+      </w:r>
+      <w:proofErr w:type="spellEnd"/>
+      <w:proofErr w:type="gramEnd"/>
+      <w:r>
+        <w:rPr>
+          <w:highlight w:val="yellow"/>
+          <w:lang w:val="en-US"/>
+        </w:rPr>
+        <w:t>({</w:t>
+      </w:r>
+      <w:proofErr w:type="spellStart"/>
+      <w:proofErr w:type="gramStart"/>
+      <w:r>
+        <w:rPr>
+          <w:highlight w:val="yellow"/>
+          <w:lang w:val="en-US"/>
+        </w:rPr>
+        <w:t>isActive:true</w:t>
+      </w:r>
+      <w:proofErr w:type="spellEnd"/>
+      <w:proofErr w:type="gramEnd"/>
+      <w:r>
+        <w:rPr>
+          <w:highlight w:val="yellow"/>
+          <w:lang w:val="en-US"/>
+        </w:rPr>
+        <w:t>});</w:t>
+      </w:r>
+    </w:p>
+    <w:p>
+      <w:pPr>
+        <w:rPr>
+          <w:lang w:val="en-US"/>
+        </w:rPr>
+      </w:pPr>
+    </w:p>
+    <w:p>
+      <w:pPr>
+        <w:rPr>
+          <w:lang w:val="en-US"/>
+        </w:rPr>
+      </w:pPr>
+      <w:proofErr w:type="spellStart"/>
+      <w:proofErr w:type="gramStart"/>
+      <w:r>
+        <w:rPr>
+          <w:highlight w:val="yellow"/>
+          <w:lang w:val="en-US"/>
+        </w:rPr>
+        <w:t>db.studentInfo.find</w:t>
+      </w:r>
+      <w:proofErr w:type="spellEnd"/>
+      <w:proofErr w:type="gramEnd"/>
+      <w:r>
+        <w:rPr>
+          <w:highlight w:val="yellow"/>
+          <w:lang w:val="en-US"/>
+        </w:rPr>
+        <w:t>({</w:t>
+      </w:r>
+      <w:proofErr w:type="gramStart"/>
+      <w:r>
+        <w:rPr>
+          <w:highlight w:val="yellow"/>
+          <w:lang w:val="en-US"/>
+        </w:rPr>
+        <w:t>marks:{</w:t>
+      </w:r>
+      <w:proofErr w:type="gramEnd"/>
+      <w:r>
+        <w:rPr>
+          <w:highlight w:val="yellow"/>
+          <w:lang w:val="en-US"/>
+        </w:rPr>
+        <w:t>$gt:</w:t>
+      </w:r>
+      <w:proofErr w:type="gramStart"/>
+      <w:r>
+        <w:rPr>
+          <w:highlight w:val="yellow"/>
+          <w:lang w:val="en-US"/>
+        </w:rPr>
+        <w:t>95}})</w:t>
+      </w:r>
+      <w:proofErr w:type="gramEnd"/>
+      <w:r>
+        <w:rPr>
+          <w:highlight w:val="yellow"/>
+          <w:lang w:val="en-US"/>
+        </w:rPr>
+        <w:t>;</w:t>
+      </w:r>
+      <w:r>
+        <w:rPr>
+          <w:lang w:val="en-US"/>
+        </w:rPr>
+        <w:tab/>
+        <w:t xml:space="preserve">any index position marks. </w:t>
+      </w:r>
+    </w:p>
+    <w:p>
+      <w:pPr>
+        <w:rPr>
+          <w:lang w:val="en-US"/>
+        </w:rPr>
+      </w:pPr>
+    </w:p>
+    <w:p>
+      <w:pPr>
+        <w:rPr>
+          <w:lang w:val="en-US"/>
+        </w:rPr>
+      </w:pPr>
+      <w:r>
+        <w:rPr>
+          <w:lang w:val="en-US"/>
+        </w:rPr>
+        <w:t xml:space="preserve">Apply condition for array value with </w:t>
+      </w:r>
+      <w:proofErr w:type="gramStart"/>
+      <w:r>
+        <w:rPr>
+          <w:lang w:val="en-US"/>
+        </w:rPr>
+        <w:t>particular index</w:t>
+      </w:r>
+      <w:proofErr w:type="gramEnd"/>
+      <w:r>
+        <w:rPr>
+          <w:lang w:val="en-US"/>
+        </w:rPr>
+        <w:t xml:space="preserve"> position </w:t>
+      </w:r>
+    </w:p>
+    <w:p>
+      <w:pPr>
+        <w:rPr>
+          <w:lang w:val="en-US"/>
+        </w:rPr>
+      </w:pPr>
+      <w:proofErr w:type="spellStart"/>
+      <w:proofErr w:type="gramStart"/>
+      <w:r>
+        <w:rPr>
+          <w:highlight w:val="yellow"/>
+          <w:lang w:val="en-US"/>
+        </w:rPr>
+        <w:t>db.studentInfo.find</w:t>
+      </w:r>
+      <w:proofErr w:type="spellEnd"/>
+      <w:proofErr w:type="gramEnd"/>
+      <w:r>
+        <w:rPr>
+          <w:highlight w:val="yellow"/>
+          <w:lang w:val="en-US"/>
+        </w:rPr>
+        <w:t>({"marks.1</w:t>
+      </w:r>
+      <w:proofErr w:type="gramStart"/>
+      <w:r>
+        <w:rPr>
+          <w:highlight w:val="yellow"/>
+          <w:lang w:val="en-US"/>
+        </w:rPr>
+        <w:t>":{</w:t>
+      </w:r>
+      <w:proofErr w:type="gramEnd"/>
+      <w:r>
+        <w:rPr>
+          <w:highlight w:val="yellow"/>
+          <w:lang w:val="en-US"/>
+        </w:rPr>
+        <w:t>$gt:</w:t>
+      </w:r>
+      <w:proofErr w:type="gramStart"/>
+      <w:r>
+        <w:rPr>
+          <w:highlight w:val="yellow"/>
+          <w:lang w:val="en-US"/>
+        </w:rPr>
+        <w:t>80}})</w:t>
+      </w:r>
+      <w:proofErr w:type="gramEnd"/>
+      <w:r>
+        <w:rPr>
+          <w:highlight w:val="yellow"/>
+          <w:lang w:val="en-US"/>
+        </w:rPr>
+        <w:t>;</w:t>
+      </w:r>
     </w:p>
     <w:p>
       <w:pPr>
